--- a/MICRO FINANCE LOAN AND REPAYMENT __DBMS.docx
+++ b/MICRO FINANCE LOAN AND REPAYMENT __DBMS.docx
@@ -152,7 +152,6 @@
           <w:szCs w:val="36"/>
         </w:rPr>
       </w:pPr>
-      <w:proofErr w:type="gramStart"/>
       <w:r>
         <w:rPr>
           <w:b/>
@@ -160,79 +159,58 @@
           <w:sz w:val="36"/>
           <w:szCs w:val="36"/>
         </w:rPr>
-        <w:t>NAME :</w:t>
-      </w:r>
-      <w:proofErr w:type="gramEnd"/>
-      <w:r>
+        <w:t>NAME : KAMANDLA PRANAY</w:t>
+      </w:r>
+    </w:p>
+    <w:p>
+      <w:pPr>
+        <w:jc w:val="center"/>
         <w:rPr>
           <w:b/>
           <w:bCs/>
           <w:sz w:val="36"/>
           <w:szCs w:val="36"/>
         </w:rPr>
-        <w:t xml:space="preserve"> KAMANDLA PRANAY</w:t>
-      </w:r>
-    </w:p>
-    <w:p>
-      <w:pPr>
-        <w:jc w:val="center"/>
+      </w:pPr>
+      <w:r>
         <w:rPr>
           <w:b/>
           <w:bCs/>
           <w:sz w:val="36"/>
           <w:szCs w:val="36"/>
         </w:rPr>
-      </w:pPr>
-      <w:r>
+        <w:t>ROLL NO.: 25WU0102328</w:t>
+      </w:r>
+    </w:p>
+    <w:p>
+      <w:pPr>
+        <w:jc w:val="center"/>
         <w:rPr>
           <w:b/>
           <w:bCs/>
           <w:sz w:val="36"/>
           <w:szCs w:val="36"/>
         </w:rPr>
-        <w:t>ROLL NO.: 25WU0102328</w:t>
-      </w:r>
-    </w:p>
-    <w:p>
-      <w:pPr>
-        <w:jc w:val="center"/>
+      </w:pPr>
+      <w:r>
         <w:rPr>
           <w:b/>
           <w:bCs/>
           <w:sz w:val="36"/>
           <w:szCs w:val="36"/>
         </w:rPr>
-      </w:pPr>
-      <w:proofErr w:type="gramStart"/>
-      <w:r>
+        <w:t>CLASS : AIML PANTHERS</w:t>
+      </w:r>
+    </w:p>
+    <w:p>
+      <w:pPr>
+        <w:jc w:val="center"/>
         <w:rPr>
           <w:b/>
           <w:bCs/>
           <w:sz w:val="36"/>
           <w:szCs w:val="36"/>
         </w:rPr>
-        <w:t>CLASS :</w:t>
-      </w:r>
-      <w:proofErr w:type="gramEnd"/>
-      <w:r>
-        <w:rPr>
-          <w:b/>
-          <w:bCs/>
-          <w:sz w:val="36"/>
-          <w:szCs w:val="36"/>
-        </w:rPr>
-        <w:t xml:space="preserve"> AIML PANTHERS</w:t>
-      </w:r>
-    </w:p>
-    <w:p>
-      <w:pPr>
-        <w:jc w:val="center"/>
-        <w:rPr>
-          <w:b/>
-          <w:bCs/>
-          <w:sz w:val="36"/>
-          <w:szCs w:val="36"/>
-        </w:rPr>
       </w:pPr>
     </w:p>
     <w:p>
@@ -252,27 +230,7 @@
           <w:sz w:val="32"/>
           <w:szCs w:val="32"/>
         </w:rPr>
-        <w:t xml:space="preserve">SUBMITTED </w:t>
-      </w:r>
-      <w:proofErr w:type="gramStart"/>
-      <w:r>
-        <w:rPr>
-          <w:b/>
-          <w:bCs/>
-          <w:sz w:val="32"/>
-          <w:szCs w:val="32"/>
-        </w:rPr>
-        <w:t>TO :</w:t>
-      </w:r>
-      <w:proofErr w:type="gramEnd"/>
-      <w:r>
-        <w:rPr>
-          <w:b/>
-          <w:bCs/>
-          <w:sz w:val="32"/>
-          <w:szCs w:val="32"/>
-        </w:rPr>
-        <w:t xml:space="preserve"> </w:t>
+        <w:t xml:space="preserve">SUBMITTED TO : </w:t>
       </w:r>
       <w:r>
         <w:rPr>
@@ -1362,13 +1320,8 @@
             <w:hideMark/>
           </w:tcPr>
           <w:p>
-            <w:proofErr w:type="spellStart"/>
-            <w:r>
-              <w:t>mysql</w:t>
-            </w:r>
-            <w:proofErr w:type="spellEnd"/>
-            <w:r>
-              <w:t>-connector-python</w:t>
+            <w:r>
+              <w:t>mysql-connector-python</w:t>
             </w:r>
           </w:p>
         </w:tc>
@@ -1497,23 +1450,7 @@
     </w:p>
     <w:p>
       <w:r>
-        <w:t xml:space="preserve">    </w:t>
-      </w:r>
-      <w:proofErr w:type="gramStart"/>
-      <w:r>
-        <w:t>|  (</w:t>
-      </w:r>
-      <w:proofErr w:type="gramEnd"/>
-      <w:r>
-        <w:t xml:space="preserve">HTML5 / CSS3 / JavaScript / Bootstrap </w:t>
-      </w:r>
-      <w:proofErr w:type="gramStart"/>
-      <w:r>
-        <w:t xml:space="preserve">Dashboard)   </w:t>
-      </w:r>
-      <w:proofErr w:type="gramEnd"/>
-      <w:r>
-        <w:t xml:space="preserve"> |</w:t>
+        <w:t xml:space="preserve">    |  (HTML5 / CSS3 / JavaScript / Bootstrap Dashboard)    |</w:t>
       </w:r>
     </w:p>
     <w:p>
@@ -1523,15 +1460,7 @@
     </w:p>
     <w:p>
       <w:r>
-        <w:t xml:space="preserve">                                </w:t>
-      </w:r>
-      <w:proofErr w:type="gramStart"/>
-      <w:r>
-        <w:t>|  HTTP</w:t>
-      </w:r>
-      <w:proofErr w:type="gramEnd"/>
-      <w:r>
-        <w:t xml:space="preserve"> POST/GET Requests</w:t>
+        <w:t xml:space="preserve">                                |  HTTP POST/GET Requests</w:t>
       </w:r>
     </w:p>
     <w:p>
@@ -1551,23 +1480,7 @@
     </w:p>
     <w:p>
       <w:r>
-        <w:t xml:space="preserve">    |    </w:t>
-      </w:r>
-      <w:proofErr w:type="gramStart"/>
-      <w:r>
-        <w:t xml:space="preserve">   (</w:t>
-      </w:r>
-      <w:proofErr w:type="gramEnd"/>
-      <w:r>
-        <w:t xml:space="preserve">Routing, Business Logic, Validation </w:t>
-      </w:r>
-      <w:proofErr w:type="gramStart"/>
-      <w:r>
-        <w:t xml:space="preserve">Engine)   </w:t>
-      </w:r>
-      <w:proofErr w:type="gramEnd"/>
-      <w:r>
-        <w:t xml:space="preserve"> |</w:t>
+        <w:t xml:space="preserve">    |       (Routing, Business Logic, Validation Engine)    |</w:t>
       </w:r>
     </w:p>
     <w:p>
@@ -1577,15 +1490,7 @@
     </w:p>
     <w:p>
       <w:r>
-        <w:t xml:space="preserve">                                </w:t>
-      </w:r>
-      <w:proofErr w:type="gramStart"/>
-      <w:r>
-        <w:t>|  SQL</w:t>
-      </w:r>
-      <w:proofErr w:type="gramEnd"/>
-      <w:r>
-        <w:t xml:space="preserve"> Queries &amp; Parameters</w:t>
+        <w:t xml:space="preserve">                                |  SQL Queries &amp; Parameters</w:t>
       </w:r>
     </w:p>
     <w:p>
@@ -1605,23 +1510,7 @@
     </w:p>
     <w:p>
       <w:r>
-        <w:t xml:space="preserve">    |   </w:t>
-      </w:r>
-      <w:proofErr w:type="gramStart"/>
-      <w:r>
-        <w:t xml:space="preserve">   (</w:t>
-      </w:r>
-      <w:proofErr w:type="gramEnd"/>
-      <w:r>
-        <w:t xml:space="preserve">Tables, FK Constraints, Aggregate </w:t>
-      </w:r>
-      <w:proofErr w:type="gramStart"/>
-      <w:r>
-        <w:t xml:space="preserve">Queries)   </w:t>
-      </w:r>
-      <w:proofErr w:type="gramEnd"/>
-      <w:r>
-        <w:t xml:space="preserve">   |</w:t>
+        <w:t xml:space="preserve">    |      (Tables, FK Constraints, Aggregate Queries)      |</w:t>
       </w:r>
     </w:p>
     <w:p>
@@ -1753,799 +1642,2587 @@
         <w:t>savings</w:t>
       </w:r>
       <w:r>
-        <w:t>: Tracks mandatory/optional savings balances per client.</w:t>
-      </w:r>
-    </w:p>
-    <w:p>
-      <w:pPr>
-        <w:rPr>
-          <w:b/>
-          <w:bCs/>
+        <w:t>: Tracks mandatory/optional savings balances per client</w:t>
+      </w:r>
+    </w:p>
+    <w:p>
+      <w:pPr>
+        <w:ind w:left="360"/>
+        <w:rPr>
+          <w:b/>
+          <w:bCs/>
+          <w:sz w:val="32"/>
+          <w:szCs w:val="32"/>
+        </w:rPr>
+      </w:pPr>
+      <w:r>
+        <w:rPr>
+          <w:b/>
+          <w:bCs/>
+          <w:sz w:val="32"/>
+          <w:szCs w:val="32"/>
+        </w:rPr>
+        <w:t>5.</w:t>
+      </w:r>
+      <w:r>
+        <w:rPr>
+          <w:b/>
+          <w:bCs/>
+          <w:sz w:val="32"/>
+          <w:szCs w:val="32"/>
+        </w:rPr>
+        <w:t>Concise Data Dictionary</w:t>
+      </w:r>
+    </w:p>
+    <w:p>
+      <w:pPr>
+        <w:rPr>
+          <w:b/>
+          <w:bCs/>
+        </w:rPr>
+      </w:pPr>
+      <w:r>
+        <w:rPr>
+          <w:b/>
+          <w:bCs/>
+        </w:rPr>
+        <w:t>Table: field_officers</w:t>
+      </w:r>
+    </w:p>
+    <w:tbl>
+      <w:tblPr>
+        <w:tblW w:w="0" w:type="auto"/>
+        <w:tblCellSpacing w:w="15" w:type="dxa"/>
+        <w:tblCellMar>
+          <w:top w:w="15" w:type="dxa"/>
+          <w:left w:w="15" w:type="dxa"/>
+          <w:bottom w:w="15" w:type="dxa"/>
+          <w:right w:w="15" w:type="dxa"/>
+        </w:tblCellMar>
+        <w:tblLook w:val="04A0" w:firstRow="1" w:lastRow="0" w:firstColumn="1" w:lastColumn="0" w:noHBand="0" w:noVBand="1"/>
+      </w:tblPr>
+      <w:tblGrid>
+        <w:gridCol w:w="1701"/>
+        <w:gridCol w:w="1984"/>
+        <w:gridCol w:w="3059"/>
+        <w:gridCol w:w="2266"/>
+      </w:tblGrid>
+      <w:tr>
+        <w:trPr>
+          <w:tblHeader/>
+          <w:tblCellSpacing w:w="15" w:type="dxa"/>
+        </w:trPr>
+        <w:tc>
+          <w:tcPr>
+            <w:tcW w:w="0" w:type="auto"/>
+            <w:tcBorders>
+              <w:top w:val="single" w:sz="6" w:space="0" w:color="C4C7C5"/>
+              <w:left w:val="single" w:sz="6" w:space="0" w:color="C4C7C5"/>
+              <w:bottom w:val="single" w:sz="6" w:space="0" w:color="C4C7C5"/>
+              <w:right w:val="single" w:sz="6" w:space="0" w:color="C4C7C5"/>
+            </w:tcBorders>
+            <w:tcMar>
+              <w:top w:w="120" w:type="dxa"/>
+              <w:left w:w="180" w:type="dxa"/>
+              <w:bottom w:w="120" w:type="dxa"/>
+              <w:right w:w="180" w:type="dxa"/>
+            </w:tcMar>
+            <w:vAlign w:val="center"/>
+            <w:hideMark/>
+          </w:tcPr>
+          <w:p>
+            <w:r>
+              <w:rPr>
+                <w:b/>
+                <w:bCs/>
+              </w:rPr>
+              <w:t>Column Name</w:t>
+            </w:r>
+          </w:p>
+        </w:tc>
+        <w:tc>
+          <w:tcPr>
+            <w:tcW w:w="0" w:type="auto"/>
+            <w:tcBorders>
+              <w:top w:val="single" w:sz="6" w:space="0" w:color="C4C7C5"/>
+              <w:left w:val="single" w:sz="6" w:space="0" w:color="C4C7C5"/>
+              <w:bottom w:val="single" w:sz="6" w:space="0" w:color="C4C7C5"/>
+              <w:right w:val="single" w:sz="6" w:space="0" w:color="C4C7C5"/>
+            </w:tcBorders>
+            <w:tcMar>
+              <w:top w:w="120" w:type="dxa"/>
+              <w:left w:w="180" w:type="dxa"/>
+              <w:bottom w:w="120" w:type="dxa"/>
+              <w:right w:w="180" w:type="dxa"/>
+            </w:tcMar>
+            <w:vAlign w:val="center"/>
+            <w:hideMark/>
+          </w:tcPr>
+          <w:p>
+            <w:r>
+              <w:rPr>
+                <w:b/>
+                <w:bCs/>
+              </w:rPr>
+              <w:t>Data Type</w:t>
+            </w:r>
+          </w:p>
+        </w:tc>
+        <w:tc>
+          <w:tcPr>
+            <w:tcW w:w="0" w:type="auto"/>
+            <w:tcBorders>
+              <w:top w:val="single" w:sz="6" w:space="0" w:color="C4C7C5"/>
+              <w:left w:val="single" w:sz="6" w:space="0" w:color="C4C7C5"/>
+              <w:bottom w:val="single" w:sz="6" w:space="0" w:color="C4C7C5"/>
+              <w:right w:val="single" w:sz="6" w:space="0" w:color="C4C7C5"/>
+            </w:tcBorders>
+            <w:tcMar>
+              <w:top w:w="120" w:type="dxa"/>
+              <w:left w:w="180" w:type="dxa"/>
+              <w:bottom w:w="120" w:type="dxa"/>
+              <w:right w:w="180" w:type="dxa"/>
+            </w:tcMar>
+            <w:vAlign w:val="center"/>
+            <w:hideMark/>
+          </w:tcPr>
+          <w:p>
+            <w:r>
+              <w:rPr>
+                <w:b/>
+                <w:bCs/>
+              </w:rPr>
+              <w:t>Constraints</w:t>
+            </w:r>
+          </w:p>
+        </w:tc>
+        <w:tc>
+          <w:tcPr>
+            <w:tcW w:w="0" w:type="auto"/>
+            <w:tcBorders>
+              <w:top w:val="single" w:sz="6" w:space="0" w:color="C4C7C5"/>
+              <w:left w:val="single" w:sz="6" w:space="0" w:color="C4C7C5"/>
+              <w:bottom w:val="single" w:sz="6" w:space="0" w:color="C4C7C5"/>
+              <w:right w:val="single" w:sz="6" w:space="0" w:color="C4C7C5"/>
+            </w:tcBorders>
+            <w:tcMar>
+              <w:top w:w="120" w:type="dxa"/>
+              <w:left w:w="180" w:type="dxa"/>
+              <w:bottom w:w="120" w:type="dxa"/>
+              <w:right w:w="180" w:type="dxa"/>
+            </w:tcMar>
+            <w:vAlign w:val="center"/>
+            <w:hideMark/>
+          </w:tcPr>
+          <w:p>
+            <w:r>
+              <w:rPr>
+                <w:b/>
+                <w:bCs/>
+              </w:rPr>
+              <w:t>Description</w:t>
+            </w:r>
+          </w:p>
+        </w:tc>
+      </w:tr>
+      <w:tr>
+        <w:trPr>
+          <w:tblCellSpacing w:w="15" w:type="dxa"/>
+        </w:trPr>
+        <w:tc>
+          <w:tcPr>
+            <w:tcW w:w="0" w:type="auto"/>
+            <w:tcBorders>
+              <w:top w:val="single" w:sz="6" w:space="0" w:color="C4C7C5"/>
+              <w:left w:val="single" w:sz="6" w:space="0" w:color="C4C7C5"/>
+              <w:bottom w:val="single" w:sz="6" w:space="0" w:color="C4C7C5"/>
+              <w:right w:val="single" w:sz="6" w:space="0" w:color="C4C7C5"/>
+            </w:tcBorders>
+            <w:tcMar>
+              <w:top w:w="120" w:type="dxa"/>
+              <w:left w:w="180" w:type="dxa"/>
+              <w:bottom w:w="120" w:type="dxa"/>
+              <w:right w:w="180" w:type="dxa"/>
+            </w:tcMar>
+            <w:vAlign w:val="center"/>
+            <w:hideMark/>
+          </w:tcPr>
+          <w:p>
+            <w:r>
+              <w:t>officer_id</w:t>
+            </w:r>
+          </w:p>
+        </w:tc>
+        <w:tc>
+          <w:tcPr>
+            <w:tcW w:w="0" w:type="auto"/>
+            <w:tcBorders>
+              <w:top w:val="single" w:sz="6" w:space="0" w:color="C4C7C5"/>
+              <w:left w:val="single" w:sz="6" w:space="0" w:color="C4C7C5"/>
+              <w:bottom w:val="single" w:sz="6" w:space="0" w:color="C4C7C5"/>
+              <w:right w:val="single" w:sz="6" w:space="0" w:color="C4C7C5"/>
+            </w:tcBorders>
+            <w:tcMar>
+              <w:top w:w="120" w:type="dxa"/>
+              <w:left w:w="180" w:type="dxa"/>
+              <w:bottom w:w="120" w:type="dxa"/>
+              <w:right w:w="180" w:type="dxa"/>
+            </w:tcMar>
+            <w:vAlign w:val="center"/>
+            <w:hideMark/>
+          </w:tcPr>
+          <w:p>
+            <w:r>
+              <w:t>INT</w:t>
+            </w:r>
+          </w:p>
+        </w:tc>
+        <w:tc>
+          <w:tcPr>
+            <w:tcW w:w="0" w:type="auto"/>
+            <w:tcBorders>
+              <w:top w:val="single" w:sz="6" w:space="0" w:color="C4C7C5"/>
+              <w:left w:val="single" w:sz="6" w:space="0" w:color="C4C7C5"/>
+              <w:bottom w:val="single" w:sz="6" w:space="0" w:color="C4C7C5"/>
+              <w:right w:val="single" w:sz="6" w:space="0" w:color="C4C7C5"/>
+            </w:tcBorders>
+            <w:tcMar>
+              <w:top w:w="120" w:type="dxa"/>
+              <w:left w:w="180" w:type="dxa"/>
+              <w:bottom w:w="120" w:type="dxa"/>
+              <w:right w:w="180" w:type="dxa"/>
+            </w:tcMar>
+            <w:vAlign w:val="center"/>
+            <w:hideMark/>
+          </w:tcPr>
+          <w:p>
+            <w:r>
+              <w:t>PRIMARY KEY, AUTO_INCREMENT</w:t>
+            </w:r>
+          </w:p>
+        </w:tc>
+        <w:tc>
+          <w:tcPr>
+            <w:tcW w:w="0" w:type="auto"/>
+            <w:tcBorders>
+              <w:top w:val="single" w:sz="6" w:space="0" w:color="C4C7C5"/>
+              <w:left w:val="single" w:sz="6" w:space="0" w:color="C4C7C5"/>
+              <w:bottom w:val="single" w:sz="6" w:space="0" w:color="C4C7C5"/>
+              <w:right w:val="single" w:sz="6" w:space="0" w:color="C4C7C5"/>
+            </w:tcBorders>
+            <w:tcMar>
+              <w:top w:w="120" w:type="dxa"/>
+              <w:left w:w="180" w:type="dxa"/>
+              <w:bottom w:w="120" w:type="dxa"/>
+              <w:right w:w="180" w:type="dxa"/>
+            </w:tcMar>
+            <w:vAlign w:val="center"/>
+            <w:hideMark/>
+          </w:tcPr>
+          <w:p>
+            <w:r>
+              <w:t>Unique identifier for field officer</w:t>
+            </w:r>
+          </w:p>
+        </w:tc>
+      </w:tr>
+      <w:tr>
+        <w:trPr>
+          <w:tblCellSpacing w:w="15" w:type="dxa"/>
+        </w:trPr>
+        <w:tc>
+          <w:tcPr>
+            <w:tcW w:w="0" w:type="auto"/>
+            <w:tcBorders>
+              <w:top w:val="single" w:sz="6" w:space="0" w:color="C4C7C5"/>
+              <w:left w:val="single" w:sz="6" w:space="0" w:color="C4C7C5"/>
+              <w:bottom w:val="single" w:sz="6" w:space="0" w:color="C4C7C5"/>
+              <w:right w:val="single" w:sz="6" w:space="0" w:color="C4C7C5"/>
+            </w:tcBorders>
+            <w:tcMar>
+              <w:top w:w="120" w:type="dxa"/>
+              <w:left w:w="180" w:type="dxa"/>
+              <w:bottom w:w="120" w:type="dxa"/>
+              <w:right w:w="180" w:type="dxa"/>
+            </w:tcMar>
+            <w:vAlign w:val="center"/>
+            <w:hideMark/>
+          </w:tcPr>
+          <w:p>
+            <w:r>
+              <w:t>first_name</w:t>
+            </w:r>
+          </w:p>
+        </w:tc>
+        <w:tc>
+          <w:tcPr>
+            <w:tcW w:w="0" w:type="auto"/>
+            <w:tcBorders>
+              <w:top w:val="single" w:sz="6" w:space="0" w:color="C4C7C5"/>
+              <w:left w:val="single" w:sz="6" w:space="0" w:color="C4C7C5"/>
+              <w:bottom w:val="single" w:sz="6" w:space="0" w:color="C4C7C5"/>
+              <w:right w:val="single" w:sz="6" w:space="0" w:color="C4C7C5"/>
+            </w:tcBorders>
+            <w:tcMar>
+              <w:top w:w="120" w:type="dxa"/>
+              <w:left w:w="180" w:type="dxa"/>
+              <w:bottom w:w="120" w:type="dxa"/>
+              <w:right w:w="180" w:type="dxa"/>
+            </w:tcMar>
+            <w:vAlign w:val="center"/>
+            <w:hideMark/>
+          </w:tcPr>
+          <w:p>
+            <w:r>
+              <w:t>VARCHAR(50)</w:t>
+            </w:r>
+          </w:p>
+        </w:tc>
+        <w:tc>
+          <w:tcPr>
+            <w:tcW w:w="0" w:type="auto"/>
+            <w:tcBorders>
+              <w:top w:val="single" w:sz="6" w:space="0" w:color="C4C7C5"/>
+              <w:left w:val="single" w:sz="6" w:space="0" w:color="C4C7C5"/>
+              <w:bottom w:val="single" w:sz="6" w:space="0" w:color="C4C7C5"/>
+              <w:right w:val="single" w:sz="6" w:space="0" w:color="C4C7C5"/>
+            </w:tcBorders>
+            <w:tcMar>
+              <w:top w:w="120" w:type="dxa"/>
+              <w:left w:w="180" w:type="dxa"/>
+              <w:bottom w:w="120" w:type="dxa"/>
+              <w:right w:w="180" w:type="dxa"/>
+            </w:tcMar>
+            <w:vAlign w:val="center"/>
+            <w:hideMark/>
+          </w:tcPr>
+          <w:p>
+            <w:r>
+              <w:t>NOT NULL</w:t>
+            </w:r>
+          </w:p>
+        </w:tc>
+        <w:tc>
+          <w:tcPr>
+            <w:tcW w:w="0" w:type="auto"/>
+            <w:tcBorders>
+              <w:top w:val="single" w:sz="6" w:space="0" w:color="C4C7C5"/>
+              <w:left w:val="single" w:sz="6" w:space="0" w:color="C4C7C5"/>
+              <w:bottom w:val="single" w:sz="6" w:space="0" w:color="C4C7C5"/>
+              <w:right w:val="single" w:sz="6" w:space="0" w:color="C4C7C5"/>
+            </w:tcBorders>
+            <w:tcMar>
+              <w:top w:w="120" w:type="dxa"/>
+              <w:left w:w="180" w:type="dxa"/>
+              <w:bottom w:w="120" w:type="dxa"/>
+              <w:right w:w="180" w:type="dxa"/>
+            </w:tcMar>
+            <w:vAlign w:val="center"/>
+            <w:hideMark/>
+          </w:tcPr>
+          <w:p>
+            <w:r>
+              <w:t>Officer first name</w:t>
+            </w:r>
+          </w:p>
+        </w:tc>
+      </w:tr>
+      <w:tr>
+        <w:trPr>
+          <w:tblCellSpacing w:w="15" w:type="dxa"/>
+        </w:trPr>
+        <w:tc>
+          <w:tcPr>
+            <w:tcW w:w="0" w:type="auto"/>
+            <w:tcBorders>
+              <w:top w:val="single" w:sz="6" w:space="0" w:color="C4C7C5"/>
+              <w:left w:val="single" w:sz="6" w:space="0" w:color="C4C7C5"/>
+              <w:bottom w:val="single" w:sz="6" w:space="0" w:color="C4C7C5"/>
+              <w:right w:val="single" w:sz="6" w:space="0" w:color="C4C7C5"/>
+            </w:tcBorders>
+            <w:tcMar>
+              <w:top w:w="120" w:type="dxa"/>
+              <w:left w:w="180" w:type="dxa"/>
+              <w:bottom w:w="120" w:type="dxa"/>
+              <w:right w:w="180" w:type="dxa"/>
+            </w:tcMar>
+            <w:vAlign w:val="center"/>
+            <w:hideMark/>
+          </w:tcPr>
+          <w:p>
+            <w:r>
+              <w:t>last_name</w:t>
+            </w:r>
+          </w:p>
+        </w:tc>
+        <w:tc>
+          <w:tcPr>
+            <w:tcW w:w="0" w:type="auto"/>
+            <w:tcBorders>
+              <w:top w:val="single" w:sz="6" w:space="0" w:color="C4C7C5"/>
+              <w:left w:val="single" w:sz="6" w:space="0" w:color="C4C7C5"/>
+              <w:bottom w:val="single" w:sz="6" w:space="0" w:color="C4C7C5"/>
+              <w:right w:val="single" w:sz="6" w:space="0" w:color="C4C7C5"/>
+            </w:tcBorders>
+            <w:tcMar>
+              <w:top w:w="120" w:type="dxa"/>
+              <w:left w:w="180" w:type="dxa"/>
+              <w:bottom w:w="120" w:type="dxa"/>
+              <w:right w:w="180" w:type="dxa"/>
+            </w:tcMar>
+            <w:vAlign w:val="center"/>
+            <w:hideMark/>
+          </w:tcPr>
+          <w:p>
+            <w:r>
+              <w:t>VARCHAR(50)</w:t>
+            </w:r>
+          </w:p>
+        </w:tc>
+        <w:tc>
+          <w:tcPr>
+            <w:tcW w:w="0" w:type="auto"/>
+            <w:tcBorders>
+              <w:top w:val="single" w:sz="6" w:space="0" w:color="C4C7C5"/>
+              <w:left w:val="single" w:sz="6" w:space="0" w:color="C4C7C5"/>
+              <w:bottom w:val="single" w:sz="6" w:space="0" w:color="C4C7C5"/>
+              <w:right w:val="single" w:sz="6" w:space="0" w:color="C4C7C5"/>
+            </w:tcBorders>
+            <w:tcMar>
+              <w:top w:w="120" w:type="dxa"/>
+              <w:left w:w="180" w:type="dxa"/>
+              <w:bottom w:w="120" w:type="dxa"/>
+              <w:right w:w="180" w:type="dxa"/>
+            </w:tcMar>
+            <w:vAlign w:val="center"/>
+            <w:hideMark/>
+          </w:tcPr>
+          <w:p>
+            <w:r>
+              <w:t>NOT NULL</w:t>
+            </w:r>
+          </w:p>
+        </w:tc>
+        <w:tc>
+          <w:tcPr>
+            <w:tcW w:w="0" w:type="auto"/>
+            <w:tcBorders>
+              <w:top w:val="single" w:sz="6" w:space="0" w:color="C4C7C5"/>
+              <w:left w:val="single" w:sz="6" w:space="0" w:color="C4C7C5"/>
+              <w:bottom w:val="single" w:sz="6" w:space="0" w:color="C4C7C5"/>
+              <w:right w:val="single" w:sz="6" w:space="0" w:color="C4C7C5"/>
+            </w:tcBorders>
+            <w:tcMar>
+              <w:top w:w="120" w:type="dxa"/>
+              <w:left w:w="180" w:type="dxa"/>
+              <w:bottom w:w="120" w:type="dxa"/>
+              <w:right w:w="180" w:type="dxa"/>
+            </w:tcMar>
+            <w:vAlign w:val="center"/>
+            <w:hideMark/>
+          </w:tcPr>
+          <w:p>
+            <w:r>
+              <w:t>Officer last name</w:t>
+            </w:r>
+          </w:p>
+        </w:tc>
+      </w:tr>
+      <w:tr>
+        <w:trPr>
+          <w:tblCellSpacing w:w="15" w:type="dxa"/>
+        </w:trPr>
+        <w:tc>
+          <w:tcPr>
+            <w:tcW w:w="0" w:type="auto"/>
+            <w:tcBorders>
+              <w:top w:val="single" w:sz="6" w:space="0" w:color="C4C7C5"/>
+              <w:left w:val="single" w:sz="6" w:space="0" w:color="C4C7C5"/>
+              <w:bottom w:val="single" w:sz="6" w:space="0" w:color="C4C7C5"/>
+              <w:right w:val="single" w:sz="6" w:space="0" w:color="C4C7C5"/>
+            </w:tcBorders>
+            <w:tcMar>
+              <w:top w:w="120" w:type="dxa"/>
+              <w:left w:w="180" w:type="dxa"/>
+              <w:bottom w:w="120" w:type="dxa"/>
+              <w:right w:w="180" w:type="dxa"/>
+            </w:tcMar>
+            <w:vAlign w:val="center"/>
+            <w:hideMark/>
+          </w:tcPr>
+          <w:p>
+            <w:r>
+              <w:t>national_id</w:t>
+            </w:r>
+          </w:p>
+        </w:tc>
+        <w:tc>
+          <w:tcPr>
+            <w:tcW w:w="0" w:type="auto"/>
+            <w:tcBorders>
+              <w:top w:val="single" w:sz="6" w:space="0" w:color="C4C7C5"/>
+              <w:left w:val="single" w:sz="6" w:space="0" w:color="C4C7C5"/>
+              <w:bottom w:val="single" w:sz="6" w:space="0" w:color="C4C7C5"/>
+              <w:right w:val="single" w:sz="6" w:space="0" w:color="C4C7C5"/>
+            </w:tcBorders>
+            <w:tcMar>
+              <w:top w:w="120" w:type="dxa"/>
+              <w:left w:w="180" w:type="dxa"/>
+              <w:bottom w:w="120" w:type="dxa"/>
+              <w:right w:w="180" w:type="dxa"/>
+            </w:tcMar>
+            <w:vAlign w:val="center"/>
+            <w:hideMark/>
+          </w:tcPr>
+          <w:p>
+            <w:r>
+              <w:t>VARCHAR(20)</w:t>
+            </w:r>
+          </w:p>
+        </w:tc>
+        <w:tc>
+          <w:tcPr>
+            <w:tcW w:w="0" w:type="auto"/>
+            <w:tcBorders>
+              <w:top w:val="single" w:sz="6" w:space="0" w:color="C4C7C5"/>
+              <w:left w:val="single" w:sz="6" w:space="0" w:color="C4C7C5"/>
+              <w:bottom w:val="single" w:sz="6" w:space="0" w:color="C4C7C5"/>
+              <w:right w:val="single" w:sz="6" w:space="0" w:color="C4C7C5"/>
+            </w:tcBorders>
+            <w:tcMar>
+              <w:top w:w="120" w:type="dxa"/>
+              <w:left w:w="180" w:type="dxa"/>
+              <w:bottom w:w="120" w:type="dxa"/>
+              <w:right w:w="180" w:type="dxa"/>
+            </w:tcMar>
+            <w:vAlign w:val="center"/>
+            <w:hideMark/>
+          </w:tcPr>
+          <w:p>
+            <w:r>
+              <w:t>UNIQUE, NOT NULL</w:t>
+            </w:r>
+          </w:p>
+        </w:tc>
+        <w:tc>
+          <w:tcPr>
+            <w:tcW w:w="0" w:type="auto"/>
+            <w:tcBorders>
+              <w:top w:val="single" w:sz="6" w:space="0" w:color="C4C7C5"/>
+              <w:left w:val="single" w:sz="6" w:space="0" w:color="C4C7C5"/>
+              <w:bottom w:val="single" w:sz="6" w:space="0" w:color="C4C7C5"/>
+              <w:right w:val="single" w:sz="6" w:space="0" w:color="C4C7C5"/>
+            </w:tcBorders>
+            <w:tcMar>
+              <w:top w:w="120" w:type="dxa"/>
+              <w:left w:w="180" w:type="dxa"/>
+              <w:bottom w:w="120" w:type="dxa"/>
+              <w:right w:w="180" w:type="dxa"/>
+            </w:tcMar>
+            <w:vAlign w:val="center"/>
+            <w:hideMark/>
+          </w:tcPr>
+          <w:p>
+            <w:r>
+              <w:t>Government identity number</w:t>
+            </w:r>
+          </w:p>
+        </w:tc>
+      </w:tr>
+      <w:tr>
+        <w:trPr>
+          <w:tblCellSpacing w:w="15" w:type="dxa"/>
+        </w:trPr>
+        <w:tc>
+          <w:tcPr>
+            <w:tcW w:w="0" w:type="auto"/>
+            <w:tcBorders>
+              <w:top w:val="single" w:sz="6" w:space="0" w:color="C4C7C5"/>
+              <w:left w:val="single" w:sz="6" w:space="0" w:color="C4C7C5"/>
+              <w:bottom w:val="single" w:sz="6" w:space="0" w:color="C4C7C5"/>
+              <w:right w:val="single" w:sz="6" w:space="0" w:color="C4C7C5"/>
+            </w:tcBorders>
+            <w:tcMar>
+              <w:top w:w="120" w:type="dxa"/>
+              <w:left w:w="180" w:type="dxa"/>
+              <w:bottom w:w="120" w:type="dxa"/>
+              <w:right w:w="180" w:type="dxa"/>
+            </w:tcMar>
+            <w:vAlign w:val="center"/>
+            <w:hideMark/>
+          </w:tcPr>
+          <w:p>
+            <w:r>
+              <w:t>phone</w:t>
+            </w:r>
+          </w:p>
+        </w:tc>
+        <w:tc>
+          <w:tcPr>
+            <w:tcW w:w="0" w:type="auto"/>
+            <w:tcBorders>
+              <w:top w:val="single" w:sz="6" w:space="0" w:color="C4C7C5"/>
+              <w:left w:val="single" w:sz="6" w:space="0" w:color="C4C7C5"/>
+              <w:bottom w:val="single" w:sz="6" w:space="0" w:color="C4C7C5"/>
+              <w:right w:val="single" w:sz="6" w:space="0" w:color="C4C7C5"/>
+            </w:tcBorders>
+            <w:tcMar>
+              <w:top w:w="120" w:type="dxa"/>
+              <w:left w:w="180" w:type="dxa"/>
+              <w:bottom w:w="120" w:type="dxa"/>
+              <w:right w:w="180" w:type="dxa"/>
+            </w:tcMar>
+            <w:vAlign w:val="center"/>
+            <w:hideMark/>
+          </w:tcPr>
+          <w:p>
+            <w:r>
+              <w:t>VARCHAR(15)</w:t>
+            </w:r>
+          </w:p>
+        </w:tc>
+        <w:tc>
+          <w:tcPr>
+            <w:tcW w:w="0" w:type="auto"/>
+            <w:tcBorders>
+              <w:top w:val="single" w:sz="6" w:space="0" w:color="C4C7C5"/>
+              <w:left w:val="single" w:sz="6" w:space="0" w:color="C4C7C5"/>
+              <w:bottom w:val="single" w:sz="6" w:space="0" w:color="C4C7C5"/>
+              <w:right w:val="single" w:sz="6" w:space="0" w:color="C4C7C5"/>
+            </w:tcBorders>
+            <w:tcMar>
+              <w:top w:w="120" w:type="dxa"/>
+              <w:left w:w="180" w:type="dxa"/>
+              <w:bottom w:w="120" w:type="dxa"/>
+              <w:right w:w="180" w:type="dxa"/>
+            </w:tcMar>
+            <w:vAlign w:val="center"/>
+            <w:hideMark/>
+          </w:tcPr>
+          <w:p>
+            <w:r>
+              <w:t>UNIQUE, NOT NULL</w:t>
+            </w:r>
+          </w:p>
+        </w:tc>
+        <w:tc>
+          <w:tcPr>
+            <w:tcW w:w="0" w:type="auto"/>
+            <w:tcBorders>
+              <w:top w:val="single" w:sz="6" w:space="0" w:color="C4C7C5"/>
+              <w:left w:val="single" w:sz="6" w:space="0" w:color="C4C7C5"/>
+              <w:bottom w:val="single" w:sz="6" w:space="0" w:color="C4C7C5"/>
+              <w:right w:val="single" w:sz="6" w:space="0" w:color="C4C7C5"/>
+            </w:tcBorders>
+            <w:tcMar>
+              <w:top w:w="120" w:type="dxa"/>
+              <w:left w:w="180" w:type="dxa"/>
+              <w:bottom w:w="120" w:type="dxa"/>
+              <w:right w:w="180" w:type="dxa"/>
+            </w:tcMar>
+            <w:vAlign w:val="center"/>
+            <w:hideMark/>
+          </w:tcPr>
+          <w:p>
+            <w:r>
+              <w:t>Primary mobile contact</w:t>
+            </w:r>
+          </w:p>
+        </w:tc>
+      </w:tr>
+      <w:tr>
+        <w:trPr>
+          <w:tblCellSpacing w:w="15" w:type="dxa"/>
+        </w:trPr>
+        <w:tc>
+          <w:tcPr>
+            <w:tcW w:w="0" w:type="auto"/>
+            <w:tcBorders>
+              <w:top w:val="single" w:sz="6" w:space="0" w:color="C4C7C5"/>
+              <w:left w:val="single" w:sz="6" w:space="0" w:color="C4C7C5"/>
+              <w:bottom w:val="single" w:sz="6" w:space="0" w:color="C4C7C5"/>
+              <w:right w:val="single" w:sz="6" w:space="0" w:color="C4C7C5"/>
+            </w:tcBorders>
+            <w:tcMar>
+              <w:top w:w="120" w:type="dxa"/>
+              <w:left w:w="180" w:type="dxa"/>
+              <w:bottom w:w="120" w:type="dxa"/>
+              <w:right w:w="180" w:type="dxa"/>
+            </w:tcMar>
+            <w:vAlign w:val="center"/>
+            <w:hideMark/>
+          </w:tcPr>
+          <w:p>
+            <w:r>
+              <w:t>email</w:t>
+            </w:r>
+          </w:p>
+        </w:tc>
+        <w:tc>
+          <w:tcPr>
+            <w:tcW w:w="0" w:type="auto"/>
+            <w:tcBorders>
+              <w:top w:val="single" w:sz="6" w:space="0" w:color="C4C7C5"/>
+              <w:left w:val="single" w:sz="6" w:space="0" w:color="C4C7C5"/>
+              <w:bottom w:val="single" w:sz="6" w:space="0" w:color="C4C7C5"/>
+              <w:right w:val="single" w:sz="6" w:space="0" w:color="C4C7C5"/>
+            </w:tcBorders>
+            <w:tcMar>
+              <w:top w:w="120" w:type="dxa"/>
+              <w:left w:w="180" w:type="dxa"/>
+              <w:bottom w:w="120" w:type="dxa"/>
+              <w:right w:w="180" w:type="dxa"/>
+            </w:tcMar>
+            <w:vAlign w:val="center"/>
+            <w:hideMark/>
+          </w:tcPr>
+          <w:p>
+            <w:r>
+              <w:t>VARCHAR(100)</w:t>
+            </w:r>
+          </w:p>
+        </w:tc>
+        <w:tc>
+          <w:tcPr>
+            <w:tcW w:w="0" w:type="auto"/>
+            <w:tcBorders>
+              <w:top w:val="single" w:sz="6" w:space="0" w:color="C4C7C5"/>
+              <w:left w:val="single" w:sz="6" w:space="0" w:color="C4C7C5"/>
+              <w:bottom w:val="single" w:sz="6" w:space="0" w:color="C4C7C5"/>
+              <w:right w:val="single" w:sz="6" w:space="0" w:color="C4C7C5"/>
+            </w:tcBorders>
+            <w:tcMar>
+              <w:top w:w="120" w:type="dxa"/>
+              <w:left w:w="180" w:type="dxa"/>
+              <w:bottom w:w="120" w:type="dxa"/>
+              <w:right w:w="180" w:type="dxa"/>
+            </w:tcMar>
+            <w:vAlign w:val="center"/>
+            <w:hideMark/>
+          </w:tcPr>
+          <w:p>
+            <w:r>
+              <w:t>UNIQUE, NOT NULL</w:t>
+            </w:r>
+          </w:p>
+        </w:tc>
+        <w:tc>
+          <w:tcPr>
+            <w:tcW w:w="0" w:type="auto"/>
+            <w:tcBorders>
+              <w:top w:val="single" w:sz="6" w:space="0" w:color="C4C7C5"/>
+              <w:left w:val="single" w:sz="6" w:space="0" w:color="C4C7C5"/>
+              <w:bottom w:val="single" w:sz="6" w:space="0" w:color="C4C7C5"/>
+              <w:right w:val="single" w:sz="6" w:space="0" w:color="C4C7C5"/>
+            </w:tcBorders>
+            <w:tcMar>
+              <w:top w:w="120" w:type="dxa"/>
+              <w:left w:w="180" w:type="dxa"/>
+              <w:bottom w:w="120" w:type="dxa"/>
+              <w:right w:w="180" w:type="dxa"/>
+            </w:tcMar>
+            <w:vAlign w:val="center"/>
+            <w:hideMark/>
+          </w:tcPr>
+          <w:p>
+            <w:r>
+              <w:t>Corporate email address</w:t>
+            </w:r>
+          </w:p>
+        </w:tc>
+      </w:tr>
+      <w:tr>
+        <w:trPr>
+          <w:tblCellSpacing w:w="15" w:type="dxa"/>
+        </w:trPr>
+        <w:tc>
+          <w:tcPr>
+            <w:tcW w:w="0" w:type="auto"/>
+            <w:tcBorders>
+              <w:top w:val="single" w:sz="6" w:space="0" w:color="C4C7C5"/>
+              <w:left w:val="single" w:sz="6" w:space="0" w:color="C4C7C5"/>
+              <w:bottom w:val="single" w:sz="6" w:space="0" w:color="C4C7C5"/>
+              <w:right w:val="single" w:sz="6" w:space="0" w:color="C4C7C5"/>
+            </w:tcBorders>
+            <w:tcMar>
+              <w:top w:w="120" w:type="dxa"/>
+              <w:left w:w="180" w:type="dxa"/>
+              <w:bottom w:w="120" w:type="dxa"/>
+              <w:right w:w="180" w:type="dxa"/>
+            </w:tcMar>
+            <w:vAlign w:val="center"/>
+            <w:hideMark/>
+          </w:tcPr>
+          <w:p>
+            <w:r>
+              <w:t>hire_date</w:t>
+            </w:r>
+          </w:p>
+        </w:tc>
+        <w:tc>
+          <w:tcPr>
+            <w:tcW w:w="0" w:type="auto"/>
+            <w:tcBorders>
+              <w:top w:val="single" w:sz="6" w:space="0" w:color="C4C7C5"/>
+              <w:left w:val="single" w:sz="6" w:space="0" w:color="C4C7C5"/>
+              <w:bottom w:val="single" w:sz="6" w:space="0" w:color="C4C7C5"/>
+              <w:right w:val="single" w:sz="6" w:space="0" w:color="C4C7C5"/>
+            </w:tcBorders>
+            <w:tcMar>
+              <w:top w:w="120" w:type="dxa"/>
+              <w:left w:w="180" w:type="dxa"/>
+              <w:bottom w:w="120" w:type="dxa"/>
+              <w:right w:w="180" w:type="dxa"/>
+            </w:tcMar>
+            <w:vAlign w:val="center"/>
+            <w:hideMark/>
+          </w:tcPr>
+          <w:p>
+            <w:r>
+              <w:t>DATE</w:t>
+            </w:r>
+          </w:p>
+        </w:tc>
+        <w:tc>
+          <w:tcPr>
+            <w:tcW w:w="0" w:type="auto"/>
+            <w:tcBorders>
+              <w:top w:val="single" w:sz="6" w:space="0" w:color="C4C7C5"/>
+              <w:left w:val="single" w:sz="6" w:space="0" w:color="C4C7C5"/>
+              <w:bottom w:val="single" w:sz="6" w:space="0" w:color="C4C7C5"/>
+              <w:right w:val="single" w:sz="6" w:space="0" w:color="C4C7C5"/>
+            </w:tcBorders>
+            <w:tcMar>
+              <w:top w:w="120" w:type="dxa"/>
+              <w:left w:w="180" w:type="dxa"/>
+              <w:bottom w:w="120" w:type="dxa"/>
+              <w:right w:w="180" w:type="dxa"/>
+            </w:tcMar>
+            <w:vAlign w:val="center"/>
+            <w:hideMark/>
+          </w:tcPr>
+          <w:p>
+            <w:r>
+              <w:t>NOT NULL</w:t>
+            </w:r>
+          </w:p>
+        </w:tc>
+        <w:tc>
+          <w:tcPr>
+            <w:tcW w:w="0" w:type="auto"/>
+            <w:tcBorders>
+              <w:top w:val="single" w:sz="6" w:space="0" w:color="C4C7C5"/>
+              <w:left w:val="single" w:sz="6" w:space="0" w:color="C4C7C5"/>
+              <w:bottom w:val="single" w:sz="6" w:space="0" w:color="C4C7C5"/>
+              <w:right w:val="single" w:sz="6" w:space="0" w:color="C4C7C5"/>
+            </w:tcBorders>
+            <w:tcMar>
+              <w:top w:w="120" w:type="dxa"/>
+              <w:left w:w="180" w:type="dxa"/>
+              <w:bottom w:w="120" w:type="dxa"/>
+              <w:right w:w="180" w:type="dxa"/>
+            </w:tcMar>
+            <w:vAlign w:val="center"/>
+            <w:hideMark/>
+          </w:tcPr>
+          <w:p>
+            <w:r>
+              <w:t>Service start date</w:t>
+            </w:r>
+          </w:p>
+        </w:tc>
+      </w:tr>
+      <w:tr>
+        <w:trPr>
+          <w:tblCellSpacing w:w="15" w:type="dxa"/>
+        </w:trPr>
+        <w:tc>
+          <w:tcPr>
+            <w:tcW w:w="0" w:type="auto"/>
+            <w:tcBorders>
+              <w:top w:val="single" w:sz="6" w:space="0" w:color="C4C7C5"/>
+              <w:left w:val="single" w:sz="6" w:space="0" w:color="C4C7C5"/>
+              <w:bottom w:val="single" w:sz="6" w:space="0" w:color="C4C7C5"/>
+              <w:right w:val="single" w:sz="6" w:space="0" w:color="C4C7C5"/>
+            </w:tcBorders>
+            <w:tcMar>
+              <w:top w:w="120" w:type="dxa"/>
+              <w:left w:w="180" w:type="dxa"/>
+              <w:bottom w:w="120" w:type="dxa"/>
+              <w:right w:w="180" w:type="dxa"/>
+            </w:tcMar>
+            <w:vAlign w:val="center"/>
+            <w:hideMark/>
+          </w:tcPr>
+          <w:p>
+            <w:r>
+              <w:t>status</w:t>
+            </w:r>
+          </w:p>
+        </w:tc>
+        <w:tc>
+          <w:tcPr>
+            <w:tcW w:w="0" w:type="auto"/>
+            <w:tcBorders>
+              <w:top w:val="single" w:sz="6" w:space="0" w:color="C4C7C5"/>
+              <w:left w:val="single" w:sz="6" w:space="0" w:color="C4C7C5"/>
+              <w:bottom w:val="single" w:sz="6" w:space="0" w:color="C4C7C5"/>
+              <w:right w:val="single" w:sz="6" w:space="0" w:color="C4C7C5"/>
+            </w:tcBorders>
+            <w:tcMar>
+              <w:top w:w="120" w:type="dxa"/>
+              <w:left w:w="180" w:type="dxa"/>
+              <w:bottom w:w="120" w:type="dxa"/>
+              <w:right w:w="180" w:type="dxa"/>
+            </w:tcMar>
+            <w:vAlign w:val="center"/>
+            <w:hideMark/>
+          </w:tcPr>
+          <w:p>
+            <w:r>
+              <w:t>VARCHAR(15)</w:t>
+            </w:r>
+          </w:p>
+        </w:tc>
+        <w:tc>
+          <w:tcPr>
+            <w:tcW w:w="0" w:type="auto"/>
+            <w:tcBorders>
+              <w:top w:val="single" w:sz="6" w:space="0" w:color="C4C7C5"/>
+              <w:left w:val="single" w:sz="6" w:space="0" w:color="C4C7C5"/>
+              <w:bottom w:val="single" w:sz="6" w:space="0" w:color="C4C7C5"/>
+              <w:right w:val="single" w:sz="6" w:space="0" w:color="C4C7C5"/>
+            </w:tcBorders>
+            <w:tcMar>
+              <w:top w:w="120" w:type="dxa"/>
+              <w:left w:w="180" w:type="dxa"/>
+              <w:bottom w:w="120" w:type="dxa"/>
+              <w:right w:w="180" w:type="dxa"/>
+            </w:tcMar>
+            <w:vAlign w:val="center"/>
+            <w:hideMark/>
+          </w:tcPr>
+          <w:p>
+            <w:r>
+              <w:t>CHECK(status IN ('ACTIVE','INACTIVE'))</w:t>
+            </w:r>
+          </w:p>
+        </w:tc>
+        <w:tc>
+          <w:tcPr>
+            <w:tcW w:w="0" w:type="auto"/>
+            <w:tcBorders>
+              <w:top w:val="single" w:sz="6" w:space="0" w:color="C4C7C5"/>
+              <w:left w:val="single" w:sz="6" w:space="0" w:color="C4C7C5"/>
+              <w:bottom w:val="single" w:sz="6" w:space="0" w:color="C4C7C5"/>
+              <w:right w:val="single" w:sz="6" w:space="0" w:color="C4C7C5"/>
+            </w:tcBorders>
+            <w:tcMar>
+              <w:top w:w="120" w:type="dxa"/>
+              <w:left w:w="180" w:type="dxa"/>
+              <w:bottom w:w="120" w:type="dxa"/>
+              <w:right w:w="180" w:type="dxa"/>
+            </w:tcMar>
+            <w:vAlign w:val="center"/>
+            <w:hideMark/>
+          </w:tcPr>
+          <w:p>
+            <w:r>
+              <w:t>Operational status</w:t>
+            </w:r>
+          </w:p>
+        </w:tc>
+      </w:tr>
+    </w:tbl>
+    <w:p>
+      <w:pPr>
+        <w:pStyle w:val="ListParagraph"/>
+        <w:rPr>
+          <w:b/>
+          <w:bCs/>
+        </w:rPr>
+      </w:pPr>
+    </w:p>
+    <w:p>
+      <w:pPr>
+        <w:pStyle w:val="ListParagraph"/>
+        <w:rPr>
+          <w:b/>
+          <w:bCs/>
+        </w:rPr>
+      </w:pPr>
+    </w:p>
+    <w:p>
+      <w:pPr>
+        <w:pStyle w:val="ListParagraph"/>
+        <w:rPr>
+          <w:b/>
+          <w:bCs/>
+        </w:rPr>
+      </w:pPr>
+    </w:p>
+    <w:p>
+      <w:pPr>
+        <w:pStyle w:val="ListParagraph"/>
+        <w:rPr>
+          <w:b/>
+          <w:bCs/>
+        </w:rPr>
+      </w:pPr>
+    </w:p>
+    <w:p>
+      <w:pPr>
+        <w:pStyle w:val="ListParagraph"/>
+        <w:rPr>
+          <w:b/>
+          <w:bCs/>
+        </w:rPr>
+      </w:pPr>
+      <w:r>
+        <w:rPr>
+          <w:b/>
+          <w:bCs/>
+        </w:rPr>
+        <w:lastRenderedPageBreak/>
+        <w:t>Table: groups</w:t>
+      </w:r>
+    </w:p>
+    <w:tbl>
+      <w:tblPr>
+        <w:tblW w:w="0" w:type="auto"/>
+        <w:tblCellSpacing w:w="15" w:type="dxa"/>
+        <w:tblCellMar>
+          <w:top w:w="15" w:type="dxa"/>
+          <w:left w:w="15" w:type="dxa"/>
+          <w:bottom w:w="15" w:type="dxa"/>
+          <w:right w:w="15" w:type="dxa"/>
+        </w:tblCellMar>
+        <w:tblLook w:val="04A0" w:firstRow="1" w:lastRow="0" w:firstColumn="1" w:lastColumn="0" w:noHBand="0" w:noVBand="1"/>
+      </w:tblPr>
+      <w:tblGrid>
+        <w:gridCol w:w="2020"/>
+        <w:gridCol w:w="1984"/>
+        <w:gridCol w:w="2647"/>
+        <w:gridCol w:w="2359"/>
+      </w:tblGrid>
+      <w:tr>
+        <w:trPr>
+          <w:tblHeader/>
+          <w:tblCellSpacing w:w="15" w:type="dxa"/>
+        </w:trPr>
+        <w:tc>
+          <w:tcPr>
+            <w:tcW w:w="0" w:type="auto"/>
+            <w:tcBorders>
+              <w:top w:val="single" w:sz="6" w:space="0" w:color="C4C7C5"/>
+              <w:left w:val="single" w:sz="6" w:space="0" w:color="C4C7C5"/>
+              <w:bottom w:val="single" w:sz="6" w:space="0" w:color="C4C7C5"/>
+              <w:right w:val="single" w:sz="6" w:space="0" w:color="C4C7C5"/>
+            </w:tcBorders>
+            <w:tcMar>
+              <w:top w:w="120" w:type="dxa"/>
+              <w:left w:w="180" w:type="dxa"/>
+              <w:bottom w:w="120" w:type="dxa"/>
+              <w:right w:w="180" w:type="dxa"/>
+            </w:tcMar>
+            <w:vAlign w:val="center"/>
+            <w:hideMark/>
+          </w:tcPr>
+          <w:p>
+            <w:r>
+              <w:rPr>
+                <w:b/>
+                <w:bCs/>
+              </w:rPr>
+              <w:t>Column Name</w:t>
+            </w:r>
+          </w:p>
+        </w:tc>
+        <w:tc>
+          <w:tcPr>
+            <w:tcW w:w="0" w:type="auto"/>
+            <w:tcBorders>
+              <w:top w:val="single" w:sz="6" w:space="0" w:color="C4C7C5"/>
+              <w:left w:val="single" w:sz="6" w:space="0" w:color="C4C7C5"/>
+              <w:bottom w:val="single" w:sz="6" w:space="0" w:color="C4C7C5"/>
+              <w:right w:val="single" w:sz="6" w:space="0" w:color="C4C7C5"/>
+            </w:tcBorders>
+            <w:tcMar>
+              <w:top w:w="120" w:type="dxa"/>
+              <w:left w:w="180" w:type="dxa"/>
+              <w:bottom w:w="120" w:type="dxa"/>
+              <w:right w:w="180" w:type="dxa"/>
+            </w:tcMar>
+            <w:vAlign w:val="center"/>
+            <w:hideMark/>
+          </w:tcPr>
+          <w:p>
+            <w:r>
+              <w:rPr>
+                <w:b/>
+                <w:bCs/>
+              </w:rPr>
+              <w:t>Data Type</w:t>
+            </w:r>
+          </w:p>
+        </w:tc>
+        <w:tc>
+          <w:tcPr>
+            <w:tcW w:w="0" w:type="auto"/>
+            <w:tcBorders>
+              <w:top w:val="single" w:sz="6" w:space="0" w:color="C4C7C5"/>
+              <w:left w:val="single" w:sz="6" w:space="0" w:color="C4C7C5"/>
+              <w:bottom w:val="single" w:sz="6" w:space="0" w:color="C4C7C5"/>
+              <w:right w:val="single" w:sz="6" w:space="0" w:color="C4C7C5"/>
+            </w:tcBorders>
+            <w:tcMar>
+              <w:top w:w="120" w:type="dxa"/>
+              <w:left w:w="180" w:type="dxa"/>
+              <w:bottom w:w="120" w:type="dxa"/>
+              <w:right w:w="180" w:type="dxa"/>
+            </w:tcMar>
+            <w:vAlign w:val="center"/>
+            <w:hideMark/>
+          </w:tcPr>
+          <w:p>
+            <w:r>
+              <w:rPr>
+                <w:b/>
+                <w:bCs/>
+              </w:rPr>
+              <w:t>Constraints</w:t>
+            </w:r>
+          </w:p>
+        </w:tc>
+        <w:tc>
+          <w:tcPr>
+            <w:tcW w:w="0" w:type="auto"/>
+            <w:tcBorders>
+              <w:top w:val="single" w:sz="6" w:space="0" w:color="C4C7C5"/>
+              <w:left w:val="single" w:sz="6" w:space="0" w:color="C4C7C5"/>
+              <w:bottom w:val="single" w:sz="6" w:space="0" w:color="C4C7C5"/>
+              <w:right w:val="single" w:sz="6" w:space="0" w:color="C4C7C5"/>
+            </w:tcBorders>
+            <w:tcMar>
+              <w:top w:w="120" w:type="dxa"/>
+              <w:left w:w="180" w:type="dxa"/>
+              <w:bottom w:w="120" w:type="dxa"/>
+              <w:right w:w="180" w:type="dxa"/>
+            </w:tcMar>
+            <w:vAlign w:val="center"/>
+            <w:hideMark/>
+          </w:tcPr>
+          <w:p>
+            <w:r>
+              <w:rPr>
+                <w:b/>
+                <w:bCs/>
+              </w:rPr>
+              <w:t>Description</w:t>
+            </w:r>
+          </w:p>
+        </w:tc>
+      </w:tr>
+      <w:tr>
+        <w:trPr>
+          <w:tblCellSpacing w:w="15" w:type="dxa"/>
+        </w:trPr>
+        <w:tc>
+          <w:tcPr>
+            <w:tcW w:w="0" w:type="auto"/>
+            <w:tcBorders>
+              <w:top w:val="single" w:sz="6" w:space="0" w:color="C4C7C5"/>
+              <w:left w:val="single" w:sz="6" w:space="0" w:color="C4C7C5"/>
+              <w:bottom w:val="single" w:sz="6" w:space="0" w:color="C4C7C5"/>
+              <w:right w:val="single" w:sz="6" w:space="0" w:color="C4C7C5"/>
+            </w:tcBorders>
+            <w:tcMar>
+              <w:top w:w="120" w:type="dxa"/>
+              <w:left w:w="180" w:type="dxa"/>
+              <w:bottom w:w="120" w:type="dxa"/>
+              <w:right w:w="180" w:type="dxa"/>
+            </w:tcMar>
+            <w:vAlign w:val="center"/>
+            <w:hideMark/>
+          </w:tcPr>
+          <w:p>
+            <w:r>
+              <w:t>group_id</w:t>
+            </w:r>
+          </w:p>
+        </w:tc>
+        <w:tc>
+          <w:tcPr>
+            <w:tcW w:w="0" w:type="auto"/>
+            <w:tcBorders>
+              <w:top w:val="single" w:sz="6" w:space="0" w:color="C4C7C5"/>
+              <w:left w:val="single" w:sz="6" w:space="0" w:color="C4C7C5"/>
+              <w:bottom w:val="single" w:sz="6" w:space="0" w:color="C4C7C5"/>
+              <w:right w:val="single" w:sz="6" w:space="0" w:color="C4C7C5"/>
+            </w:tcBorders>
+            <w:tcMar>
+              <w:top w:w="120" w:type="dxa"/>
+              <w:left w:w="180" w:type="dxa"/>
+              <w:bottom w:w="120" w:type="dxa"/>
+              <w:right w:w="180" w:type="dxa"/>
+            </w:tcMar>
+            <w:vAlign w:val="center"/>
+            <w:hideMark/>
+          </w:tcPr>
+          <w:p>
+            <w:r>
+              <w:t>INT</w:t>
+            </w:r>
+          </w:p>
+        </w:tc>
+        <w:tc>
+          <w:tcPr>
+            <w:tcW w:w="0" w:type="auto"/>
+            <w:tcBorders>
+              <w:top w:val="single" w:sz="6" w:space="0" w:color="C4C7C5"/>
+              <w:left w:val="single" w:sz="6" w:space="0" w:color="C4C7C5"/>
+              <w:bottom w:val="single" w:sz="6" w:space="0" w:color="C4C7C5"/>
+              <w:right w:val="single" w:sz="6" w:space="0" w:color="C4C7C5"/>
+            </w:tcBorders>
+            <w:tcMar>
+              <w:top w:w="120" w:type="dxa"/>
+              <w:left w:w="180" w:type="dxa"/>
+              <w:bottom w:w="120" w:type="dxa"/>
+              <w:right w:w="180" w:type="dxa"/>
+            </w:tcMar>
+            <w:vAlign w:val="center"/>
+            <w:hideMark/>
+          </w:tcPr>
+          <w:p>
+            <w:r>
+              <w:t>PRIMARY KEY, AUTO_INCREMENT</w:t>
+            </w:r>
+          </w:p>
+        </w:tc>
+        <w:tc>
+          <w:tcPr>
+            <w:tcW w:w="0" w:type="auto"/>
+            <w:tcBorders>
+              <w:top w:val="single" w:sz="6" w:space="0" w:color="C4C7C5"/>
+              <w:left w:val="single" w:sz="6" w:space="0" w:color="C4C7C5"/>
+              <w:bottom w:val="single" w:sz="6" w:space="0" w:color="C4C7C5"/>
+              <w:right w:val="single" w:sz="6" w:space="0" w:color="C4C7C5"/>
+            </w:tcBorders>
+            <w:tcMar>
+              <w:top w:w="120" w:type="dxa"/>
+              <w:left w:w="180" w:type="dxa"/>
+              <w:bottom w:w="120" w:type="dxa"/>
+              <w:right w:w="180" w:type="dxa"/>
+            </w:tcMar>
+            <w:vAlign w:val="center"/>
+            <w:hideMark/>
+          </w:tcPr>
+          <w:p>
+            <w:r>
+              <w:t>Unique identifier for microfinance group</w:t>
+            </w:r>
+          </w:p>
+        </w:tc>
+      </w:tr>
+      <w:tr>
+        <w:trPr>
+          <w:tblCellSpacing w:w="15" w:type="dxa"/>
+        </w:trPr>
+        <w:tc>
+          <w:tcPr>
+            <w:tcW w:w="0" w:type="auto"/>
+            <w:tcBorders>
+              <w:top w:val="single" w:sz="6" w:space="0" w:color="C4C7C5"/>
+              <w:left w:val="single" w:sz="6" w:space="0" w:color="C4C7C5"/>
+              <w:bottom w:val="single" w:sz="6" w:space="0" w:color="C4C7C5"/>
+              <w:right w:val="single" w:sz="6" w:space="0" w:color="C4C7C5"/>
+            </w:tcBorders>
+            <w:tcMar>
+              <w:top w:w="120" w:type="dxa"/>
+              <w:left w:w="180" w:type="dxa"/>
+              <w:bottom w:w="120" w:type="dxa"/>
+              <w:right w:w="180" w:type="dxa"/>
+            </w:tcMar>
+            <w:vAlign w:val="center"/>
+            <w:hideMark/>
+          </w:tcPr>
+          <w:p>
+            <w:r>
+              <w:t>group_name</w:t>
+            </w:r>
+          </w:p>
+        </w:tc>
+        <w:tc>
+          <w:tcPr>
+            <w:tcW w:w="0" w:type="auto"/>
+            <w:tcBorders>
+              <w:top w:val="single" w:sz="6" w:space="0" w:color="C4C7C5"/>
+              <w:left w:val="single" w:sz="6" w:space="0" w:color="C4C7C5"/>
+              <w:bottom w:val="single" w:sz="6" w:space="0" w:color="C4C7C5"/>
+              <w:right w:val="single" w:sz="6" w:space="0" w:color="C4C7C5"/>
+            </w:tcBorders>
+            <w:tcMar>
+              <w:top w:w="120" w:type="dxa"/>
+              <w:left w:w="180" w:type="dxa"/>
+              <w:bottom w:w="120" w:type="dxa"/>
+              <w:right w:w="180" w:type="dxa"/>
+            </w:tcMar>
+            <w:vAlign w:val="center"/>
+            <w:hideMark/>
+          </w:tcPr>
+          <w:p>
+            <w:r>
+              <w:t>VARCHAR(100)</w:t>
+            </w:r>
+          </w:p>
+        </w:tc>
+        <w:tc>
+          <w:tcPr>
+            <w:tcW w:w="0" w:type="auto"/>
+            <w:tcBorders>
+              <w:top w:val="single" w:sz="6" w:space="0" w:color="C4C7C5"/>
+              <w:left w:val="single" w:sz="6" w:space="0" w:color="C4C7C5"/>
+              <w:bottom w:val="single" w:sz="6" w:space="0" w:color="C4C7C5"/>
+              <w:right w:val="single" w:sz="6" w:space="0" w:color="C4C7C5"/>
+            </w:tcBorders>
+            <w:tcMar>
+              <w:top w:w="120" w:type="dxa"/>
+              <w:left w:w="180" w:type="dxa"/>
+              <w:bottom w:w="120" w:type="dxa"/>
+              <w:right w:w="180" w:type="dxa"/>
+            </w:tcMar>
+            <w:vAlign w:val="center"/>
+            <w:hideMark/>
+          </w:tcPr>
+          <w:p>
+            <w:r>
+              <w:t>NOT NULL</w:t>
+            </w:r>
+          </w:p>
+        </w:tc>
+        <w:tc>
+          <w:tcPr>
+            <w:tcW w:w="0" w:type="auto"/>
+            <w:tcBorders>
+              <w:top w:val="single" w:sz="6" w:space="0" w:color="C4C7C5"/>
+              <w:left w:val="single" w:sz="6" w:space="0" w:color="C4C7C5"/>
+              <w:bottom w:val="single" w:sz="6" w:space="0" w:color="C4C7C5"/>
+              <w:right w:val="single" w:sz="6" w:space="0" w:color="C4C7C5"/>
+            </w:tcBorders>
+            <w:tcMar>
+              <w:top w:w="120" w:type="dxa"/>
+              <w:left w:w="180" w:type="dxa"/>
+              <w:bottom w:w="120" w:type="dxa"/>
+              <w:right w:w="180" w:type="dxa"/>
+            </w:tcMar>
+            <w:vAlign w:val="center"/>
+            <w:hideMark/>
+          </w:tcPr>
+          <w:p>
+            <w:r>
+              <w:t>Name of solidarity group</w:t>
+            </w:r>
+          </w:p>
+        </w:tc>
+      </w:tr>
+      <w:tr>
+        <w:trPr>
+          <w:tblCellSpacing w:w="15" w:type="dxa"/>
+        </w:trPr>
+        <w:tc>
+          <w:tcPr>
+            <w:tcW w:w="0" w:type="auto"/>
+            <w:tcBorders>
+              <w:top w:val="single" w:sz="6" w:space="0" w:color="C4C7C5"/>
+              <w:left w:val="single" w:sz="6" w:space="0" w:color="C4C7C5"/>
+              <w:bottom w:val="single" w:sz="6" w:space="0" w:color="C4C7C5"/>
+              <w:right w:val="single" w:sz="6" w:space="0" w:color="C4C7C5"/>
+            </w:tcBorders>
+            <w:tcMar>
+              <w:top w:w="120" w:type="dxa"/>
+              <w:left w:w="180" w:type="dxa"/>
+              <w:bottom w:w="120" w:type="dxa"/>
+              <w:right w:w="180" w:type="dxa"/>
+            </w:tcMar>
+            <w:vAlign w:val="center"/>
+            <w:hideMark/>
+          </w:tcPr>
+          <w:p>
+            <w:r>
+              <w:t>formation_date</w:t>
+            </w:r>
+          </w:p>
+        </w:tc>
+        <w:tc>
+          <w:tcPr>
+            <w:tcW w:w="0" w:type="auto"/>
+            <w:tcBorders>
+              <w:top w:val="single" w:sz="6" w:space="0" w:color="C4C7C5"/>
+              <w:left w:val="single" w:sz="6" w:space="0" w:color="C4C7C5"/>
+              <w:bottom w:val="single" w:sz="6" w:space="0" w:color="C4C7C5"/>
+              <w:right w:val="single" w:sz="6" w:space="0" w:color="C4C7C5"/>
+            </w:tcBorders>
+            <w:tcMar>
+              <w:top w:w="120" w:type="dxa"/>
+              <w:left w:w="180" w:type="dxa"/>
+              <w:bottom w:w="120" w:type="dxa"/>
+              <w:right w:w="180" w:type="dxa"/>
+            </w:tcMar>
+            <w:vAlign w:val="center"/>
+            <w:hideMark/>
+          </w:tcPr>
+          <w:p>
+            <w:r>
+              <w:t>DATE</w:t>
+            </w:r>
+          </w:p>
+        </w:tc>
+        <w:tc>
+          <w:tcPr>
+            <w:tcW w:w="0" w:type="auto"/>
+            <w:tcBorders>
+              <w:top w:val="single" w:sz="6" w:space="0" w:color="C4C7C5"/>
+              <w:left w:val="single" w:sz="6" w:space="0" w:color="C4C7C5"/>
+              <w:bottom w:val="single" w:sz="6" w:space="0" w:color="C4C7C5"/>
+              <w:right w:val="single" w:sz="6" w:space="0" w:color="C4C7C5"/>
+            </w:tcBorders>
+            <w:tcMar>
+              <w:top w:w="120" w:type="dxa"/>
+              <w:left w:w="180" w:type="dxa"/>
+              <w:bottom w:w="120" w:type="dxa"/>
+              <w:right w:w="180" w:type="dxa"/>
+            </w:tcMar>
+            <w:vAlign w:val="center"/>
+            <w:hideMark/>
+          </w:tcPr>
+          <w:p>
+            <w:r>
+              <w:t>NOT NULL</w:t>
+            </w:r>
+          </w:p>
+        </w:tc>
+        <w:tc>
+          <w:tcPr>
+            <w:tcW w:w="0" w:type="auto"/>
+            <w:tcBorders>
+              <w:top w:val="single" w:sz="6" w:space="0" w:color="C4C7C5"/>
+              <w:left w:val="single" w:sz="6" w:space="0" w:color="C4C7C5"/>
+              <w:bottom w:val="single" w:sz="6" w:space="0" w:color="C4C7C5"/>
+              <w:right w:val="single" w:sz="6" w:space="0" w:color="C4C7C5"/>
+            </w:tcBorders>
+            <w:tcMar>
+              <w:top w:w="120" w:type="dxa"/>
+              <w:left w:w="180" w:type="dxa"/>
+              <w:bottom w:w="120" w:type="dxa"/>
+              <w:right w:w="180" w:type="dxa"/>
+            </w:tcMar>
+            <w:vAlign w:val="center"/>
+            <w:hideMark/>
+          </w:tcPr>
+          <w:p>
+            <w:r>
+              <w:t>Group establishment date</w:t>
+            </w:r>
+          </w:p>
+        </w:tc>
+      </w:tr>
+      <w:tr>
+        <w:trPr>
+          <w:tblCellSpacing w:w="15" w:type="dxa"/>
+        </w:trPr>
+        <w:tc>
+          <w:tcPr>
+            <w:tcW w:w="0" w:type="auto"/>
+            <w:tcBorders>
+              <w:top w:val="single" w:sz="6" w:space="0" w:color="C4C7C5"/>
+              <w:left w:val="single" w:sz="6" w:space="0" w:color="C4C7C5"/>
+              <w:bottom w:val="single" w:sz="6" w:space="0" w:color="C4C7C5"/>
+              <w:right w:val="single" w:sz="6" w:space="0" w:color="C4C7C5"/>
+            </w:tcBorders>
+            <w:tcMar>
+              <w:top w:w="120" w:type="dxa"/>
+              <w:left w:w="180" w:type="dxa"/>
+              <w:bottom w:w="120" w:type="dxa"/>
+              <w:right w:w="180" w:type="dxa"/>
+            </w:tcMar>
+            <w:vAlign w:val="center"/>
+            <w:hideMark/>
+          </w:tcPr>
+          <w:p>
+            <w:r>
+              <w:t>field_officer_id</w:t>
+            </w:r>
+          </w:p>
+        </w:tc>
+        <w:tc>
+          <w:tcPr>
+            <w:tcW w:w="0" w:type="auto"/>
+            <w:tcBorders>
+              <w:top w:val="single" w:sz="6" w:space="0" w:color="C4C7C5"/>
+              <w:left w:val="single" w:sz="6" w:space="0" w:color="C4C7C5"/>
+              <w:bottom w:val="single" w:sz="6" w:space="0" w:color="C4C7C5"/>
+              <w:right w:val="single" w:sz="6" w:space="0" w:color="C4C7C5"/>
+            </w:tcBorders>
+            <w:tcMar>
+              <w:top w:w="120" w:type="dxa"/>
+              <w:left w:w="180" w:type="dxa"/>
+              <w:bottom w:w="120" w:type="dxa"/>
+              <w:right w:w="180" w:type="dxa"/>
+            </w:tcMar>
+            <w:vAlign w:val="center"/>
+            <w:hideMark/>
+          </w:tcPr>
+          <w:p>
+            <w:r>
+              <w:t>INT</w:t>
+            </w:r>
+          </w:p>
+        </w:tc>
+        <w:tc>
+          <w:tcPr>
+            <w:tcW w:w="0" w:type="auto"/>
+            <w:tcBorders>
+              <w:top w:val="single" w:sz="6" w:space="0" w:color="C4C7C5"/>
+              <w:left w:val="single" w:sz="6" w:space="0" w:color="C4C7C5"/>
+              <w:bottom w:val="single" w:sz="6" w:space="0" w:color="C4C7C5"/>
+              <w:right w:val="single" w:sz="6" w:space="0" w:color="C4C7C5"/>
+            </w:tcBorders>
+            <w:tcMar>
+              <w:top w:w="120" w:type="dxa"/>
+              <w:left w:w="180" w:type="dxa"/>
+              <w:bottom w:w="120" w:type="dxa"/>
+              <w:right w:w="180" w:type="dxa"/>
+            </w:tcMar>
+            <w:vAlign w:val="center"/>
+            <w:hideMark/>
+          </w:tcPr>
+          <w:p>
+            <w:r>
+              <w:t>FOREIGN KEY (field_officers)</w:t>
+            </w:r>
+          </w:p>
+        </w:tc>
+        <w:tc>
+          <w:tcPr>
+            <w:tcW w:w="0" w:type="auto"/>
+            <w:tcBorders>
+              <w:top w:val="single" w:sz="6" w:space="0" w:color="C4C7C5"/>
+              <w:left w:val="single" w:sz="6" w:space="0" w:color="C4C7C5"/>
+              <w:bottom w:val="single" w:sz="6" w:space="0" w:color="C4C7C5"/>
+              <w:right w:val="single" w:sz="6" w:space="0" w:color="C4C7C5"/>
+            </w:tcBorders>
+            <w:tcMar>
+              <w:top w:w="120" w:type="dxa"/>
+              <w:left w:w="180" w:type="dxa"/>
+              <w:bottom w:w="120" w:type="dxa"/>
+              <w:right w:w="180" w:type="dxa"/>
+            </w:tcMar>
+            <w:vAlign w:val="center"/>
+            <w:hideMark/>
+          </w:tcPr>
+          <w:p>
+            <w:r>
+              <w:t>Officer overseeing the group</w:t>
+            </w:r>
+          </w:p>
+        </w:tc>
+      </w:tr>
+    </w:tbl>
+    <w:p>
+      <w:pPr>
+        <w:rPr>
+          <w:b/>
+          <w:bCs/>
+        </w:rPr>
+      </w:pPr>
+      <w:r>
+        <w:rPr>
+          <w:b/>
+          <w:bCs/>
+        </w:rPr>
+        <w:t>Table: clients</w:t>
+      </w:r>
+    </w:p>
+    <w:tbl>
+      <w:tblPr>
+        <w:tblW w:w="0" w:type="auto"/>
+        <w:tblCellSpacing w:w="15" w:type="dxa"/>
+        <w:tblCellMar>
+          <w:top w:w="15" w:type="dxa"/>
+          <w:left w:w="15" w:type="dxa"/>
+          <w:bottom w:w="15" w:type="dxa"/>
+          <w:right w:w="15" w:type="dxa"/>
+        </w:tblCellMar>
+        <w:tblLook w:val="04A0" w:firstRow="1" w:lastRow="0" w:firstColumn="1" w:lastColumn="0" w:noHBand="0" w:noVBand="1"/>
+      </w:tblPr>
+      <w:tblGrid>
+        <w:gridCol w:w="2176"/>
+        <w:gridCol w:w="1856"/>
+        <w:gridCol w:w="2571"/>
+        <w:gridCol w:w="2407"/>
+      </w:tblGrid>
+      <w:tr>
+        <w:trPr>
+          <w:tblHeader/>
+          <w:tblCellSpacing w:w="15" w:type="dxa"/>
+        </w:trPr>
+        <w:tc>
+          <w:tcPr>
+            <w:tcW w:w="0" w:type="auto"/>
+            <w:tcBorders>
+              <w:top w:val="single" w:sz="6" w:space="0" w:color="C4C7C5"/>
+              <w:left w:val="single" w:sz="6" w:space="0" w:color="C4C7C5"/>
+              <w:bottom w:val="single" w:sz="6" w:space="0" w:color="C4C7C5"/>
+              <w:right w:val="single" w:sz="6" w:space="0" w:color="C4C7C5"/>
+            </w:tcBorders>
+            <w:tcMar>
+              <w:top w:w="120" w:type="dxa"/>
+              <w:left w:w="180" w:type="dxa"/>
+              <w:bottom w:w="120" w:type="dxa"/>
+              <w:right w:w="180" w:type="dxa"/>
+            </w:tcMar>
+            <w:vAlign w:val="center"/>
+            <w:hideMark/>
+          </w:tcPr>
+          <w:p>
+            <w:r>
+              <w:rPr>
+                <w:b/>
+                <w:bCs/>
+              </w:rPr>
+              <w:t>Column Name</w:t>
+            </w:r>
+          </w:p>
+        </w:tc>
+        <w:tc>
+          <w:tcPr>
+            <w:tcW w:w="0" w:type="auto"/>
+            <w:tcBorders>
+              <w:top w:val="single" w:sz="6" w:space="0" w:color="C4C7C5"/>
+              <w:left w:val="single" w:sz="6" w:space="0" w:color="C4C7C5"/>
+              <w:bottom w:val="single" w:sz="6" w:space="0" w:color="C4C7C5"/>
+              <w:right w:val="single" w:sz="6" w:space="0" w:color="C4C7C5"/>
+            </w:tcBorders>
+            <w:tcMar>
+              <w:top w:w="120" w:type="dxa"/>
+              <w:left w:w="180" w:type="dxa"/>
+              <w:bottom w:w="120" w:type="dxa"/>
+              <w:right w:w="180" w:type="dxa"/>
+            </w:tcMar>
+            <w:vAlign w:val="center"/>
+            <w:hideMark/>
+          </w:tcPr>
+          <w:p>
+            <w:r>
+              <w:rPr>
+                <w:b/>
+                <w:bCs/>
+              </w:rPr>
+              <w:t>Data Type</w:t>
+            </w:r>
+          </w:p>
+        </w:tc>
+        <w:tc>
+          <w:tcPr>
+            <w:tcW w:w="0" w:type="auto"/>
+            <w:tcBorders>
+              <w:top w:val="single" w:sz="6" w:space="0" w:color="C4C7C5"/>
+              <w:left w:val="single" w:sz="6" w:space="0" w:color="C4C7C5"/>
+              <w:bottom w:val="single" w:sz="6" w:space="0" w:color="C4C7C5"/>
+              <w:right w:val="single" w:sz="6" w:space="0" w:color="C4C7C5"/>
+            </w:tcBorders>
+            <w:tcMar>
+              <w:top w:w="120" w:type="dxa"/>
+              <w:left w:w="180" w:type="dxa"/>
+              <w:bottom w:w="120" w:type="dxa"/>
+              <w:right w:w="180" w:type="dxa"/>
+            </w:tcMar>
+            <w:vAlign w:val="center"/>
+            <w:hideMark/>
+          </w:tcPr>
+          <w:p>
+            <w:r>
+              <w:rPr>
+                <w:b/>
+                <w:bCs/>
+              </w:rPr>
+              <w:t>Constraints</w:t>
+            </w:r>
+          </w:p>
+        </w:tc>
+        <w:tc>
+          <w:tcPr>
+            <w:tcW w:w="0" w:type="auto"/>
+            <w:tcBorders>
+              <w:top w:val="single" w:sz="6" w:space="0" w:color="C4C7C5"/>
+              <w:left w:val="single" w:sz="6" w:space="0" w:color="C4C7C5"/>
+              <w:bottom w:val="single" w:sz="6" w:space="0" w:color="C4C7C5"/>
+              <w:right w:val="single" w:sz="6" w:space="0" w:color="C4C7C5"/>
+            </w:tcBorders>
+            <w:tcMar>
+              <w:top w:w="120" w:type="dxa"/>
+              <w:left w:w="180" w:type="dxa"/>
+              <w:bottom w:w="120" w:type="dxa"/>
+              <w:right w:w="180" w:type="dxa"/>
+            </w:tcMar>
+            <w:vAlign w:val="center"/>
+            <w:hideMark/>
+          </w:tcPr>
+          <w:p>
+            <w:r>
+              <w:rPr>
+                <w:b/>
+                <w:bCs/>
+              </w:rPr>
+              <w:t>Description</w:t>
+            </w:r>
+          </w:p>
+        </w:tc>
+      </w:tr>
+      <w:tr>
+        <w:trPr>
+          <w:tblCellSpacing w:w="15" w:type="dxa"/>
+        </w:trPr>
+        <w:tc>
+          <w:tcPr>
+            <w:tcW w:w="0" w:type="auto"/>
+            <w:tcBorders>
+              <w:top w:val="single" w:sz="6" w:space="0" w:color="C4C7C5"/>
+              <w:left w:val="single" w:sz="6" w:space="0" w:color="C4C7C5"/>
+              <w:bottom w:val="single" w:sz="6" w:space="0" w:color="C4C7C5"/>
+              <w:right w:val="single" w:sz="6" w:space="0" w:color="C4C7C5"/>
+            </w:tcBorders>
+            <w:tcMar>
+              <w:top w:w="120" w:type="dxa"/>
+              <w:left w:w="180" w:type="dxa"/>
+              <w:bottom w:w="120" w:type="dxa"/>
+              <w:right w:w="180" w:type="dxa"/>
+            </w:tcMar>
+            <w:vAlign w:val="center"/>
+            <w:hideMark/>
+          </w:tcPr>
+          <w:p>
+            <w:r>
+              <w:t>client_id</w:t>
+            </w:r>
+          </w:p>
+        </w:tc>
+        <w:tc>
+          <w:tcPr>
+            <w:tcW w:w="0" w:type="auto"/>
+            <w:tcBorders>
+              <w:top w:val="single" w:sz="6" w:space="0" w:color="C4C7C5"/>
+              <w:left w:val="single" w:sz="6" w:space="0" w:color="C4C7C5"/>
+              <w:bottom w:val="single" w:sz="6" w:space="0" w:color="C4C7C5"/>
+              <w:right w:val="single" w:sz="6" w:space="0" w:color="C4C7C5"/>
+            </w:tcBorders>
+            <w:tcMar>
+              <w:top w:w="120" w:type="dxa"/>
+              <w:left w:w="180" w:type="dxa"/>
+              <w:bottom w:w="120" w:type="dxa"/>
+              <w:right w:w="180" w:type="dxa"/>
+            </w:tcMar>
+            <w:vAlign w:val="center"/>
+            <w:hideMark/>
+          </w:tcPr>
+          <w:p>
+            <w:r>
+              <w:t>INT</w:t>
+            </w:r>
+          </w:p>
+        </w:tc>
+        <w:tc>
+          <w:tcPr>
+            <w:tcW w:w="0" w:type="auto"/>
+            <w:tcBorders>
+              <w:top w:val="single" w:sz="6" w:space="0" w:color="C4C7C5"/>
+              <w:left w:val="single" w:sz="6" w:space="0" w:color="C4C7C5"/>
+              <w:bottom w:val="single" w:sz="6" w:space="0" w:color="C4C7C5"/>
+              <w:right w:val="single" w:sz="6" w:space="0" w:color="C4C7C5"/>
+            </w:tcBorders>
+            <w:tcMar>
+              <w:top w:w="120" w:type="dxa"/>
+              <w:left w:w="180" w:type="dxa"/>
+              <w:bottom w:w="120" w:type="dxa"/>
+              <w:right w:w="180" w:type="dxa"/>
+            </w:tcMar>
+            <w:vAlign w:val="center"/>
+            <w:hideMark/>
+          </w:tcPr>
+          <w:p>
+            <w:r>
+              <w:t>PRIMARY KEY, AUTO_INCREMENT</w:t>
+            </w:r>
+          </w:p>
+        </w:tc>
+        <w:tc>
+          <w:tcPr>
+            <w:tcW w:w="0" w:type="auto"/>
+            <w:tcBorders>
+              <w:top w:val="single" w:sz="6" w:space="0" w:color="C4C7C5"/>
+              <w:left w:val="single" w:sz="6" w:space="0" w:color="C4C7C5"/>
+              <w:bottom w:val="single" w:sz="6" w:space="0" w:color="C4C7C5"/>
+              <w:right w:val="single" w:sz="6" w:space="0" w:color="C4C7C5"/>
+            </w:tcBorders>
+            <w:tcMar>
+              <w:top w:w="120" w:type="dxa"/>
+              <w:left w:w="180" w:type="dxa"/>
+              <w:bottom w:w="120" w:type="dxa"/>
+              <w:right w:w="180" w:type="dxa"/>
+            </w:tcMar>
+            <w:vAlign w:val="center"/>
+            <w:hideMark/>
+          </w:tcPr>
+          <w:p>
+            <w:r>
+              <w:t>Unique client identifier</w:t>
+            </w:r>
+          </w:p>
+        </w:tc>
+      </w:tr>
+      <w:tr>
+        <w:trPr>
+          <w:tblCellSpacing w:w="15" w:type="dxa"/>
+        </w:trPr>
+        <w:tc>
+          <w:tcPr>
+            <w:tcW w:w="0" w:type="auto"/>
+            <w:tcBorders>
+              <w:top w:val="single" w:sz="6" w:space="0" w:color="C4C7C5"/>
+              <w:left w:val="single" w:sz="6" w:space="0" w:color="C4C7C5"/>
+              <w:bottom w:val="single" w:sz="6" w:space="0" w:color="C4C7C5"/>
+              <w:right w:val="single" w:sz="6" w:space="0" w:color="C4C7C5"/>
+            </w:tcBorders>
+            <w:tcMar>
+              <w:top w:w="120" w:type="dxa"/>
+              <w:left w:w="180" w:type="dxa"/>
+              <w:bottom w:w="120" w:type="dxa"/>
+              <w:right w:w="180" w:type="dxa"/>
+            </w:tcMar>
+            <w:vAlign w:val="center"/>
+            <w:hideMark/>
+          </w:tcPr>
+          <w:p>
+            <w:r>
+              <w:t>first_name</w:t>
+            </w:r>
+          </w:p>
+        </w:tc>
+        <w:tc>
+          <w:tcPr>
+            <w:tcW w:w="0" w:type="auto"/>
+            <w:tcBorders>
+              <w:top w:val="single" w:sz="6" w:space="0" w:color="C4C7C5"/>
+              <w:left w:val="single" w:sz="6" w:space="0" w:color="C4C7C5"/>
+              <w:bottom w:val="single" w:sz="6" w:space="0" w:color="C4C7C5"/>
+              <w:right w:val="single" w:sz="6" w:space="0" w:color="C4C7C5"/>
+            </w:tcBorders>
+            <w:tcMar>
+              <w:top w:w="120" w:type="dxa"/>
+              <w:left w:w="180" w:type="dxa"/>
+              <w:bottom w:w="120" w:type="dxa"/>
+              <w:right w:w="180" w:type="dxa"/>
+            </w:tcMar>
+            <w:vAlign w:val="center"/>
+            <w:hideMark/>
+          </w:tcPr>
+          <w:p>
+            <w:r>
+              <w:t>VARCHAR(50)</w:t>
+            </w:r>
+          </w:p>
+        </w:tc>
+        <w:tc>
+          <w:tcPr>
+            <w:tcW w:w="0" w:type="auto"/>
+            <w:tcBorders>
+              <w:top w:val="single" w:sz="6" w:space="0" w:color="C4C7C5"/>
+              <w:left w:val="single" w:sz="6" w:space="0" w:color="C4C7C5"/>
+              <w:bottom w:val="single" w:sz="6" w:space="0" w:color="C4C7C5"/>
+              <w:right w:val="single" w:sz="6" w:space="0" w:color="C4C7C5"/>
+            </w:tcBorders>
+            <w:tcMar>
+              <w:top w:w="120" w:type="dxa"/>
+              <w:left w:w="180" w:type="dxa"/>
+              <w:bottom w:w="120" w:type="dxa"/>
+              <w:right w:w="180" w:type="dxa"/>
+            </w:tcMar>
+            <w:vAlign w:val="center"/>
+            <w:hideMark/>
+          </w:tcPr>
+          <w:p>
+            <w:r>
+              <w:t>NOT NULL</w:t>
+            </w:r>
+          </w:p>
+        </w:tc>
+        <w:tc>
+          <w:tcPr>
+            <w:tcW w:w="0" w:type="auto"/>
+            <w:tcBorders>
+              <w:top w:val="single" w:sz="6" w:space="0" w:color="C4C7C5"/>
+              <w:left w:val="single" w:sz="6" w:space="0" w:color="C4C7C5"/>
+              <w:bottom w:val="single" w:sz="6" w:space="0" w:color="C4C7C5"/>
+              <w:right w:val="single" w:sz="6" w:space="0" w:color="C4C7C5"/>
+            </w:tcBorders>
+            <w:tcMar>
+              <w:top w:w="120" w:type="dxa"/>
+              <w:left w:w="180" w:type="dxa"/>
+              <w:bottom w:w="120" w:type="dxa"/>
+              <w:right w:w="180" w:type="dxa"/>
+            </w:tcMar>
+            <w:vAlign w:val="center"/>
+            <w:hideMark/>
+          </w:tcPr>
+          <w:p>
+            <w:r>
+              <w:t>Client given name</w:t>
+            </w:r>
+          </w:p>
+        </w:tc>
+      </w:tr>
+      <w:tr>
+        <w:trPr>
+          <w:tblCellSpacing w:w="15" w:type="dxa"/>
+        </w:trPr>
+        <w:tc>
+          <w:tcPr>
+            <w:tcW w:w="0" w:type="auto"/>
+            <w:tcBorders>
+              <w:top w:val="single" w:sz="6" w:space="0" w:color="C4C7C5"/>
+              <w:left w:val="single" w:sz="6" w:space="0" w:color="C4C7C5"/>
+              <w:bottom w:val="single" w:sz="6" w:space="0" w:color="C4C7C5"/>
+              <w:right w:val="single" w:sz="6" w:space="0" w:color="C4C7C5"/>
+            </w:tcBorders>
+            <w:tcMar>
+              <w:top w:w="120" w:type="dxa"/>
+              <w:left w:w="180" w:type="dxa"/>
+              <w:bottom w:w="120" w:type="dxa"/>
+              <w:right w:w="180" w:type="dxa"/>
+            </w:tcMar>
+            <w:vAlign w:val="center"/>
+            <w:hideMark/>
+          </w:tcPr>
+          <w:p>
+            <w:r>
+              <w:t>last_name</w:t>
+            </w:r>
+          </w:p>
+        </w:tc>
+        <w:tc>
+          <w:tcPr>
+            <w:tcW w:w="0" w:type="auto"/>
+            <w:tcBorders>
+              <w:top w:val="single" w:sz="6" w:space="0" w:color="C4C7C5"/>
+              <w:left w:val="single" w:sz="6" w:space="0" w:color="C4C7C5"/>
+              <w:bottom w:val="single" w:sz="6" w:space="0" w:color="C4C7C5"/>
+              <w:right w:val="single" w:sz="6" w:space="0" w:color="C4C7C5"/>
+            </w:tcBorders>
+            <w:tcMar>
+              <w:top w:w="120" w:type="dxa"/>
+              <w:left w:w="180" w:type="dxa"/>
+              <w:bottom w:w="120" w:type="dxa"/>
+              <w:right w:w="180" w:type="dxa"/>
+            </w:tcMar>
+            <w:vAlign w:val="center"/>
+            <w:hideMark/>
+          </w:tcPr>
+          <w:p>
+            <w:r>
+              <w:t>VARCHAR(50)</w:t>
+            </w:r>
+          </w:p>
+        </w:tc>
+        <w:tc>
+          <w:tcPr>
+            <w:tcW w:w="0" w:type="auto"/>
+            <w:tcBorders>
+              <w:top w:val="single" w:sz="6" w:space="0" w:color="C4C7C5"/>
+              <w:left w:val="single" w:sz="6" w:space="0" w:color="C4C7C5"/>
+              <w:bottom w:val="single" w:sz="6" w:space="0" w:color="C4C7C5"/>
+              <w:right w:val="single" w:sz="6" w:space="0" w:color="C4C7C5"/>
+            </w:tcBorders>
+            <w:tcMar>
+              <w:top w:w="120" w:type="dxa"/>
+              <w:left w:w="180" w:type="dxa"/>
+              <w:bottom w:w="120" w:type="dxa"/>
+              <w:right w:w="180" w:type="dxa"/>
+            </w:tcMar>
+            <w:vAlign w:val="center"/>
+            <w:hideMark/>
+          </w:tcPr>
+          <w:p>
+            <w:r>
+              <w:t>NOT NULL</w:t>
+            </w:r>
+          </w:p>
+        </w:tc>
+        <w:tc>
+          <w:tcPr>
+            <w:tcW w:w="0" w:type="auto"/>
+            <w:tcBorders>
+              <w:top w:val="single" w:sz="6" w:space="0" w:color="C4C7C5"/>
+              <w:left w:val="single" w:sz="6" w:space="0" w:color="C4C7C5"/>
+              <w:bottom w:val="single" w:sz="6" w:space="0" w:color="C4C7C5"/>
+              <w:right w:val="single" w:sz="6" w:space="0" w:color="C4C7C5"/>
+            </w:tcBorders>
+            <w:tcMar>
+              <w:top w:w="120" w:type="dxa"/>
+              <w:left w:w="180" w:type="dxa"/>
+              <w:bottom w:w="120" w:type="dxa"/>
+              <w:right w:w="180" w:type="dxa"/>
+            </w:tcMar>
+            <w:vAlign w:val="center"/>
+            <w:hideMark/>
+          </w:tcPr>
+          <w:p>
+            <w:r>
+              <w:t>Client surname</w:t>
+            </w:r>
+          </w:p>
+        </w:tc>
+      </w:tr>
+      <w:tr>
+        <w:trPr>
+          <w:tblCellSpacing w:w="15" w:type="dxa"/>
+        </w:trPr>
+        <w:tc>
+          <w:tcPr>
+            <w:tcW w:w="0" w:type="auto"/>
+            <w:tcBorders>
+              <w:top w:val="single" w:sz="6" w:space="0" w:color="C4C7C5"/>
+              <w:left w:val="single" w:sz="6" w:space="0" w:color="C4C7C5"/>
+              <w:bottom w:val="single" w:sz="6" w:space="0" w:color="C4C7C5"/>
+              <w:right w:val="single" w:sz="6" w:space="0" w:color="C4C7C5"/>
+            </w:tcBorders>
+            <w:tcMar>
+              <w:top w:w="120" w:type="dxa"/>
+              <w:left w:w="180" w:type="dxa"/>
+              <w:bottom w:w="120" w:type="dxa"/>
+              <w:right w:w="180" w:type="dxa"/>
+            </w:tcMar>
+            <w:vAlign w:val="center"/>
+            <w:hideMark/>
+          </w:tcPr>
+          <w:p>
+            <w:r>
+              <w:t>national_id</w:t>
+            </w:r>
+          </w:p>
+        </w:tc>
+        <w:tc>
+          <w:tcPr>
+            <w:tcW w:w="0" w:type="auto"/>
+            <w:tcBorders>
+              <w:top w:val="single" w:sz="6" w:space="0" w:color="C4C7C5"/>
+              <w:left w:val="single" w:sz="6" w:space="0" w:color="C4C7C5"/>
+              <w:bottom w:val="single" w:sz="6" w:space="0" w:color="C4C7C5"/>
+              <w:right w:val="single" w:sz="6" w:space="0" w:color="C4C7C5"/>
+            </w:tcBorders>
+            <w:tcMar>
+              <w:top w:w="120" w:type="dxa"/>
+              <w:left w:w="180" w:type="dxa"/>
+              <w:bottom w:w="120" w:type="dxa"/>
+              <w:right w:w="180" w:type="dxa"/>
+            </w:tcMar>
+            <w:vAlign w:val="center"/>
+            <w:hideMark/>
+          </w:tcPr>
+          <w:p>
+            <w:r>
+              <w:t>VARCHAR(20)</w:t>
+            </w:r>
+          </w:p>
+        </w:tc>
+        <w:tc>
+          <w:tcPr>
+            <w:tcW w:w="0" w:type="auto"/>
+            <w:tcBorders>
+              <w:top w:val="single" w:sz="6" w:space="0" w:color="C4C7C5"/>
+              <w:left w:val="single" w:sz="6" w:space="0" w:color="C4C7C5"/>
+              <w:bottom w:val="single" w:sz="6" w:space="0" w:color="C4C7C5"/>
+              <w:right w:val="single" w:sz="6" w:space="0" w:color="C4C7C5"/>
+            </w:tcBorders>
+            <w:tcMar>
+              <w:top w:w="120" w:type="dxa"/>
+              <w:left w:w="180" w:type="dxa"/>
+              <w:bottom w:w="120" w:type="dxa"/>
+              <w:right w:w="180" w:type="dxa"/>
+            </w:tcMar>
+            <w:vAlign w:val="center"/>
+            <w:hideMark/>
+          </w:tcPr>
+          <w:p>
+            <w:r>
+              <w:t>UNIQUE, NOT NULL</w:t>
+            </w:r>
+          </w:p>
+        </w:tc>
+        <w:tc>
+          <w:tcPr>
+            <w:tcW w:w="0" w:type="auto"/>
+            <w:tcBorders>
+              <w:top w:val="single" w:sz="6" w:space="0" w:color="C4C7C5"/>
+              <w:left w:val="single" w:sz="6" w:space="0" w:color="C4C7C5"/>
+              <w:bottom w:val="single" w:sz="6" w:space="0" w:color="C4C7C5"/>
+              <w:right w:val="single" w:sz="6" w:space="0" w:color="C4C7C5"/>
+            </w:tcBorders>
+            <w:tcMar>
+              <w:top w:w="120" w:type="dxa"/>
+              <w:left w:w="180" w:type="dxa"/>
+              <w:bottom w:w="120" w:type="dxa"/>
+              <w:right w:w="180" w:type="dxa"/>
+            </w:tcMar>
+            <w:vAlign w:val="center"/>
+            <w:hideMark/>
+          </w:tcPr>
+          <w:p>
+            <w:r>
+              <w:t>National identity/passport number</w:t>
+            </w:r>
+          </w:p>
+        </w:tc>
+      </w:tr>
+      <w:tr>
+        <w:trPr>
+          <w:tblCellSpacing w:w="15" w:type="dxa"/>
+        </w:trPr>
+        <w:tc>
+          <w:tcPr>
+            <w:tcW w:w="0" w:type="auto"/>
+            <w:tcBorders>
+              <w:top w:val="single" w:sz="6" w:space="0" w:color="C4C7C5"/>
+              <w:left w:val="single" w:sz="6" w:space="0" w:color="C4C7C5"/>
+              <w:bottom w:val="single" w:sz="6" w:space="0" w:color="C4C7C5"/>
+              <w:right w:val="single" w:sz="6" w:space="0" w:color="C4C7C5"/>
+            </w:tcBorders>
+            <w:tcMar>
+              <w:top w:w="120" w:type="dxa"/>
+              <w:left w:w="180" w:type="dxa"/>
+              <w:bottom w:w="120" w:type="dxa"/>
+              <w:right w:w="180" w:type="dxa"/>
+            </w:tcMar>
+            <w:vAlign w:val="center"/>
+            <w:hideMark/>
+          </w:tcPr>
+          <w:p>
+            <w:r>
+              <w:t>phone</w:t>
+            </w:r>
+          </w:p>
+        </w:tc>
+        <w:tc>
+          <w:tcPr>
+            <w:tcW w:w="0" w:type="auto"/>
+            <w:tcBorders>
+              <w:top w:val="single" w:sz="6" w:space="0" w:color="C4C7C5"/>
+              <w:left w:val="single" w:sz="6" w:space="0" w:color="C4C7C5"/>
+              <w:bottom w:val="single" w:sz="6" w:space="0" w:color="C4C7C5"/>
+              <w:right w:val="single" w:sz="6" w:space="0" w:color="C4C7C5"/>
+            </w:tcBorders>
+            <w:tcMar>
+              <w:top w:w="120" w:type="dxa"/>
+              <w:left w:w="180" w:type="dxa"/>
+              <w:bottom w:w="120" w:type="dxa"/>
+              <w:right w:w="180" w:type="dxa"/>
+            </w:tcMar>
+            <w:vAlign w:val="center"/>
+            <w:hideMark/>
+          </w:tcPr>
+          <w:p>
+            <w:r>
+              <w:t>VARCHAR(15)</w:t>
+            </w:r>
+          </w:p>
+        </w:tc>
+        <w:tc>
+          <w:tcPr>
+            <w:tcW w:w="0" w:type="auto"/>
+            <w:tcBorders>
+              <w:top w:val="single" w:sz="6" w:space="0" w:color="C4C7C5"/>
+              <w:left w:val="single" w:sz="6" w:space="0" w:color="C4C7C5"/>
+              <w:bottom w:val="single" w:sz="6" w:space="0" w:color="C4C7C5"/>
+              <w:right w:val="single" w:sz="6" w:space="0" w:color="C4C7C5"/>
+            </w:tcBorders>
+            <w:tcMar>
+              <w:top w:w="120" w:type="dxa"/>
+              <w:left w:w="180" w:type="dxa"/>
+              <w:bottom w:w="120" w:type="dxa"/>
+              <w:right w:w="180" w:type="dxa"/>
+            </w:tcMar>
+            <w:vAlign w:val="center"/>
+            <w:hideMark/>
+          </w:tcPr>
+          <w:p>
+            <w:r>
+              <w:t>UNIQUE, NOT NULL</w:t>
+            </w:r>
+          </w:p>
+        </w:tc>
+        <w:tc>
+          <w:tcPr>
+            <w:tcW w:w="0" w:type="auto"/>
+            <w:tcBorders>
+              <w:top w:val="single" w:sz="6" w:space="0" w:color="C4C7C5"/>
+              <w:left w:val="single" w:sz="6" w:space="0" w:color="C4C7C5"/>
+              <w:bottom w:val="single" w:sz="6" w:space="0" w:color="C4C7C5"/>
+              <w:right w:val="single" w:sz="6" w:space="0" w:color="C4C7C5"/>
+            </w:tcBorders>
+            <w:tcMar>
+              <w:top w:w="120" w:type="dxa"/>
+              <w:left w:w="180" w:type="dxa"/>
+              <w:bottom w:w="120" w:type="dxa"/>
+              <w:right w:w="180" w:type="dxa"/>
+            </w:tcMar>
+            <w:vAlign w:val="center"/>
+            <w:hideMark/>
+          </w:tcPr>
+          <w:p>
+            <w:r>
+              <w:t>Primary mobile phone</w:t>
+            </w:r>
+          </w:p>
+        </w:tc>
+      </w:tr>
+      <w:tr>
+        <w:trPr>
+          <w:tblCellSpacing w:w="15" w:type="dxa"/>
+        </w:trPr>
+        <w:tc>
+          <w:tcPr>
+            <w:tcW w:w="0" w:type="auto"/>
+            <w:tcBorders>
+              <w:top w:val="single" w:sz="6" w:space="0" w:color="C4C7C5"/>
+              <w:left w:val="single" w:sz="6" w:space="0" w:color="C4C7C5"/>
+              <w:bottom w:val="single" w:sz="6" w:space="0" w:color="C4C7C5"/>
+              <w:right w:val="single" w:sz="6" w:space="0" w:color="C4C7C5"/>
+            </w:tcBorders>
+            <w:tcMar>
+              <w:top w:w="120" w:type="dxa"/>
+              <w:left w:w="180" w:type="dxa"/>
+              <w:bottom w:w="120" w:type="dxa"/>
+              <w:right w:w="180" w:type="dxa"/>
+            </w:tcMar>
+            <w:vAlign w:val="center"/>
+            <w:hideMark/>
+          </w:tcPr>
+          <w:p>
+            <w:r>
+              <w:lastRenderedPageBreak/>
+              <w:t>address</w:t>
+            </w:r>
+          </w:p>
+        </w:tc>
+        <w:tc>
+          <w:tcPr>
+            <w:tcW w:w="0" w:type="auto"/>
+            <w:tcBorders>
+              <w:top w:val="single" w:sz="6" w:space="0" w:color="C4C7C5"/>
+              <w:left w:val="single" w:sz="6" w:space="0" w:color="C4C7C5"/>
+              <w:bottom w:val="single" w:sz="6" w:space="0" w:color="C4C7C5"/>
+              <w:right w:val="single" w:sz="6" w:space="0" w:color="C4C7C5"/>
+            </w:tcBorders>
+            <w:tcMar>
+              <w:top w:w="120" w:type="dxa"/>
+              <w:left w:w="180" w:type="dxa"/>
+              <w:bottom w:w="120" w:type="dxa"/>
+              <w:right w:w="180" w:type="dxa"/>
+            </w:tcMar>
+            <w:vAlign w:val="center"/>
+            <w:hideMark/>
+          </w:tcPr>
+          <w:p>
+            <w:r>
+              <w:t>TEXT</w:t>
+            </w:r>
+          </w:p>
+        </w:tc>
+        <w:tc>
+          <w:tcPr>
+            <w:tcW w:w="0" w:type="auto"/>
+            <w:tcBorders>
+              <w:top w:val="single" w:sz="6" w:space="0" w:color="C4C7C5"/>
+              <w:left w:val="single" w:sz="6" w:space="0" w:color="C4C7C5"/>
+              <w:bottom w:val="single" w:sz="6" w:space="0" w:color="C4C7C5"/>
+              <w:right w:val="single" w:sz="6" w:space="0" w:color="C4C7C5"/>
+            </w:tcBorders>
+            <w:tcMar>
+              <w:top w:w="120" w:type="dxa"/>
+              <w:left w:w="180" w:type="dxa"/>
+              <w:bottom w:w="120" w:type="dxa"/>
+              <w:right w:w="180" w:type="dxa"/>
+            </w:tcMar>
+            <w:vAlign w:val="center"/>
+            <w:hideMark/>
+          </w:tcPr>
+          <w:p>
+            <w:r>
+              <w:t>NOT NULL</w:t>
+            </w:r>
+          </w:p>
+        </w:tc>
+        <w:tc>
+          <w:tcPr>
+            <w:tcW w:w="0" w:type="auto"/>
+            <w:tcBorders>
+              <w:top w:val="single" w:sz="6" w:space="0" w:color="C4C7C5"/>
+              <w:left w:val="single" w:sz="6" w:space="0" w:color="C4C7C5"/>
+              <w:bottom w:val="single" w:sz="6" w:space="0" w:color="C4C7C5"/>
+              <w:right w:val="single" w:sz="6" w:space="0" w:color="C4C7C5"/>
+            </w:tcBorders>
+            <w:tcMar>
+              <w:top w:w="120" w:type="dxa"/>
+              <w:left w:w="180" w:type="dxa"/>
+              <w:bottom w:w="120" w:type="dxa"/>
+              <w:right w:w="180" w:type="dxa"/>
+            </w:tcMar>
+            <w:vAlign w:val="center"/>
+            <w:hideMark/>
+          </w:tcPr>
+          <w:p>
+            <w:r>
+              <w:t>Residential address</w:t>
+            </w:r>
+          </w:p>
+        </w:tc>
+      </w:tr>
+      <w:tr>
+        <w:trPr>
+          <w:tblCellSpacing w:w="15" w:type="dxa"/>
+        </w:trPr>
+        <w:tc>
+          <w:tcPr>
+            <w:tcW w:w="0" w:type="auto"/>
+            <w:tcBorders>
+              <w:top w:val="single" w:sz="6" w:space="0" w:color="C4C7C5"/>
+              <w:left w:val="single" w:sz="6" w:space="0" w:color="C4C7C5"/>
+              <w:bottom w:val="single" w:sz="6" w:space="0" w:color="C4C7C5"/>
+              <w:right w:val="single" w:sz="6" w:space="0" w:color="C4C7C5"/>
+            </w:tcBorders>
+            <w:tcMar>
+              <w:top w:w="120" w:type="dxa"/>
+              <w:left w:w="180" w:type="dxa"/>
+              <w:bottom w:w="120" w:type="dxa"/>
+              <w:right w:w="180" w:type="dxa"/>
+            </w:tcMar>
+            <w:vAlign w:val="center"/>
+            <w:hideMark/>
+          </w:tcPr>
+          <w:p>
+            <w:r>
+              <w:t>group_id</w:t>
+            </w:r>
+          </w:p>
+        </w:tc>
+        <w:tc>
+          <w:tcPr>
+            <w:tcW w:w="0" w:type="auto"/>
+            <w:tcBorders>
+              <w:top w:val="single" w:sz="6" w:space="0" w:color="C4C7C5"/>
+              <w:left w:val="single" w:sz="6" w:space="0" w:color="C4C7C5"/>
+              <w:bottom w:val="single" w:sz="6" w:space="0" w:color="C4C7C5"/>
+              <w:right w:val="single" w:sz="6" w:space="0" w:color="C4C7C5"/>
+            </w:tcBorders>
+            <w:tcMar>
+              <w:top w:w="120" w:type="dxa"/>
+              <w:left w:w="180" w:type="dxa"/>
+              <w:bottom w:w="120" w:type="dxa"/>
+              <w:right w:w="180" w:type="dxa"/>
+            </w:tcMar>
+            <w:vAlign w:val="center"/>
+            <w:hideMark/>
+          </w:tcPr>
+          <w:p>
+            <w:r>
+              <w:t>INT</w:t>
+            </w:r>
+          </w:p>
+        </w:tc>
+        <w:tc>
+          <w:tcPr>
+            <w:tcW w:w="0" w:type="auto"/>
+            <w:tcBorders>
+              <w:top w:val="single" w:sz="6" w:space="0" w:color="C4C7C5"/>
+              <w:left w:val="single" w:sz="6" w:space="0" w:color="C4C7C5"/>
+              <w:bottom w:val="single" w:sz="6" w:space="0" w:color="C4C7C5"/>
+              <w:right w:val="single" w:sz="6" w:space="0" w:color="C4C7C5"/>
+            </w:tcBorders>
+            <w:tcMar>
+              <w:top w:w="120" w:type="dxa"/>
+              <w:left w:w="180" w:type="dxa"/>
+              <w:bottom w:w="120" w:type="dxa"/>
+              <w:right w:w="180" w:type="dxa"/>
+            </w:tcMar>
+            <w:vAlign w:val="center"/>
+            <w:hideMark/>
+          </w:tcPr>
+          <w:p>
+            <w:r>
+              <w:t>FOREIGN KEY (groups), NULL</w:t>
+            </w:r>
+          </w:p>
+        </w:tc>
+        <w:tc>
+          <w:tcPr>
+            <w:tcW w:w="0" w:type="auto"/>
+            <w:tcBorders>
+              <w:top w:val="single" w:sz="6" w:space="0" w:color="C4C7C5"/>
+              <w:left w:val="single" w:sz="6" w:space="0" w:color="C4C7C5"/>
+              <w:bottom w:val="single" w:sz="6" w:space="0" w:color="C4C7C5"/>
+              <w:right w:val="single" w:sz="6" w:space="0" w:color="C4C7C5"/>
+            </w:tcBorders>
+            <w:tcMar>
+              <w:top w:w="120" w:type="dxa"/>
+              <w:left w:w="180" w:type="dxa"/>
+              <w:bottom w:w="120" w:type="dxa"/>
+              <w:right w:w="180" w:type="dxa"/>
+            </w:tcMar>
+            <w:vAlign w:val="center"/>
+            <w:hideMark/>
+          </w:tcPr>
+          <w:p>
+            <w:r>
+              <w:t>Linked group (null if individual)</w:t>
+            </w:r>
+          </w:p>
+        </w:tc>
+      </w:tr>
+      <w:tr>
+        <w:trPr>
+          <w:tblCellSpacing w:w="15" w:type="dxa"/>
+        </w:trPr>
+        <w:tc>
+          <w:tcPr>
+            <w:tcW w:w="0" w:type="auto"/>
+            <w:tcBorders>
+              <w:top w:val="single" w:sz="6" w:space="0" w:color="C4C7C5"/>
+              <w:left w:val="single" w:sz="6" w:space="0" w:color="C4C7C5"/>
+              <w:bottom w:val="single" w:sz="6" w:space="0" w:color="C4C7C5"/>
+              <w:right w:val="single" w:sz="6" w:space="0" w:color="C4C7C5"/>
+            </w:tcBorders>
+            <w:tcMar>
+              <w:top w:w="120" w:type="dxa"/>
+              <w:left w:w="180" w:type="dxa"/>
+              <w:bottom w:w="120" w:type="dxa"/>
+              <w:right w:w="180" w:type="dxa"/>
+            </w:tcMar>
+            <w:vAlign w:val="center"/>
+            <w:hideMark/>
+          </w:tcPr>
+          <w:p>
+            <w:r>
+              <w:t>registration_date</w:t>
+            </w:r>
+          </w:p>
+        </w:tc>
+        <w:tc>
+          <w:tcPr>
+            <w:tcW w:w="0" w:type="auto"/>
+            <w:tcBorders>
+              <w:top w:val="single" w:sz="6" w:space="0" w:color="C4C7C5"/>
+              <w:left w:val="single" w:sz="6" w:space="0" w:color="C4C7C5"/>
+              <w:bottom w:val="single" w:sz="6" w:space="0" w:color="C4C7C5"/>
+              <w:right w:val="single" w:sz="6" w:space="0" w:color="C4C7C5"/>
+            </w:tcBorders>
+            <w:tcMar>
+              <w:top w:w="120" w:type="dxa"/>
+              <w:left w:w="180" w:type="dxa"/>
+              <w:bottom w:w="120" w:type="dxa"/>
+              <w:right w:w="180" w:type="dxa"/>
+            </w:tcMar>
+            <w:vAlign w:val="center"/>
+            <w:hideMark/>
+          </w:tcPr>
+          <w:p>
+            <w:r>
+              <w:t>DATE</w:t>
+            </w:r>
+          </w:p>
+        </w:tc>
+        <w:tc>
+          <w:tcPr>
+            <w:tcW w:w="0" w:type="auto"/>
+            <w:tcBorders>
+              <w:top w:val="single" w:sz="6" w:space="0" w:color="C4C7C5"/>
+              <w:left w:val="single" w:sz="6" w:space="0" w:color="C4C7C5"/>
+              <w:bottom w:val="single" w:sz="6" w:space="0" w:color="C4C7C5"/>
+              <w:right w:val="single" w:sz="6" w:space="0" w:color="C4C7C5"/>
+            </w:tcBorders>
+            <w:tcMar>
+              <w:top w:w="120" w:type="dxa"/>
+              <w:left w:w="180" w:type="dxa"/>
+              <w:bottom w:w="120" w:type="dxa"/>
+              <w:right w:w="180" w:type="dxa"/>
+            </w:tcMar>
+            <w:vAlign w:val="center"/>
+            <w:hideMark/>
+          </w:tcPr>
+          <w:p>
+            <w:r>
+              <w:t>NOT NULL</w:t>
+            </w:r>
+          </w:p>
+        </w:tc>
+        <w:tc>
+          <w:tcPr>
+            <w:tcW w:w="0" w:type="auto"/>
+            <w:tcBorders>
+              <w:top w:val="single" w:sz="6" w:space="0" w:color="C4C7C5"/>
+              <w:left w:val="single" w:sz="6" w:space="0" w:color="C4C7C5"/>
+              <w:bottom w:val="single" w:sz="6" w:space="0" w:color="C4C7C5"/>
+              <w:right w:val="single" w:sz="6" w:space="0" w:color="C4C7C5"/>
+            </w:tcBorders>
+            <w:tcMar>
+              <w:top w:w="120" w:type="dxa"/>
+              <w:left w:w="180" w:type="dxa"/>
+              <w:bottom w:w="120" w:type="dxa"/>
+              <w:right w:w="180" w:type="dxa"/>
+            </w:tcMar>
+            <w:vAlign w:val="center"/>
+            <w:hideMark/>
+          </w:tcPr>
+          <w:p>
+            <w:r>
+              <w:t>System registration timestamp</w:t>
+            </w:r>
+          </w:p>
+        </w:tc>
+      </w:tr>
+    </w:tbl>
+    <w:p>
+      <w:pPr>
+        <w:ind w:left="360"/>
+        <w:rPr>
           <w:sz w:val="28"/>
           <w:szCs w:val="28"/>
         </w:rPr>
       </w:pPr>
-      <w:r>
-        <w:rPr>
-          <w:b/>
-          <w:bCs/>
+    </w:p>
+    <w:p>
+      <w:pPr>
+        <w:ind w:left="360"/>
+        <w:rPr>
           <w:sz w:val="28"/>
           <w:szCs w:val="28"/>
         </w:rPr>
-        <w:t>5. DATABASE CREATION SCRIPT (SQL DDL)</w:t>
-      </w:r>
-    </w:p>
-    <w:p>
-      <w:pPr>
-        <w:rPr>
+      </w:pPr>
+      <w:r>
+        <w:rPr>
+          <w:b/>
+          <w:bCs/>
           <w:sz w:val="28"/>
           <w:szCs w:val="28"/>
         </w:rPr>
-      </w:pPr>
-      <w:r>
-        <w:rPr>
+        <w:t>6.</w:t>
+      </w:r>
+      <w:r>
+        <w:rPr>
+          <w:b/>
+          <w:bCs/>
           <w:sz w:val="28"/>
           <w:szCs w:val="28"/>
         </w:rPr>
-        <w:t>SQL</w:t>
-      </w:r>
-    </w:p>
-    <w:p>
-      <w:r>
-        <w:t xml:space="preserve">CREATE DATABASE IF NOT EXISTS </w:t>
-      </w:r>
-      <w:proofErr w:type="spellStart"/>
-      <w:r>
-        <w:t>microfinance_db</w:t>
-      </w:r>
-      <w:proofErr w:type="spellEnd"/>
-      <w:r>
-        <w:t>;</w:t>
-      </w:r>
-    </w:p>
-    <w:p>
-      <w:r>
-        <w:t xml:space="preserve">USE </w:t>
-      </w:r>
-      <w:proofErr w:type="spellStart"/>
-      <w:r>
-        <w:t>microfinance_db</w:t>
-      </w:r>
-      <w:proofErr w:type="spellEnd"/>
-      <w:r>
-        <w:t>;</w:t>
-      </w:r>
-    </w:p>
-    <w:p/>
-    <w:p>
-      <w:r>
-        <w:t>-- 1. Clients Table</w:t>
-      </w:r>
-    </w:p>
-    <w:p>
-      <w:r>
-        <w:t>CREATE TABLE IF NOT EXISTS clients (</w:t>
-      </w:r>
-    </w:p>
-    <w:p>
-      <w:r>
-        <w:t xml:space="preserve">    ClientID INT AUTO_INCREMENT PRIMARY KEY,</w:t>
-      </w:r>
-    </w:p>
-    <w:p>
-      <w:r>
-        <w:t xml:space="preserve">    </w:t>
-      </w:r>
-      <w:proofErr w:type="spellStart"/>
-      <w:r>
-        <w:t>FullName</w:t>
-      </w:r>
-      <w:proofErr w:type="spellEnd"/>
-      <w:r>
-        <w:t xml:space="preserve"> </w:t>
-      </w:r>
-      <w:proofErr w:type="gramStart"/>
-      <w:r>
-        <w:t>VARCHAR(</w:t>
-      </w:r>
-      <w:proofErr w:type="gramEnd"/>
-      <w:r>
-        <w:t>100) NOT NULL,</w:t>
-      </w:r>
-    </w:p>
-    <w:p>
-      <w:r>
-        <w:t xml:space="preserve">    Email </w:t>
-      </w:r>
-      <w:proofErr w:type="gramStart"/>
-      <w:r>
-        <w:t>VARCHAR(</w:t>
-      </w:r>
-      <w:proofErr w:type="gramEnd"/>
-      <w:r>
-        <w:t>100) UNIQUE,</w:t>
-      </w:r>
-    </w:p>
-    <w:p>
-      <w:r>
-        <w:t xml:space="preserve">    Phone </w:t>
-      </w:r>
-      <w:proofErr w:type="gramStart"/>
-      <w:r>
-        <w:t>VARCHAR(</w:t>
-      </w:r>
-      <w:proofErr w:type="gramEnd"/>
-      <w:r>
-        <w:t>15),</w:t>
-      </w:r>
-    </w:p>
-    <w:p>
-      <w:r>
-        <w:t xml:space="preserve">    </w:t>
-      </w:r>
-      <w:proofErr w:type="spellStart"/>
-      <w:r>
-        <w:t>RegistrationDate</w:t>
-      </w:r>
-      <w:proofErr w:type="spellEnd"/>
-      <w:r>
-        <w:t xml:space="preserve"> DATE DEFAULT (CURRENT_DATE)</w:t>
-      </w:r>
-    </w:p>
-    <w:p>
-      <w:r>
-        <w:t>);</w:t>
-      </w:r>
-    </w:p>
-    <w:p/>
-    <w:p>
-      <w:r>
-        <w:t>-- 2. Products Table</w:t>
-      </w:r>
-    </w:p>
-    <w:p>
-      <w:r>
-        <w:t>CREATE TABLE IF NOT EXISTS products (</w:t>
-      </w:r>
-    </w:p>
-    <w:p>
-      <w:r>
-        <w:t xml:space="preserve">    </w:t>
-      </w:r>
-      <w:proofErr w:type="spellStart"/>
-      <w:r>
-        <w:t>ProductID</w:t>
-      </w:r>
-      <w:proofErr w:type="spellEnd"/>
-      <w:r>
-        <w:t xml:space="preserve"> INT AUTO_INCREMENT PRIMARY KEY,</w:t>
-      </w:r>
-    </w:p>
-    <w:p>
-      <w:r>
-        <w:t xml:space="preserve">    ProductName </w:t>
-      </w:r>
-      <w:proofErr w:type="gramStart"/>
-      <w:r>
-        <w:t>VARCHAR(</w:t>
-      </w:r>
-      <w:proofErr w:type="gramEnd"/>
-      <w:r>
-        <w:t>100) NOT NULL,</w:t>
-      </w:r>
-    </w:p>
-    <w:p>
-      <w:r>
-        <w:t xml:space="preserve">    </w:t>
-      </w:r>
-      <w:proofErr w:type="spellStart"/>
-      <w:r>
-        <w:t>MinAmount</w:t>
-      </w:r>
-      <w:proofErr w:type="spellEnd"/>
-      <w:r>
-        <w:t xml:space="preserve"> </w:t>
-      </w:r>
-      <w:proofErr w:type="gramStart"/>
-      <w:r>
-        <w:t>DECIMAL(</w:t>
-      </w:r>
-      <w:proofErr w:type="gramEnd"/>
-      <w:r>
-        <w:t>10,2) NOT NULL,</w:t>
-      </w:r>
-    </w:p>
-    <w:p>
-      <w:r>
-        <w:t xml:space="preserve">    </w:t>
-      </w:r>
-      <w:proofErr w:type="spellStart"/>
-      <w:r>
-        <w:t>MaxAmount</w:t>
-      </w:r>
-      <w:proofErr w:type="spellEnd"/>
-      <w:r>
-        <w:t xml:space="preserve"> </w:t>
-      </w:r>
-      <w:proofErr w:type="gramStart"/>
-      <w:r>
-        <w:t>DECIMAL(</w:t>
-      </w:r>
-      <w:proofErr w:type="gramEnd"/>
-      <w:r>
-        <w:t>10,2) NOT NULL,</w:t>
-      </w:r>
-    </w:p>
-    <w:p>
-      <w:r>
-        <w:t xml:space="preserve">    </w:t>
-      </w:r>
-      <w:proofErr w:type="spellStart"/>
-      <w:r>
-        <w:t>InterestRate</w:t>
-      </w:r>
-      <w:proofErr w:type="spellEnd"/>
-      <w:r>
-        <w:t xml:space="preserve"> </w:t>
-      </w:r>
-      <w:proofErr w:type="gramStart"/>
-      <w:r>
-        <w:t>DECIMAL(</w:t>
-      </w:r>
-      <w:proofErr w:type="gramEnd"/>
-      <w:r>
-        <w:t>5,2) NOT NULL</w:t>
-      </w:r>
-    </w:p>
-    <w:p>
-      <w:r>
-        <w:t>);</w:t>
-      </w:r>
-    </w:p>
-    <w:p/>
-    <w:p>
-      <w:r>
-        <w:lastRenderedPageBreak/>
-        <w:t>-- 3. Loans Table</w:t>
-      </w:r>
-    </w:p>
-    <w:p>
-      <w:r>
-        <w:t>CREATE TABLE IF NOT EXISTS loans (</w:t>
-      </w:r>
-    </w:p>
-    <w:p>
-      <w:r>
-        <w:t xml:space="preserve">    </w:t>
-      </w:r>
-      <w:proofErr w:type="spellStart"/>
-      <w:r>
-        <w:t>LoanID</w:t>
-      </w:r>
-      <w:proofErr w:type="spellEnd"/>
-      <w:r>
-        <w:t xml:space="preserve"> INT AUTO_INCREMENT PRIMARY KEY,</w:t>
-      </w:r>
-    </w:p>
-    <w:p>
-      <w:r>
-        <w:t xml:space="preserve">    ClientID INT NOT NULL,</w:t>
-      </w:r>
-    </w:p>
-    <w:p>
-      <w:r>
-        <w:t xml:space="preserve">    </w:t>
-      </w:r>
-      <w:proofErr w:type="spellStart"/>
-      <w:r>
-        <w:t>ProductID</w:t>
-      </w:r>
-      <w:proofErr w:type="spellEnd"/>
-      <w:r>
-        <w:t xml:space="preserve"> INT NOT NULL,</w:t>
-      </w:r>
-    </w:p>
-    <w:p>
-      <w:r>
-        <w:t xml:space="preserve">    </w:t>
-      </w:r>
-      <w:proofErr w:type="spellStart"/>
-      <w:r>
-        <w:t>RequestedAmount</w:t>
-      </w:r>
-      <w:proofErr w:type="spellEnd"/>
-      <w:r>
-        <w:t xml:space="preserve"> </w:t>
-      </w:r>
-      <w:proofErr w:type="gramStart"/>
-      <w:r>
-        <w:t>DECIMAL(</w:t>
-      </w:r>
-      <w:proofErr w:type="gramEnd"/>
-      <w:r>
-        <w:t>10,2) NOT NULL,</w:t>
-      </w:r>
-    </w:p>
-    <w:p>
-      <w:r>
-        <w:t xml:space="preserve">    </w:t>
-      </w:r>
-      <w:proofErr w:type="spellStart"/>
-      <w:r>
-        <w:t>ApprovedAmount</w:t>
-      </w:r>
-      <w:proofErr w:type="spellEnd"/>
-      <w:r>
-        <w:t xml:space="preserve"> </w:t>
-      </w:r>
-      <w:proofErr w:type="gramStart"/>
-      <w:r>
-        <w:t>DECIMAL(</w:t>
-      </w:r>
-      <w:proofErr w:type="gramEnd"/>
-      <w:r>
-        <w:t>10,2) NOT NULL,</w:t>
-      </w:r>
-    </w:p>
-    <w:p>
-      <w:r>
-        <w:t xml:space="preserve">    Status </w:t>
-      </w:r>
-      <w:proofErr w:type="gramStart"/>
-      <w:r>
-        <w:t>ENUM(</w:t>
-      </w:r>
-      <w:proofErr w:type="gramEnd"/>
-      <w:r>
-        <w:t>'Pending', 'Approved', 'Disbursed', 'Closed') DEFAULT 'Pending',</w:t>
-      </w:r>
-    </w:p>
-    <w:p>
-      <w:r>
-        <w:t xml:space="preserve">    </w:t>
-      </w:r>
-      <w:proofErr w:type="spellStart"/>
-      <w:r>
-        <w:t>ApplicationDate</w:t>
-      </w:r>
-      <w:proofErr w:type="spellEnd"/>
-      <w:r>
-        <w:t xml:space="preserve"> DATE DEFAULT (CURRENT_DATE),</w:t>
-      </w:r>
-    </w:p>
-    <w:p>
-      <w:r>
-        <w:t xml:space="preserve">    </w:t>
-      </w:r>
-      <w:proofErr w:type="spellStart"/>
-      <w:r>
-        <w:t>ApprovalDate</w:t>
-      </w:r>
-      <w:proofErr w:type="spellEnd"/>
-      <w:r>
-        <w:t xml:space="preserve"> DATE,</w:t>
-      </w:r>
-    </w:p>
-    <w:p>
-      <w:r>
-        <w:t xml:space="preserve">    DisbursementDate DATE,</w:t>
-      </w:r>
-    </w:p>
-    <w:p>
-      <w:r>
-        <w:t xml:space="preserve">    FOREIGN KEY (ClientID) REFERENCES </w:t>
-      </w:r>
-      <w:proofErr w:type="gramStart"/>
-      <w:r>
-        <w:t>clients(</w:t>
-      </w:r>
-      <w:proofErr w:type="gramEnd"/>
-      <w:r>
-        <w:t>ClientID) ON DELETE CASCADE,</w:t>
-      </w:r>
-    </w:p>
-    <w:p>
-      <w:r>
-        <w:t xml:space="preserve">    FOREIGN KEY (</w:t>
-      </w:r>
-      <w:proofErr w:type="spellStart"/>
-      <w:r>
-        <w:t>ProductID</w:t>
-      </w:r>
-      <w:proofErr w:type="spellEnd"/>
-      <w:r>
-        <w:t xml:space="preserve">) REFERENCES </w:t>
-      </w:r>
-      <w:proofErr w:type="gramStart"/>
-      <w:r>
-        <w:t>products(</w:t>
-      </w:r>
-      <w:proofErr w:type="spellStart"/>
-      <w:proofErr w:type="gramEnd"/>
-      <w:r>
-        <w:t>ProductID</w:t>
-      </w:r>
-      <w:proofErr w:type="spellEnd"/>
-      <w:r>
-        <w:t>) ON DELETE CASCADE</w:t>
-      </w:r>
-    </w:p>
-    <w:p>
-      <w:r>
-        <w:t>);</w:t>
-      </w:r>
-    </w:p>
-    <w:p/>
-    <w:p>
-      <w:r>
-        <w:t>-- 4. Repayments Table</w:t>
-      </w:r>
-    </w:p>
-    <w:p>
-      <w:r>
-        <w:t>CREATE TABLE IF NOT EXISTS repayments (</w:t>
-      </w:r>
-    </w:p>
-    <w:p>
-      <w:r>
-        <w:t xml:space="preserve">    </w:t>
-      </w:r>
-      <w:proofErr w:type="spellStart"/>
-      <w:r>
-        <w:t>RepaymentID</w:t>
-      </w:r>
-      <w:proofErr w:type="spellEnd"/>
-      <w:r>
-        <w:t xml:space="preserve"> INT AUTO_INCREMENT PRIMARY KEY,</w:t>
-      </w:r>
-    </w:p>
-    <w:p>
-      <w:r>
-        <w:t xml:space="preserve">    </w:t>
-      </w:r>
-      <w:proofErr w:type="spellStart"/>
-      <w:r>
-        <w:t>LoanID</w:t>
-      </w:r>
-      <w:proofErr w:type="spellEnd"/>
-      <w:r>
-        <w:t xml:space="preserve"> INT NOT NULL,</w:t>
-      </w:r>
-    </w:p>
-    <w:p>
-      <w:r>
-        <w:t xml:space="preserve">    </w:t>
-      </w:r>
-      <w:proofErr w:type="spellStart"/>
-      <w:r>
-        <w:t>AmountPaid</w:t>
-      </w:r>
-      <w:proofErr w:type="spellEnd"/>
-      <w:r>
-        <w:t xml:space="preserve"> </w:t>
-      </w:r>
-      <w:proofErr w:type="gramStart"/>
-      <w:r>
-        <w:t>DECIMAL(</w:t>
-      </w:r>
-      <w:proofErr w:type="gramEnd"/>
-      <w:r>
-        <w:t>10,2) NOT NULL,</w:t>
-      </w:r>
-    </w:p>
-    <w:p>
-      <w:r>
-        <w:t xml:space="preserve">    </w:t>
-      </w:r>
-      <w:proofErr w:type="spellStart"/>
-      <w:r>
-        <w:t>PaymentDate</w:t>
-      </w:r>
-      <w:proofErr w:type="spellEnd"/>
-      <w:r>
-        <w:t xml:space="preserve"> DATE DEFAULT (CURRENT_DATE),</w:t>
-      </w:r>
-    </w:p>
-    <w:p>
-      <w:r>
-        <w:t xml:space="preserve">    </w:t>
-      </w:r>
-      <w:proofErr w:type="spellStart"/>
-      <w:r>
-        <w:t>PaymentType</w:t>
-      </w:r>
-      <w:proofErr w:type="spellEnd"/>
-      <w:r>
-        <w:t xml:space="preserve"> </w:t>
-      </w:r>
-      <w:proofErr w:type="gramStart"/>
-      <w:r>
-        <w:t>ENUM(</w:t>
-      </w:r>
-      <w:proofErr w:type="gramEnd"/>
-      <w:r>
-        <w:t>'Cash', 'Bank Transfer', 'Mobile Money') DEFAULT 'Cash',</w:t>
-      </w:r>
-    </w:p>
-    <w:p>
-      <w:r>
-        <w:t xml:space="preserve">    FOREIGN KEY (</w:t>
-      </w:r>
-      <w:proofErr w:type="spellStart"/>
-      <w:r>
-        <w:t>LoanID</w:t>
-      </w:r>
-      <w:proofErr w:type="spellEnd"/>
-      <w:r>
-        <w:t xml:space="preserve">) REFERENCES </w:t>
-      </w:r>
-      <w:proofErr w:type="gramStart"/>
-      <w:r>
-        <w:t>loans(</w:t>
-      </w:r>
-      <w:proofErr w:type="spellStart"/>
-      <w:proofErr w:type="gramEnd"/>
-      <w:r>
-        <w:t>LoanID</w:t>
-      </w:r>
-      <w:proofErr w:type="spellEnd"/>
-      <w:r>
-        <w:t>) ON DELETE CASCADE</w:t>
-      </w:r>
-    </w:p>
-    <w:p>
-      <w:r>
-        <w:t>);</w:t>
-      </w:r>
-    </w:p>
-    <w:p/>
-    <w:p>
-      <w:r>
-        <w:t>-- Audit Views</w:t>
-      </w:r>
-    </w:p>
-    <w:p>
-      <w:r>
-        <w:t xml:space="preserve">CREATE OR REPLACE VIEW </w:t>
-      </w:r>
-      <w:proofErr w:type="spellStart"/>
-      <w:r>
-        <w:t>view_overdueloans</w:t>
-      </w:r>
-      <w:proofErr w:type="spellEnd"/>
-      <w:r>
-        <w:t xml:space="preserve"> AS</w:t>
-      </w:r>
-    </w:p>
-    <w:p>
-      <w:r>
-        <w:t xml:space="preserve">SELECT </w:t>
-      </w:r>
-    </w:p>
-    <w:p>
-      <w:r>
-        <w:lastRenderedPageBreak/>
-        <w:t xml:space="preserve">    </w:t>
-      </w:r>
-      <w:proofErr w:type="spellStart"/>
-      <w:r>
-        <w:t>l.LoanID</w:t>
-      </w:r>
-      <w:proofErr w:type="spellEnd"/>
-      <w:r>
-        <w:t>,</w:t>
-      </w:r>
-    </w:p>
-    <w:p>
-      <w:r>
-        <w:t xml:space="preserve">    </w:t>
-      </w:r>
-      <w:proofErr w:type="spellStart"/>
-      <w:r>
-        <w:t>c.FullName</w:t>
-      </w:r>
-      <w:proofErr w:type="spellEnd"/>
-      <w:r>
-        <w:t xml:space="preserve"> AS </w:t>
-      </w:r>
-      <w:proofErr w:type="spellStart"/>
-      <w:r>
-        <w:t>ClientName</w:t>
-      </w:r>
-      <w:proofErr w:type="spellEnd"/>
-      <w:r>
-        <w:t>,</w:t>
-      </w:r>
-    </w:p>
-    <w:p>
-      <w:r>
-        <w:t xml:space="preserve">    DATE_</w:t>
-      </w:r>
-      <w:proofErr w:type="gramStart"/>
-      <w:r>
-        <w:t>ADD(</w:t>
-      </w:r>
-      <w:proofErr w:type="spellStart"/>
-      <w:r>
-        <w:t>l.DisbursementDate</w:t>
-      </w:r>
-      <w:proofErr w:type="spellEnd"/>
-      <w:proofErr w:type="gramEnd"/>
-      <w:r>
-        <w:t xml:space="preserve">, INTERVAL 30 DAY) AS </w:t>
-      </w:r>
-      <w:proofErr w:type="spellStart"/>
-      <w:r>
-        <w:t>DueDate</w:t>
-      </w:r>
-      <w:proofErr w:type="spellEnd"/>
-      <w:r>
-        <w:t>,</w:t>
-      </w:r>
-    </w:p>
-    <w:p>
-      <w:r>
-        <w:t xml:space="preserve">    (</w:t>
-      </w:r>
-      <w:proofErr w:type="spellStart"/>
-      <w:proofErr w:type="gramStart"/>
-      <w:r>
-        <w:t>l.ApprovedAmount</w:t>
-      </w:r>
-      <w:proofErr w:type="spellEnd"/>
-      <w:proofErr w:type="gramEnd"/>
-      <w:r>
-        <w:t xml:space="preserve"> - COALESCE(SUM(</w:t>
-      </w:r>
-      <w:proofErr w:type="spellStart"/>
-      <w:proofErr w:type="gramStart"/>
-      <w:r>
-        <w:t>r.AmountPaid</w:t>
-      </w:r>
-      <w:proofErr w:type="spellEnd"/>
-      <w:proofErr w:type="gramEnd"/>
-      <w:r>
-        <w:t>), 0)) AS Amount,</w:t>
-      </w:r>
-    </w:p>
-    <w:p>
-      <w:r>
-        <w:t xml:space="preserve">    </w:t>
-      </w:r>
-      <w:proofErr w:type="gramStart"/>
-      <w:r>
-        <w:t>DATEDIFF(</w:t>
-      </w:r>
-      <w:proofErr w:type="gramEnd"/>
-      <w:r>
-        <w:t>CURRENT_DATE, DATE_</w:t>
-      </w:r>
-      <w:proofErr w:type="gramStart"/>
-      <w:r>
-        <w:t>ADD(</w:t>
-      </w:r>
-      <w:proofErr w:type="spellStart"/>
-      <w:r>
-        <w:t>l.DisbursementDate</w:t>
-      </w:r>
-      <w:proofErr w:type="spellEnd"/>
-      <w:proofErr w:type="gramEnd"/>
-      <w:r>
-        <w:t xml:space="preserve">, INTERVAL 30 DAY)) AS </w:t>
-      </w:r>
-      <w:proofErr w:type="spellStart"/>
-      <w:r>
-        <w:t>OverdueDays</w:t>
-      </w:r>
-      <w:proofErr w:type="spellEnd"/>
-    </w:p>
-    <w:p>
-      <w:r>
-        <w:t>FROM loans l</w:t>
-      </w:r>
-    </w:p>
-    <w:p>
-      <w:r>
-        <w:t xml:space="preserve">JOIN clients c ON </w:t>
-      </w:r>
-      <w:proofErr w:type="spellStart"/>
-      <w:proofErr w:type="gramStart"/>
-      <w:r>
-        <w:t>l.ClientID</w:t>
-      </w:r>
-      <w:proofErr w:type="spellEnd"/>
-      <w:proofErr w:type="gramEnd"/>
-      <w:r>
-        <w:t xml:space="preserve"> = </w:t>
-      </w:r>
-      <w:proofErr w:type="spellStart"/>
-      <w:proofErr w:type="gramStart"/>
-      <w:r>
-        <w:t>c.ClientID</w:t>
-      </w:r>
-      <w:proofErr w:type="spellEnd"/>
-      <w:proofErr w:type="gramEnd"/>
-    </w:p>
-    <w:p>
-      <w:r>
-        <w:t xml:space="preserve">LEFT JOIN repayments r ON </w:t>
-      </w:r>
-      <w:proofErr w:type="spellStart"/>
-      <w:proofErr w:type="gramStart"/>
-      <w:r>
-        <w:t>l.LoanID</w:t>
-      </w:r>
-      <w:proofErr w:type="spellEnd"/>
-      <w:proofErr w:type="gramEnd"/>
-      <w:r>
-        <w:t xml:space="preserve"> = </w:t>
-      </w:r>
-      <w:proofErr w:type="spellStart"/>
-      <w:proofErr w:type="gramStart"/>
-      <w:r>
-        <w:t>r.LoanID</w:t>
-      </w:r>
-      <w:proofErr w:type="spellEnd"/>
-      <w:proofErr w:type="gramEnd"/>
-    </w:p>
-    <w:p>
-      <w:r>
-        <w:t xml:space="preserve">WHERE </w:t>
-      </w:r>
-      <w:proofErr w:type="spellStart"/>
-      <w:proofErr w:type="gramStart"/>
-      <w:r>
-        <w:t>l.Status</w:t>
-      </w:r>
-      <w:proofErr w:type="spellEnd"/>
-      <w:proofErr w:type="gramEnd"/>
-      <w:r>
-        <w:t xml:space="preserve"> = 'Disbursed'</w:t>
-      </w:r>
-    </w:p>
-    <w:p>
-      <w:r>
-        <w:t xml:space="preserve">GROUP BY </w:t>
-      </w:r>
-      <w:proofErr w:type="spellStart"/>
-      <w:proofErr w:type="gramStart"/>
-      <w:r>
-        <w:t>l.LoanID</w:t>
-      </w:r>
-      <w:proofErr w:type="spellEnd"/>
-      <w:proofErr w:type="gramEnd"/>
-      <w:r>
-        <w:t xml:space="preserve">, </w:t>
-      </w:r>
-      <w:proofErr w:type="spellStart"/>
-      <w:proofErr w:type="gramStart"/>
-      <w:r>
-        <w:t>c.FullName</w:t>
-      </w:r>
-      <w:proofErr w:type="spellEnd"/>
-      <w:proofErr w:type="gramEnd"/>
-      <w:r>
-        <w:t xml:space="preserve">, </w:t>
-      </w:r>
-      <w:proofErr w:type="spellStart"/>
-      <w:proofErr w:type="gramStart"/>
-      <w:r>
-        <w:t>l.DisbursementDate</w:t>
-      </w:r>
-      <w:proofErr w:type="spellEnd"/>
-      <w:proofErr w:type="gramEnd"/>
-      <w:r>
-        <w:t xml:space="preserve">, </w:t>
-      </w:r>
-      <w:proofErr w:type="spellStart"/>
-      <w:proofErr w:type="gramStart"/>
-      <w:r>
-        <w:t>l.ApprovedAmount</w:t>
-      </w:r>
-      <w:proofErr w:type="spellEnd"/>
-      <w:proofErr w:type="gramEnd"/>
-      <w:r>
-        <w:t>;</w:t>
+        <w:t>DASHBOARD USER INTERFACE IMPLEMENTATION</w:t>
       </w:r>
     </w:p>
     <w:p>
@@ -2564,3091 +4241,561 @@
           <w:sz w:val="28"/>
           <w:szCs w:val="28"/>
         </w:rPr>
-        <w:t>6. BACKEND SOURCE CODE (app.py)</w:t>
-      </w:r>
-    </w:p>
-    <w:p>
-      <w:r>
-        <w:t>Python</w:t>
-      </w:r>
-    </w:p>
-    <w:p>
-      <w:r>
-        <w:t xml:space="preserve">from flask import Flask, </w:t>
-      </w:r>
-      <w:proofErr w:type="spellStart"/>
-      <w:r>
-        <w:t>render_template</w:t>
-      </w:r>
-      <w:proofErr w:type="spellEnd"/>
-      <w:r>
-        <w:t xml:space="preserve">, request, redirect, </w:t>
-      </w:r>
-      <w:proofErr w:type="spellStart"/>
-      <w:r>
-        <w:t>url_for</w:t>
-      </w:r>
-      <w:proofErr w:type="spellEnd"/>
-      <w:r>
-        <w:t>, flash</w:t>
-      </w:r>
-    </w:p>
-    <w:p>
-      <w:r>
-        <w:t xml:space="preserve">import </w:t>
-      </w:r>
-      <w:proofErr w:type="spellStart"/>
-      <w:proofErr w:type="gramStart"/>
-      <w:r>
-        <w:t>mysql.connector</w:t>
-      </w:r>
-      <w:proofErr w:type="spellEnd"/>
-      <w:proofErr w:type="gramEnd"/>
-    </w:p>
-    <w:p/>
-    <w:p>
-      <w:r>
-        <w:t>app = Flask(__name__)</w:t>
-      </w:r>
-    </w:p>
-    <w:p>
-      <w:proofErr w:type="spellStart"/>
-      <w:proofErr w:type="gramStart"/>
-      <w:r>
-        <w:t>app.secret</w:t>
-      </w:r>
-      <w:proofErr w:type="gramEnd"/>
-      <w:r>
-        <w:t>_key</w:t>
-      </w:r>
-      <w:proofErr w:type="spellEnd"/>
-      <w:r>
-        <w:t xml:space="preserve"> = "</w:t>
-      </w:r>
-      <w:proofErr w:type="spellStart"/>
-      <w:r>
-        <w:t>microfinance_secret_key</w:t>
-      </w:r>
-      <w:proofErr w:type="spellEnd"/>
-      <w:r>
-        <w:t>"</w:t>
-      </w:r>
-    </w:p>
-    <w:p/>
-    <w:p>
-      <w:r>
-        <w:t xml:space="preserve">def </w:t>
-      </w:r>
-      <w:proofErr w:type="spellStart"/>
-      <w:r>
-        <w:t>get_db_</w:t>
-      </w:r>
-      <w:proofErr w:type="gramStart"/>
-      <w:r>
-        <w:t>connection</w:t>
-      </w:r>
-      <w:proofErr w:type="spellEnd"/>
-      <w:r>
-        <w:t>(</w:t>
-      </w:r>
-      <w:proofErr w:type="gramEnd"/>
-      <w:r>
-        <w:t>):</w:t>
-      </w:r>
-    </w:p>
-    <w:p>
-      <w:r>
-        <w:t xml:space="preserve">    return </w:t>
-      </w:r>
-      <w:proofErr w:type="spellStart"/>
-      <w:proofErr w:type="gramStart"/>
-      <w:r>
-        <w:t>mysql.connector</w:t>
-      </w:r>
-      <w:proofErr w:type="gramEnd"/>
-      <w:r>
-        <w:t>.</w:t>
-      </w:r>
-      <w:proofErr w:type="gramStart"/>
-      <w:r>
-        <w:t>connect</w:t>
-      </w:r>
-      <w:proofErr w:type="spellEnd"/>
-      <w:r>
-        <w:t>(</w:t>
-      </w:r>
-      <w:proofErr w:type="gramEnd"/>
-    </w:p>
-    <w:p>
-      <w:r>
-        <w:t xml:space="preserve">        host="localhost",</w:t>
-      </w:r>
-    </w:p>
-    <w:p>
-      <w:r>
-        <w:t xml:space="preserve">        user="root",</w:t>
-      </w:r>
-    </w:p>
-    <w:p>
-      <w:r>
-        <w:t xml:space="preserve">        password="YOUR_ACTUAL_MYSQL_PASSWORD",</w:t>
-      </w:r>
-    </w:p>
-    <w:p>
-      <w:r>
-        <w:t xml:space="preserve">        database="</w:t>
-      </w:r>
-      <w:proofErr w:type="spellStart"/>
-      <w:r>
-        <w:t>microfinance_db</w:t>
-      </w:r>
-      <w:proofErr w:type="spellEnd"/>
-      <w:r>
-        <w:t>"</w:t>
-      </w:r>
-    </w:p>
-    <w:p>
-      <w:r>
-        <w:t xml:space="preserve">    )</w:t>
-      </w:r>
-    </w:p>
-    <w:p/>
-    <w:p>
-      <w:r>
-        <w:t>@</w:t>
-      </w:r>
-      <w:proofErr w:type="gramStart"/>
-      <w:r>
-        <w:t>app.route</w:t>
-      </w:r>
-      <w:proofErr w:type="gramEnd"/>
-      <w:r>
-        <w:t>("/")</w:t>
-      </w:r>
-    </w:p>
-    <w:p>
-      <w:r>
-        <w:lastRenderedPageBreak/>
-        <w:t xml:space="preserve">def </w:t>
-      </w:r>
-      <w:proofErr w:type="gramStart"/>
-      <w:r>
-        <w:t>index(</w:t>
-      </w:r>
-      <w:proofErr w:type="gramEnd"/>
-      <w:r>
-        <w:t>):</w:t>
-      </w:r>
-    </w:p>
-    <w:p>
-      <w:r>
-        <w:t xml:space="preserve">    conn = </w:t>
-      </w:r>
-      <w:proofErr w:type="spellStart"/>
-      <w:r>
-        <w:t>get_db_</w:t>
-      </w:r>
-      <w:proofErr w:type="gramStart"/>
-      <w:r>
-        <w:t>connection</w:t>
-      </w:r>
-      <w:proofErr w:type="spellEnd"/>
-      <w:r>
-        <w:t>(</w:t>
-      </w:r>
-      <w:proofErr w:type="gramEnd"/>
-      <w:r>
-        <w:t>)</w:t>
-      </w:r>
-    </w:p>
-    <w:p>
-      <w:r>
-        <w:t xml:space="preserve">    cursor = </w:t>
-      </w:r>
-      <w:proofErr w:type="spellStart"/>
-      <w:proofErr w:type="gramStart"/>
-      <w:r>
-        <w:t>conn.cursor</w:t>
-      </w:r>
-      <w:proofErr w:type="spellEnd"/>
-      <w:proofErr w:type="gramEnd"/>
-      <w:r>
-        <w:t>(dictionary=True)</w:t>
-      </w:r>
-    </w:p>
-    <w:p/>
-    <w:p>
-      <w:r>
-        <w:t xml:space="preserve">    # Key Performance Indicator Queries</w:t>
-      </w:r>
-    </w:p>
-    <w:p>
-      <w:r>
-        <w:t xml:space="preserve">    </w:t>
-      </w:r>
-      <w:proofErr w:type="spellStart"/>
-      <w:proofErr w:type="gramStart"/>
-      <w:r>
-        <w:t>cursor.execute</w:t>
-      </w:r>
-      <w:proofErr w:type="spellEnd"/>
-      <w:proofErr w:type="gramEnd"/>
-      <w:r>
-        <w:t xml:space="preserve">("SELECT </w:t>
-      </w:r>
-      <w:proofErr w:type="gramStart"/>
-      <w:r>
-        <w:t>COUNT(</w:t>
-      </w:r>
-      <w:proofErr w:type="gramEnd"/>
-      <w:r>
-        <w:t xml:space="preserve">*) AS </w:t>
-      </w:r>
-      <w:proofErr w:type="spellStart"/>
-      <w:r>
-        <w:t>total_clients</w:t>
-      </w:r>
-      <w:proofErr w:type="spellEnd"/>
-      <w:r>
-        <w:t xml:space="preserve"> FROM clients")</w:t>
-      </w:r>
-    </w:p>
-    <w:p>
-      <w:r>
-        <w:t xml:space="preserve">    </w:t>
-      </w:r>
-      <w:proofErr w:type="spellStart"/>
-      <w:r>
-        <w:t>total_clients</w:t>
-      </w:r>
-      <w:proofErr w:type="spellEnd"/>
-      <w:r>
-        <w:t xml:space="preserve"> = </w:t>
-      </w:r>
-      <w:proofErr w:type="spellStart"/>
-      <w:proofErr w:type="gramStart"/>
-      <w:r>
-        <w:t>cursor.fetchone</w:t>
-      </w:r>
-      <w:proofErr w:type="spellEnd"/>
-      <w:r>
-        <w:t>()[</w:t>
-      </w:r>
-      <w:proofErr w:type="gramEnd"/>
-      <w:r>
-        <w:t>"</w:t>
-      </w:r>
-      <w:proofErr w:type="spellStart"/>
-      <w:r>
-        <w:t>total_clients</w:t>
-      </w:r>
-      <w:proofErr w:type="spellEnd"/>
-      <w:r>
-        <w:t>"]</w:t>
-      </w:r>
-    </w:p>
-    <w:p/>
-    <w:p>
-      <w:r>
-        <w:t xml:space="preserve">    </w:t>
-      </w:r>
-      <w:proofErr w:type="spellStart"/>
-      <w:proofErr w:type="gramStart"/>
-      <w:r>
-        <w:t>cursor.execute</w:t>
-      </w:r>
-      <w:proofErr w:type="spellEnd"/>
-      <w:proofErr w:type="gramEnd"/>
-      <w:r>
-        <w:t xml:space="preserve">("SELECT </w:t>
-      </w:r>
-      <w:proofErr w:type="gramStart"/>
-      <w:r>
-        <w:t>COUNT(</w:t>
-      </w:r>
-      <w:proofErr w:type="gramEnd"/>
-      <w:r>
-        <w:t xml:space="preserve">*) AS </w:t>
-      </w:r>
-      <w:proofErr w:type="spellStart"/>
-      <w:r>
-        <w:t>active_loans</w:t>
-      </w:r>
-      <w:proofErr w:type="spellEnd"/>
-      <w:r>
-        <w:t xml:space="preserve"> FROM loans WHERE Status IN ('Disbursed', 'Approved')")</w:t>
-      </w:r>
-    </w:p>
-    <w:p>
-      <w:r>
-        <w:t xml:space="preserve">    </w:t>
-      </w:r>
-      <w:proofErr w:type="spellStart"/>
-      <w:r>
-        <w:t>active_loans</w:t>
-      </w:r>
-      <w:proofErr w:type="spellEnd"/>
-      <w:r>
-        <w:t xml:space="preserve"> = </w:t>
-      </w:r>
-      <w:proofErr w:type="spellStart"/>
-      <w:proofErr w:type="gramStart"/>
-      <w:r>
-        <w:t>cursor.fetchone</w:t>
-      </w:r>
-      <w:proofErr w:type="spellEnd"/>
-      <w:r>
-        <w:t>()[</w:t>
-      </w:r>
-      <w:proofErr w:type="gramEnd"/>
-      <w:r>
-        <w:t>"</w:t>
-      </w:r>
-      <w:proofErr w:type="spellStart"/>
-      <w:r>
-        <w:t>active_loans</w:t>
-      </w:r>
-      <w:proofErr w:type="spellEnd"/>
-      <w:r>
-        <w:t>"]</w:t>
-      </w:r>
-    </w:p>
-    <w:p/>
-    <w:p>
-      <w:r>
-        <w:t xml:space="preserve">    </w:t>
-      </w:r>
-      <w:proofErr w:type="spellStart"/>
-      <w:proofErr w:type="gramStart"/>
-      <w:r>
-        <w:t>cursor.execute</w:t>
-      </w:r>
-      <w:proofErr w:type="spellEnd"/>
-      <w:proofErr w:type="gramEnd"/>
-      <w:r>
-        <w:t>("SELECT COALESCE(SUM(</w:t>
-      </w:r>
-      <w:proofErr w:type="spellStart"/>
-      <w:r>
-        <w:t>ApprovedAmount</w:t>
-      </w:r>
-      <w:proofErr w:type="spellEnd"/>
-      <w:r>
-        <w:t xml:space="preserve">), 0) AS </w:t>
-      </w:r>
-      <w:proofErr w:type="spellStart"/>
-      <w:r>
-        <w:t>total_disbursed</w:t>
-      </w:r>
-      <w:proofErr w:type="spellEnd"/>
-      <w:r>
-        <w:t xml:space="preserve"> FROM loans WHERE Status IN ('Disbursed', 'Approved')")</w:t>
-      </w:r>
-    </w:p>
-    <w:p>
-      <w:r>
-        <w:t xml:space="preserve">    </w:t>
-      </w:r>
-      <w:proofErr w:type="spellStart"/>
-      <w:r>
-        <w:t>total_disbursed</w:t>
-      </w:r>
-      <w:proofErr w:type="spellEnd"/>
-      <w:r>
-        <w:t xml:space="preserve"> = </w:t>
-      </w:r>
-      <w:proofErr w:type="spellStart"/>
-      <w:proofErr w:type="gramStart"/>
-      <w:r>
-        <w:t>cursor.fetchone</w:t>
-      </w:r>
-      <w:proofErr w:type="spellEnd"/>
-      <w:r>
-        <w:t>()[</w:t>
-      </w:r>
-      <w:proofErr w:type="gramEnd"/>
-      <w:r>
-        <w:t>"</w:t>
-      </w:r>
-      <w:proofErr w:type="spellStart"/>
-      <w:r>
-        <w:t>total_disbursed</w:t>
-      </w:r>
-      <w:proofErr w:type="spellEnd"/>
-      <w:r>
-        <w:t>"]</w:t>
-      </w:r>
-    </w:p>
-    <w:p/>
-    <w:p>
-      <w:r>
-        <w:t xml:space="preserve">    </w:t>
-      </w:r>
-      <w:proofErr w:type="spellStart"/>
-      <w:proofErr w:type="gramStart"/>
-      <w:r>
-        <w:t>cursor.execute</w:t>
-      </w:r>
-      <w:proofErr w:type="spellEnd"/>
-      <w:proofErr w:type="gramEnd"/>
-      <w:r>
-        <w:t>("SELECT COALESCE(SUM(</w:t>
-      </w:r>
-      <w:proofErr w:type="spellStart"/>
-      <w:r>
-        <w:t>AmountPaid</w:t>
-      </w:r>
-      <w:proofErr w:type="spellEnd"/>
-      <w:r>
-        <w:t xml:space="preserve">), 0) AS </w:t>
-      </w:r>
-      <w:proofErr w:type="spellStart"/>
-      <w:r>
-        <w:t>total_repaid</w:t>
-      </w:r>
-      <w:proofErr w:type="spellEnd"/>
-      <w:r>
-        <w:t xml:space="preserve"> FROM repayments")</w:t>
-      </w:r>
-    </w:p>
-    <w:p>
-      <w:r>
-        <w:t xml:space="preserve">    </w:t>
-      </w:r>
-      <w:proofErr w:type="spellStart"/>
-      <w:r>
-        <w:t>total_repaid</w:t>
-      </w:r>
-      <w:proofErr w:type="spellEnd"/>
-      <w:r>
-        <w:t xml:space="preserve"> = </w:t>
-      </w:r>
-      <w:proofErr w:type="spellStart"/>
-      <w:proofErr w:type="gramStart"/>
-      <w:r>
-        <w:t>cursor.fetchone</w:t>
-      </w:r>
-      <w:proofErr w:type="spellEnd"/>
-      <w:r>
-        <w:t>()[</w:t>
-      </w:r>
-      <w:proofErr w:type="gramEnd"/>
-      <w:r>
-        <w:t>"</w:t>
-      </w:r>
-      <w:proofErr w:type="spellStart"/>
-      <w:r>
-        <w:t>total_repaid</w:t>
-      </w:r>
-      <w:proofErr w:type="spellEnd"/>
-      <w:r>
-        <w:t>"]</w:t>
-      </w:r>
-    </w:p>
-    <w:p/>
-    <w:p>
-      <w:r>
-        <w:t xml:space="preserve">    # Retrieve Views &amp; Tables</w:t>
-      </w:r>
-    </w:p>
-    <w:p>
-      <w:r>
-        <w:t xml:space="preserve">    try:</w:t>
-      </w:r>
-    </w:p>
-    <w:p>
-      <w:r>
-        <w:t xml:space="preserve">        </w:t>
-      </w:r>
-      <w:proofErr w:type="spellStart"/>
-      <w:proofErr w:type="gramStart"/>
-      <w:r>
-        <w:t>cursor.execute</w:t>
-      </w:r>
-      <w:proofErr w:type="spellEnd"/>
-      <w:proofErr w:type="gramEnd"/>
-      <w:r>
-        <w:t xml:space="preserve">("SELECT * FROM </w:t>
-      </w:r>
-      <w:proofErr w:type="spellStart"/>
-      <w:r>
-        <w:t>view_overdueloans</w:t>
-      </w:r>
-      <w:proofErr w:type="spellEnd"/>
-      <w:r>
-        <w:t>")</w:t>
-      </w:r>
-    </w:p>
-    <w:p>
-      <w:r>
-        <w:t xml:space="preserve">        </w:t>
-      </w:r>
-      <w:proofErr w:type="spellStart"/>
-      <w:r>
-        <w:t>overdue_loans</w:t>
-      </w:r>
-      <w:proofErr w:type="spellEnd"/>
-      <w:r>
-        <w:t xml:space="preserve"> = </w:t>
-      </w:r>
-      <w:proofErr w:type="spellStart"/>
-      <w:proofErr w:type="gramStart"/>
-      <w:r>
-        <w:t>cursor.fetchall</w:t>
-      </w:r>
-      <w:proofErr w:type="spellEnd"/>
-      <w:proofErr w:type="gramEnd"/>
-      <w:r>
-        <w:t>()</w:t>
-      </w:r>
-    </w:p>
-    <w:p>
-      <w:r>
-        <w:t xml:space="preserve">    except Exception:</w:t>
-      </w:r>
-    </w:p>
-    <w:p>
-      <w:r>
-        <w:t xml:space="preserve">        </w:t>
-      </w:r>
-      <w:proofErr w:type="spellStart"/>
-      <w:r>
-        <w:t>overdue_loans</w:t>
-      </w:r>
-      <w:proofErr w:type="spellEnd"/>
-      <w:r>
-        <w:t xml:space="preserve"> = []</w:t>
-      </w:r>
-    </w:p>
-    <w:p/>
-    <w:p>
-      <w:r>
-        <w:t xml:space="preserve">    try:</w:t>
-      </w:r>
-    </w:p>
-    <w:p>
-      <w:r>
-        <w:t xml:space="preserve">        </w:t>
-      </w:r>
-      <w:proofErr w:type="spellStart"/>
-      <w:proofErr w:type="gramStart"/>
-      <w:r>
-        <w:t>cursor.execute</w:t>
-      </w:r>
-      <w:proofErr w:type="spellEnd"/>
-      <w:proofErr w:type="gramEnd"/>
-      <w:r>
-        <w:t xml:space="preserve">("SELECT * FROM </w:t>
-      </w:r>
-      <w:proofErr w:type="spellStart"/>
-      <w:r>
-        <w:t>view_savings_penalty_audit</w:t>
-      </w:r>
-      <w:proofErr w:type="spellEnd"/>
-      <w:r>
-        <w:t>")</w:t>
-      </w:r>
-    </w:p>
-    <w:p>
-      <w:r>
-        <w:lastRenderedPageBreak/>
-        <w:t xml:space="preserve">        </w:t>
-      </w:r>
-      <w:proofErr w:type="spellStart"/>
-      <w:r>
-        <w:t>savings_audit</w:t>
-      </w:r>
-      <w:proofErr w:type="spellEnd"/>
-      <w:r>
-        <w:t xml:space="preserve"> = </w:t>
-      </w:r>
-      <w:proofErr w:type="spellStart"/>
-      <w:proofErr w:type="gramStart"/>
-      <w:r>
-        <w:t>cursor.fetchall</w:t>
-      </w:r>
-      <w:proofErr w:type="spellEnd"/>
-      <w:proofErr w:type="gramEnd"/>
-      <w:r>
-        <w:t>()</w:t>
-      </w:r>
-    </w:p>
-    <w:p>
-      <w:r>
-        <w:t xml:space="preserve">    except Exception:</w:t>
-      </w:r>
-    </w:p>
-    <w:p>
-      <w:r>
-        <w:t xml:space="preserve">        </w:t>
-      </w:r>
-      <w:proofErr w:type="spellStart"/>
-      <w:r>
-        <w:t>savings_audit</w:t>
-      </w:r>
-      <w:proofErr w:type="spellEnd"/>
-      <w:r>
-        <w:t xml:space="preserve"> = []</w:t>
-      </w:r>
-    </w:p>
-    <w:p/>
-    <w:p>
-      <w:r>
-        <w:t xml:space="preserve">    </w:t>
-      </w:r>
-      <w:proofErr w:type="spellStart"/>
-      <w:proofErr w:type="gramStart"/>
-      <w:r>
-        <w:t>cursor.execute</w:t>
-      </w:r>
-      <w:proofErr w:type="spellEnd"/>
-      <w:proofErr w:type="gramEnd"/>
-      <w:r>
-        <w:t>("SELECT * FROM clients")</w:t>
-      </w:r>
-    </w:p>
-    <w:p>
-      <w:r>
-        <w:t xml:space="preserve">    clients = </w:t>
-      </w:r>
-      <w:proofErr w:type="spellStart"/>
-      <w:proofErr w:type="gramStart"/>
-      <w:r>
-        <w:t>cursor.fetchall</w:t>
-      </w:r>
-      <w:proofErr w:type="spellEnd"/>
-      <w:proofErr w:type="gramEnd"/>
-      <w:r>
-        <w:t>()</w:t>
-      </w:r>
-    </w:p>
-    <w:p/>
-    <w:p>
-      <w:r>
-        <w:t xml:space="preserve">    </w:t>
-      </w:r>
-      <w:proofErr w:type="spellStart"/>
-      <w:proofErr w:type="gramStart"/>
-      <w:r>
-        <w:t>cursor.execute</w:t>
-      </w:r>
-      <w:proofErr w:type="spellEnd"/>
-      <w:proofErr w:type="gramEnd"/>
-      <w:r>
-        <w:t>("SELECT * FROM loans")</w:t>
-      </w:r>
-    </w:p>
-    <w:p>
-      <w:r>
-        <w:t xml:space="preserve">    loans = </w:t>
-      </w:r>
-      <w:proofErr w:type="spellStart"/>
-      <w:proofErr w:type="gramStart"/>
-      <w:r>
-        <w:t>cursor.fetchall</w:t>
-      </w:r>
-      <w:proofErr w:type="spellEnd"/>
-      <w:proofErr w:type="gramEnd"/>
-      <w:r>
-        <w:t>()</w:t>
-      </w:r>
-    </w:p>
-    <w:p/>
-    <w:p>
-      <w:r>
-        <w:t xml:space="preserve">    </w:t>
-      </w:r>
-      <w:proofErr w:type="spellStart"/>
-      <w:proofErr w:type="gramStart"/>
-      <w:r>
-        <w:t>cursor.execute</w:t>
-      </w:r>
-      <w:proofErr w:type="spellEnd"/>
-      <w:proofErr w:type="gramEnd"/>
-      <w:r>
-        <w:t>("SELECT * FROM repayments")</w:t>
-      </w:r>
-    </w:p>
-    <w:p>
-      <w:r>
-        <w:t xml:space="preserve">    repayments = </w:t>
-      </w:r>
-      <w:proofErr w:type="spellStart"/>
-      <w:proofErr w:type="gramStart"/>
-      <w:r>
-        <w:t>cursor.fetchall</w:t>
-      </w:r>
-      <w:proofErr w:type="spellEnd"/>
-      <w:proofErr w:type="gramEnd"/>
-      <w:r>
-        <w:t>()</w:t>
-      </w:r>
-    </w:p>
-    <w:p/>
-    <w:p>
-      <w:r>
-        <w:t xml:space="preserve">    </w:t>
-      </w:r>
-      <w:proofErr w:type="spellStart"/>
-      <w:proofErr w:type="gramStart"/>
-      <w:r>
-        <w:t>cursor.execute</w:t>
-      </w:r>
-      <w:proofErr w:type="spellEnd"/>
-      <w:proofErr w:type="gramEnd"/>
-      <w:r>
-        <w:t>("SELECT * FROM products")</w:t>
-      </w:r>
-    </w:p>
-    <w:p>
-      <w:r>
-        <w:t xml:space="preserve">    products = </w:t>
-      </w:r>
-      <w:proofErr w:type="spellStart"/>
-      <w:proofErr w:type="gramStart"/>
-      <w:r>
-        <w:t>cursor.fetchall</w:t>
-      </w:r>
-      <w:proofErr w:type="spellEnd"/>
-      <w:proofErr w:type="gramEnd"/>
-      <w:r>
-        <w:t>()</w:t>
-      </w:r>
-    </w:p>
-    <w:p/>
-    <w:p>
-      <w:r>
-        <w:t xml:space="preserve">    </w:t>
-      </w:r>
-      <w:proofErr w:type="spellStart"/>
-      <w:proofErr w:type="gramStart"/>
-      <w:r>
-        <w:t>cursor.close</w:t>
-      </w:r>
-      <w:proofErr w:type="spellEnd"/>
-      <w:proofErr w:type="gramEnd"/>
-      <w:r>
-        <w:t>()</w:t>
-      </w:r>
-    </w:p>
-    <w:p>
-      <w:r>
-        <w:t xml:space="preserve">    </w:t>
-      </w:r>
-      <w:proofErr w:type="spellStart"/>
-      <w:proofErr w:type="gramStart"/>
-      <w:r>
-        <w:t>conn.close</w:t>
-      </w:r>
-      <w:proofErr w:type="spellEnd"/>
-      <w:proofErr w:type="gramEnd"/>
-      <w:r>
-        <w:t>()</w:t>
-      </w:r>
-    </w:p>
-    <w:p/>
-    <w:p>
-      <w:r>
-        <w:t xml:space="preserve">    return </w:t>
-      </w:r>
-      <w:proofErr w:type="spellStart"/>
-      <w:r>
-        <w:t>render_</w:t>
-      </w:r>
-      <w:proofErr w:type="gramStart"/>
-      <w:r>
-        <w:t>template</w:t>
-      </w:r>
-      <w:proofErr w:type="spellEnd"/>
-      <w:r>
-        <w:t>(</w:t>
-      </w:r>
-      <w:proofErr w:type="gramEnd"/>
-    </w:p>
-    <w:p>
-      <w:r>
-        <w:t xml:space="preserve">        "index.html",</w:t>
-      </w:r>
-    </w:p>
-    <w:p>
-      <w:r>
-        <w:t xml:space="preserve">        </w:t>
-      </w:r>
-      <w:proofErr w:type="spellStart"/>
-      <w:r>
-        <w:t>total_clients</w:t>
-      </w:r>
-      <w:proofErr w:type="spellEnd"/>
-      <w:r>
-        <w:t>=</w:t>
-      </w:r>
-      <w:proofErr w:type="spellStart"/>
-      <w:r>
-        <w:t>total_clients</w:t>
-      </w:r>
-      <w:proofErr w:type="spellEnd"/>
-      <w:r>
-        <w:t>,</w:t>
-      </w:r>
-    </w:p>
-    <w:p>
-      <w:r>
-        <w:t xml:space="preserve">        </w:t>
-      </w:r>
-      <w:proofErr w:type="spellStart"/>
-      <w:r>
-        <w:t>active_loans</w:t>
-      </w:r>
-      <w:proofErr w:type="spellEnd"/>
-      <w:r>
-        <w:t>=</w:t>
-      </w:r>
-      <w:proofErr w:type="spellStart"/>
-      <w:r>
-        <w:t>active_loans</w:t>
-      </w:r>
-      <w:proofErr w:type="spellEnd"/>
-      <w:r>
-        <w:t>,</w:t>
-      </w:r>
-    </w:p>
-    <w:p>
-      <w:r>
-        <w:t xml:space="preserve">        </w:t>
-      </w:r>
-      <w:proofErr w:type="spellStart"/>
-      <w:r>
-        <w:t>total_disbursed</w:t>
-      </w:r>
-      <w:proofErr w:type="spellEnd"/>
-      <w:r>
-        <w:t>=</w:t>
-      </w:r>
-      <w:proofErr w:type="spellStart"/>
-      <w:r>
-        <w:t>total_disbursed</w:t>
-      </w:r>
-      <w:proofErr w:type="spellEnd"/>
-      <w:r>
-        <w:t>,</w:t>
-      </w:r>
-    </w:p>
-    <w:p>
-      <w:r>
-        <w:t xml:space="preserve">        </w:t>
-      </w:r>
-      <w:proofErr w:type="spellStart"/>
-      <w:r>
-        <w:t>total_repaid</w:t>
-      </w:r>
-      <w:proofErr w:type="spellEnd"/>
-      <w:r>
-        <w:t>=</w:t>
-      </w:r>
-      <w:proofErr w:type="spellStart"/>
-      <w:r>
-        <w:t>total_repaid</w:t>
-      </w:r>
-      <w:proofErr w:type="spellEnd"/>
-      <w:r>
-        <w:t>,</w:t>
-      </w:r>
-    </w:p>
-    <w:p>
-      <w:r>
-        <w:t xml:space="preserve">        </w:t>
-      </w:r>
-      <w:proofErr w:type="spellStart"/>
-      <w:r>
-        <w:t>overdue_loans</w:t>
-      </w:r>
-      <w:proofErr w:type="spellEnd"/>
-      <w:r>
-        <w:t>=</w:t>
-      </w:r>
-      <w:proofErr w:type="spellStart"/>
-      <w:r>
-        <w:t>overdue_loans</w:t>
-      </w:r>
-      <w:proofErr w:type="spellEnd"/>
-      <w:r>
-        <w:t>,</w:t>
-      </w:r>
-    </w:p>
-    <w:p>
-      <w:r>
-        <w:t xml:space="preserve">        </w:t>
-      </w:r>
-      <w:proofErr w:type="spellStart"/>
-      <w:r>
-        <w:t>savings_audit</w:t>
-      </w:r>
-      <w:proofErr w:type="spellEnd"/>
-      <w:r>
-        <w:t>=</w:t>
-      </w:r>
-      <w:proofErr w:type="spellStart"/>
-      <w:r>
-        <w:t>savings_audit</w:t>
-      </w:r>
-      <w:proofErr w:type="spellEnd"/>
-      <w:r>
-        <w:t>,</w:t>
-      </w:r>
-    </w:p>
-    <w:p>
-      <w:r>
-        <w:t xml:space="preserve">        clients=clients,</w:t>
-      </w:r>
-    </w:p>
-    <w:p>
-      <w:r>
-        <w:lastRenderedPageBreak/>
-        <w:t xml:space="preserve">        loans=loans,</w:t>
-      </w:r>
-    </w:p>
-    <w:p>
-      <w:r>
-        <w:t xml:space="preserve">        repayments=repayments,</w:t>
-      </w:r>
-    </w:p>
-    <w:p>
-      <w:r>
-        <w:t xml:space="preserve">        products=products</w:t>
-      </w:r>
-    </w:p>
-    <w:p>
-      <w:r>
-        <w:t xml:space="preserve">    )</w:t>
-      </w:r>
-    </w:p>
-    <w:p/>
-    <w:p>
-      <w:r>
-        <w:t>@</w:t>
-      </w:r>
-      <w:proofErr w:type="gramStart"/>
-      <w:r>
-        <w:t>app.route</w:t>
-      </w:r>
-      <w:proofErr w:type="gramEnd"/>
-      <w:r>
-        <w:t>("/apply_loan", methods=["POST"])</w:t>
-      </w:r>
-    </w:p>
-    <w:p>
-      <w:r>
-        <w:t xml:space="preserve">def </w:t>
-      </w:r>
-      <w:proofErr w:type="spellStart"/>
-      <w:r>
-        <w:t>apply_</w:t>
-      </w:r>
-      <w:proofErr w:type="gramStart"/>
-      <w:r>
-        <w:t>loan</w:t>
-      </w:r>
-      <w:proofErr w:type="spellEnd"/>
-      <w:r>
-        <w:t>(</w:t>
-      </w:r>
-      <w:proofErr w:type="gramEnd"/>
-      <w:r>
-        <w:t>):</w:t>
-      </w:r>
-    </w:p>
-    <w:p>
-      <w:r>
-        <w:t xml:space="preserve">    </w:t>
-      </w:r>
-      <w:proofErr w:type="spellStart"/>
-      <w:r>
-        <w:t>client_id</w:t>
-      </w:r>
-      <w:proofErr w:type="spellEnd"/>
-      <w:r>
-        <w:t xml:space="preserve"> = </w:t>
-      </w:r>
-      <w:proofErr w:type="spellStart"/>
-      <w:proofErr w:type="gramStart"/>
-      <w:r>
-        <w:t>request.form</w:t>
-      </w:r>
-      <w:proofErr w:type="spellEnd"/>
-      <w:proofErr w:type="gramEnd"/>
-      <w:r>
-        <w:t>["</w:t>
-      </w:r>
-      <w:proofErr w:type="spellStart"/>
-      <w:r>
-        <w:t>client_id</w:t>
-      </w:r>
-      <w:proofErr w:type="spellEnd"/>
-      <w:r>
-        <w:t>"]</w:t>
-      </w:r>
-    </w:p>
-    <w:p>
-      <w:r>
-        <w:t xml:space="preserve">    </w:t>
-      </w:r>
-      <w:proofErr w:type="spellStart"/>
-      <w:r>
-        <w:t>product_id</w:t>
-      </w:r>
-      <w:proofErr w:type="spellEnd"/>
-      <w:r>
-        <w:t xml:space="preserve"> = </w:t>
-      </w:r>
-      <w:proofErr w:type="spellStart"/>
-      <w:proofErr w:type="gramStart"/>
-      <w:r>
-        <w:t>request.form</w:t>
-      </w:r>
-      <w:proofErr w:type="spellEnd"/>
-      <w:proofErr w:type="gramEnd"/>
-      <w:r>
-        <w:t>["</w:t>
-      </w:r>
-      <w:proofErr w:type="spellStart"/>
-      <w:r>
-        <w:t>product_id</w:t>
-      </w:r>
-      <w:proofErr w:type="spellEnd"/>
-      <w:r>
-        <w:t>"]</w:t>
-      </w:r>
-    </w:p>
-    <w:p>
-      <w:r>
-        <w:t xml:space="preserve">    </w:t>
-      </w:r>
-      <w:proofErr w:type="spellStart"/>
-      <w:r>
-        <w:t>requested_amount</w:t>
-      </w:r>
-      <w:proofErr w:type="spellEnd"/>
-      <w:r>
-        <w:t xml:space="preserve"> = float(</w:t>
-      </w:r>
-      <w:proofErr w:type="spellStart"/>
-      <w:proofErr w:type="gramStart"/>
-      <w:r>
-        <w:t>request.form</w:t>
-      </w:r>
-      <w:proofErr w:type="spellEnd"/>
-      <w:proofErr w:type="gramEnd"/>
-      <w:r>
-        <w:t>["</w:t>
-      </w:r>
-      <w:proofErr w:type="spellStart"/>
-      <w:r>
-        <w:t>requested_amount</w:t>
-      </w:r>
-      <w:proofErr w:type="spellEnd"/>
-      <w:r>
-        <w:t>"])</w:t>
-      </w:r>
-    </w:p>
-    <w:p/>
-    <w:p>
-      <w:r>
-        <w:t xml:space="preserve">    conn = </w:t>
-      </w:r>
-      <w:proofErr w:type="spellStart"/>
-      <w:r>
-        <w:t>get_db_</w:t>
-      </w:r>
-      <w:proofErr w:type="gramStart"/>
-      <w:r>
-        <w:t>connection</w:t>
-      </w:r>
-      <w:proofErr w:type="spellEnd"/>
-      <w:r>
-        <w:t>(</w:t>
-      </w:r>
-      <w:proofErr w:type="gramEnd"/>
-      <w:r>
-        <w:t>)</w:t>
-      </w:r>
-    </w:p>
-    <w:p>
-      <w:r>
-        <w:t xml:space="preserve">    cursor = </w:t>
-      </w:r>
-      <w:proofErr w:type="spellStart"/>
-      <w:proofErr w:type="gramStart"/>
-      <w:r>
-        <w:t>conn.cursor</w:t>
-      </w:r>
-      <w:proofErr w:type="spellEnd"/>
-      <w:proofErr w:type="gramEnd"/>
-      <w:r>
-        <w:t>()</w:t>
-      </w:r>
-    </w:p>
-    <w:p>
-      <w:r>
-        <w:t xml:space="preserve">    </w:t>
-      </w:r>
-    </w:p>
-    <w:p>
-      <w:r>
-        <w:t xml:space="preserve">    try:</w:t>
-      </w:r>
-    </w:p>
-    <w:p>
-      <w:r>
-        <w:t xml:space="preserve">        </w:t>
-      </w:r>
-      <w:proofErr w:type="spellStart"/>
-      <w:proofErr w:type="gramStart"/>
-      <w:r>
-        <w:t>cursor.execute</w:t>
-      </w:r>
-      <w:proofErr w:type="spellEnd"/>
-      <w:proofErr w:type="gramEnd"/>
-      <w:r>
-        <w:t>(</w:t>
-      </w:r>
-    </w:p>
-    <w:p>
-      <w:r>
-        <w:t xml:space="preserve">            """INSERT INTO loans </w:t>
-      </w:r>
-    </w:p>
-    <w:p>
-      <w:r>
-        <w:t xml:space="preserve">               (ClientID, </w:t>
-      </w:r>
-      <w:proofErr w:type="spellStart"/>
-      <w:r>
-        <w:t>ProductID</w:t>
-      </w:r>
-      <w:proofErr w:type="spellEnd"/>
-      <w:r>
-        <w:t xml:space="preserve">, </w:t>
-      </w:r>
-      <w:proofErr w:type="spellStart"/>
-      <w:r>
-        <w:t>RequestedAmount</w:t>
-      </w:r>
-      <w:proofErr w:type="spellEnd"/>
-      <w:r>
-        <w:t xml:space="preserve">, </w:t>
-      </w:r>
-      <w:proofErr w:type="spellStart"/>
-      <w:r>
-        <w:t>ApprovedAmount</w:t>
-      </w:r>
-      <w:proofErr w:type="spellEnd"/>
-      <w:r>
-        <w:t xml:space="preserve">, Status, </w:t>
-      </w:r>
-      <w:proofErr w:type="spellStart"/>
-      <w:r>
-        <w:t>ApplicationDate</w:t>
-      </w:r>
-      <w:proofErr w:type="spellEnd"/>
-      <w:r>
-        <w:t xml:space="preserve">, </w:t>
-      </w:r>
-      <w:proofErr w:type="spellStart"/>
-      <w:r>
-        <w:t>ApprovalDate</w:t>
-      </w:r>
-      <w:proofErr w:type="spellEnd"/>
-      <w:r>
-        <w:t xml:space="preserve">, DisbursementDate) </w:t>
-      </w:r>
-    </w:p>
-    <w:p>
-      <w:r>
-        <w:t xml:space="preserve">               VALUES (%s, %s, %s, %s, 'Disbursed', </w:t>
-      </w:r>
-      <w:proofErr w:type="gramStart"/>
-      <w:r>
-        <w:t>CURDATE(</w:t>
-      </w:r>
-      <w:proofErr w:type="gramEnd"/>
-      <w:r>
-        <w:t xml:space="preserve">), </w:t>
-      </w:r>
-      <w:proofErr w:type="gramStart"/>
-      <w:r>
-        <w:t>CURDATE(</w:t>
-      </w:r>
-      <w:proofErr w:type="gramEnd"/>
-      <w:r>
-        <w:t xml:space="preserve">), </w:t>
-      </w:r>
-      <w:proofErr w:type="gramStart"/>
-      <w:r>
-        <w:t>CURDATE(</w:t>
-      </w:r>
-      <w:proofErr w:type="gramEnd"/>
-      <w:r>
-        <w:t>))""",</w:t>
-      </w:r>
-    </w:p>
-    <w:p>
-      <w:r>
-        <w:t xml:space="preserve">            (</w:t>
-      </w:r>
-      <w:proofErr w:type="spellStart"/>
-      <w:r>
-        <w:t>client_id</w:t>
-      </w:r>
-      <w:proofErr w:type="spellEnd"/>
-      <w:r>
-        <w:t xml:space="preserve">, </w:t>
-      </w:r>
-      <w:proofErr w:type="spellStart"/>
-      <w:r>
-        <w:t>product_id</w:t>
-      </w:r>
-      <w:proofErr w:type="spellEnd"/>
-      <w:r>
-        <w:t xml:space="preserve">, </w:t>
-      </w:r>
-      <w:proofErr w:type="spellStart"/>
-      <w:r>
-        <w:t>requested_amount</w:t>
-      </w:r>
-      <w:proofErr w:type="spellEnd"/>
-      <w:r>
-        <w:t xml:space="preserve">, </w:t>
-      </w:r>
-      <w:proofErr w:type="spellStart"/>
-      <w:r>
-        <w:t>requested_amount</w:t>
-      </w:r>
-      <w:proofErr w:type="spellEnd"/>
-      <w:r>
-        <w:t>)</w:t>
-      </w:r>
-    </w:p>
-    <w:p>
-      <w:r>
-        <w:t xml:space="preserve">        )</w:t>
-      </w:r>
-    </w:p>
-    <w:p>
-      <w:r>
-        <w:t xml:space="preserve">        </w:t>
-      </w:r>
-      <w:proofErr w:type="spellStart"/>
-      <w:proofErr w:type="gramStart"/>
-      <w:r>
-        <w:t>conn.commit</w:t>
-      </w:r>
-      <w:proofErr w:type="spellEnd"/>
-      <w:proofErr w:type="gramEnd"/>
-      <w:r>
-        <w:t>()</w:t>
-      </w:r>
-    </w:p>
-    <w:p>
-      <w:r>
-        <w:t xml:space="preserve">        </w:t>
-      </w:r>
-      <w:proofErr w:type="gramStart"/>
-      <w:r>
-        <w:t>flash(</w:t>
-      </w:r>
-      <w:proofErr w:type="gramEnd"/>
-      <w:r>
-        <w:t>"Loan application created and registered successfully!", "success")</w:t>
-      </w:r>
-    </w:p>
-    <w:p>
-      <w:r>
-        <w:t xml:space="preserve">    except Exception as err:</w:t>
-      </w:r>
-    </w:p>
-    <w:p>
-      <w:r>
-        <w:t xml:space="preserve">        </w:t>
-      </w:r>
-      <w:proofErr w:type="spellStart"/>
-      <w:proofErr w:type="gramStart"/>
-      <w:r>
-        <w:t>conn.rollback</w:t>
-      </w:r>
-      <w:proofErr w:type="spellEnd"/>
-      <w:proofErr w:type="gramEnd"/>
-      <w:r>
-        <w:t>()</w:t>
-      </w:r>
-    </w:p>
-    <w:p>
-      <w:r>
-        <w:t xml:space="preserve">        </w:t>
-      </w:r>
-      <w:proofErr w:type="gramStart"/>
-      <w:r>
-        <w:t>flash(</w:t>
-      </w:r>
-      <w:proofErr w:type="spellStart"/>
-      <w:proofErr w:type="gramEnd"/>
-      <w:r>
-        <w:t>f"Error</w:t>
-      </w:r>
-      <w:proofErr w:type="spellEnd"/>
-      <w:r>
-        <w:t>: {err}", "danger")</w:t>
-      </w:r>
-    </w:p>
-    <w:p>
-      <w:r>
-        <w:t xml:space="preserve">    finally:</w:t>
-      </w:r>
-    </w:p>
-    <w:p>
-      <w:r>
-        <w:lastRenderedPageBreak/>
-        <w:t xml:space="preserve">        </w:t>
-      </w:r>
-      <w:proofErr w:type="spellStart"/>
-      <w:proofErr w:type="gramStart"/>
-      <w:r>
-        <w:t>cursor.close</w:t>
-      </w:r>
-      <w:proofErr w:type="spellEnd"/>
-      <w:proofErr w:type="gramEnd"/>
-      <w:r>
-        <w:t>()</w:t>
-      </w:r>
-    </w:p>
-    <w:p>
-      <w:r>
-        <w:t xml:space="preserve">        </w:t>
-      </w:r>
-      <w:proofErr w:type="spellStart"/>
-      <w:proofErr w:type="gramStart"/>
-      <w:r>
-        <w:t>conn.close</w:t>
-      </w:r>
-      <w:proofErr w:type="spellEnd"/>
-      <w:proofErr w:type="gramEnd"/>
-      <w:r>
-        <w:t>()</w:t>
-      </w:r>
-    </w:p>
-    <w:p/>
-    <w:p>
-      <w:r>
-        <w:t xml:space="preserve">    return redirect(</w:t>
-      </w:r>
-      <w:proofErr w:type="spellStart"/>
-      <w:r>
-        <w:t>url_for</w:t>
-      </w:r>
-      <w:proofErr w:type="spellEnd"/>
-      <w:r>
-        <w:t>("index"))</w:t>
-      </w:r>
-    </w:p>
-    <w:p/>
-    <w:p>
-      <w:r>
-        <w:t>@</w:t>
-      </w:r>
-      <w:proofErr w:type="gramStart"/>
-      <w:r>
-        <w:t>app.route</w:t>
-      </w:r>
-      <w:proofErr w:type="gramEnd"/>
-      <w:r>
-        <w:t>("/record_repayment", methods=["POST"])</w:t>
-      </w:r>
-    </w:p>
-    <w:p>
-      <w:r>
-        <w:t xml:space="preserve">def </w:t>
-      </w:r>
-      <w:proofErr w:type="spellStart"/>
-      <w:r>
-        <w:t>record_</w:t>
-      </w:r>
-      <w:proofErr w:type="gramStart"/>
-      <w:r>
-        <w:t>repayment</w:t>
-      </w:r>
-      <w:proofErr w:type="spellEnd"/>
-      <w:r>
-        <w:t>(</w:t>
-      </w:r>
-      <w:proofErr w:type="gramEnd"/>
-      <w:r>
-        <w:t>):</w:t>
-      </w:r>
-    </w:p>
-    <w:p>
-      <w:r>
-        <w:t xml:space="preserve">    </w:t>
-      </w:r>
-      <w:proofErr w:type="spellStart"/>
-      <w:r>
-        <w:t>loan_id</w:t>
-      </w:r>
-      <w:proofErr w:type="spellEnd"/>
-      <w:r>
-        <w:t xml:space="preserve"> = </w:t>
-      </w:r>
-      <w:proofErr w:type="spellStart"/>
-      <w:proofErr w:type="gramStart"/>
-      <w:r>
-        <w:t>request.form</w:t>
-      </w:r>
-      <w:proofErr w:type="spellEnd"/>
-      <w:proofErr w:type="gramEnd"/>
-      <w:r>
-        <w:t>["</w:t>
-      </w:r>
-      <w:proofErr w:type="spellStart"/>
-      <w:r>
-        <w:t>loan_id</w:t>
-      </w:r>
-      <w:proofErr w:type="spellEnd"/>
-      <w:r>
-        <w:t>"]</w:t>
-      </w:r>
-    </w:p>
-    <w:p>
-      <w:r>
-        <w:t xml:space="preserve">    </w:t>
-      </w:r>
-      <w:proofErr w:type="spellStart"/>
-      <w:r>
-        <w:t>amount_paid</w:t>
-      </w:r>
-      <w:proofErr w:type="spellEnd"/>
-      <w:r>
-        <w:t xml:space="preserve"> = float(</w:t>
-      </w:r>
-      <w:proofErr w:type="spellStart"/>
-      <w:proofErr w:type="gramStart"/>
-      <w:r>
-        <w:t>request.form</w:t>
-      </w:r>
-      <w:proofErr w:type="spellEnd"/>
-      <w:proofErr w:type="gramEnd"/>
-      <w:r>
-        <w:t>["</w:t>
-      </w:r>
-      <w:proofErr w:type="spellStart"/>
-      <w:r>
-        <w:t>amount_paid</w:t>
-      </w:r>
-      <w:proofErr w:type="spellEnd"/>
-      <w:r>
-        <w:t>"])</w:t>
-      </w:r>
-    </w:p>
-    <w:p>
-      <w:r>
-        <w:t xml:space="preserve">    </w:t>
-      </w:r>
-      <w:proofErr w:type="spellStart"/>
-      <w:r>
-        <w:t>payment_type</w:t>
-      </w:r>
-      <w:proofErr w:type="spellEnd"/>
-      <w:r>
-        <w:t xml:space="preserve"> = </w:t>
-      </w:r>
-      <w:proofErr w:type="spellStart"/>
-      <w:proofErr w:type="gramStart"/>
-      <w:r>
-        <w:t>request.form</w:t>
-      </w:r>
-      <w:proofErr w:type="spellEnd"/>
-      <w:proofErr w:type="gramEnd"/>
-      <w:r>
-        <w:t>["</w:t>
-      </w:r>
-      <w:proofErr w:type="spellStart"/>
-      <w:r>
-        <w:t>payment_type</w:t>
-      </w:r>
-      <w:proofErr w:type="spellEnd"/>
-      <w:r>
-        <w:t>"]</w:t>
-      </w:r>
-    </w:p>
-    <w:p/>
-    <w:p>
-      <w:r>
-        <w:t xml:space="preserve">    conn = </w:t>
-      </w:r>
-      <w:proofErr w:type="spellStart"/>
-      <w:r>
-        <w:t>get_db_</w:t>
-      </w:r>
-      <w:proofErr w:type="gramStart"/>
-      <w:r>
-        <w:t>connection</w:t>
-      </w:r>
-      <w:proofErr w:type="spellEnd"/>
-      <w:r>
-        <w:t>(</w:t>
-      </w:r>
-      <w:proofErr w:type="gramEnd"/>
-      <w:r>
-        <w:t>)</w:t>
-      </w:r>
-    </w:p>
-    <w:p>
-      <w:r>
-        <w:t xml:space="preserve">    cursor = </w:t>
-      </w:r>
-      <w:proofErr w:type="spellStart"/>
-      <w:proofErr w:type="gramStart"/>
-      <w:r>
-        <w:t>conn.cursor</w:t>
-      </w:r>
-      <w:proofErr w:type="spellEnd"/>
-      <w:proofErr w:type="gramEnd"/>
-      <w:r>
-        <w:t>(dictionary=True)</w:t>
-      </w:r>
-    </w:p>
-    <w:p>
-      <w:r>
-        <w:t xml:space="preserve">    </w:t>
-      </w:r>
-    </w:p>
-    <w:p>
-      <w:r>
-        <w:t xml:space="preserve">    try:</w:t>
-      </w:r>
-    </w:p>
-    <w:p>
-      <w:r>
-        <w:t xml:space="preserve">        # 1. Insert Repayment Log</w:t>
-      </w:r>
-    </w:p>
-    <w:p>
-      <w:r>
-        <w:t xml:space="preserve">        </w:t>
-      </w:r>
-      <w:proofErr w:type="spellStart"/>
-      <w:proofErr w:type="gramStart"/>
-      <w:r>
-        <w:t>cursor.execute</w:t>
-      </w:r>
-      <w:proofErr w:type="spellEnd"/>
-      <w:proofErr w:type="gramEnd"/>
-      <w:r>
-        <w:t>(</w:t>
-      </w:r>
-    </w:p>
-    <w:p>
-      <w:r>
-        <w:t xml:space="preserve">            "INSERT INTO repayments (</w:t>
-      </w:r>
-      <w:proofErr w:type="spellStart"/>
-      <w:r>
-        <w:t>LoanID</w:t>
-      </w:r>
-      <w:proofErr w:type="spellEnd"/>
-      <w:r>
-        <w:t xml:space="preserve">, </w:t>
-      </w:r>
-      <w:proofErr w:type="spellStart"/>
-      <w:r>
-        <w:t>AmountPaid</w:t>
-      </w:r>
-      <w:proofErr w:type="spellEnd"/>
-      <w:r>
-        <w:t xml:space="preserve">, </w:t>
-      </w:r>
-      <w:proofErr w:type="spellStart"/>
-      <w:r>
-        <w:t>PaymentDate</w:t>
-      </w:r>
-      <w:proofErr w:type="spellEnd"/>
-      <w:r>
-        <w:t xml:space="preserve">, </w:t>
-      </w:r>
-      <w:proofErr w:type="spellStart"/>
-      <w:r>
-        <w:t>PaymentType</w:t>
-      </w:r>
-      <w:proofErr w:type="spellEnd"/>
-      <w:r>
-        <w:t xml:space="preserve">) VALUES (%s, %s, </w:t>
-      </w:r>
-      <w:proofErr w:type="gramStart"/>
-      <w:r>
-        <w:t>CURDATE(</w:t>
-      </w:r>
-      <w:proofErr w:type="gramEnd"/>
-      <w:r>
-        <w:t>), %s)",</w:t>
-      </w:r>
-    </w:p>
-    <w:p>
-      <w:r>
-        <w:t xml:space="preserve">            (</w:t>
-      </w:r>
-      <w:proofErr w:type="spellStart"/>
-      <w:r>
-        <w:t>loan_id</w:t>
-      </w:r>
-      <w:proofErr w:type="spellEnd"/>
-      <w:r>
-        <w:t xml:space="preserve">, </w:t>
-      </w:r>
-      <w:proofErr w:type="spellStart"/>
-      <w:r>
-        <w:t>amount_paid</w:t>
-      </w:r>
-      <w:proofErr w:type="spellEnd"/>
-      <w:r>
-        <w:t xml:space="preserve">, </w:t>
-      </w:r>
-      <w:proofErr w:type="spellStart"/>
-      <w:r>
-        <w:t>payment_type</w:t>
-      </w:r>
-      <w:proofErr w:type="spellEnd"/>
-      <w:r>
-        <w:t>)</w:t>
-      </w:r>
-    </w:p>
-    <w:p>
-      <w:r>
-        <w:t xml:space="preserve">        )</w:t>
-      </w:r>
-    </w:p>
-    <w:p/>
-    <w:p>
-      <w:r>
-        <w:t xml:space="preserve">        # 2. Check total repayments against original approved amount</w:t>
-      </w:r>
-    </w:p>
-    <w:p>
-      <w:r>
-        <w:t xml:space="preserve">        </w:t>
-      </w:r>
-      <w:proofErr w:type="spellStart"/>
-      <w:proofErr w:type="gramStart"/>
-      <w:r>
-        <w:t>cursor.execute</w:t>
-      </w:r>
-      <w:proofErr w:type="spellEnd"/>
-      <w:proofErr w:type="gramEnd"/>
-      <w:r>
-        <w:t xml:space="preserve">("SELECT </w:t>
-      </w:r>
-      <w:proofErr w:type="spellStart"/>
-      <w:r>
-        <w:t>ApprovedAmount</w:t>
-      </w:r>
-      <w:proofErr w:type="spellEnd"/>
-      <w:r>
-        <w:t xml:space="preserve"> FROM loans WHERE </w:t>
-      </w:r>
-      <w:proofErr w:type="spellStart"/>
-      <w:r>
-        <w:t>LoanID</w:t>
-      </w:r>
-      <w:proofErr w:type="spellEnd"/>
-      <w:r>
-        <w:t xml:space="preserve"> = %s", (</w:t>
-      </w:r>
-      <w:proofErr w:type="spellStart"/>
-      <w:r>
-        <w:t>loan_id</w:t>
-      </w:r>
-      <w:proofErr w:type="spellEnd"/>
-      <w:r>
-        <w:t>,))</w:t>
-      </w:r>
-    </w:p>
-    <w:p>
-      <w:r>
-        <w:t xml:space="preserve">        loan = </w:t>
-      </w:r>
-      <w:proofErr w:type="spellStart"/>
-      <w:proofErr w:type="gramStart"/>
-      <w:r>
-        <w:t>cursor.fetchone</w:t>
-      </w:r>
-      <w:proofErr w:type="spellEnd"/>
-      <w:proofErr w:type="gramEnd"/>
-      <w:r>
-        <w:t>()</w:t>
-      </w:r>
-    </w:p>
-    <w:p/>
-    <w:p>
-      <w:r>
-        <w:t xml:space="preserve">        </w:t>
-      </w:r>
-      <w:proofErr w:type="spellStart"/>
-      <w:proofErr w:type="gramStart"/>
-      <w:r>
-        <w:t>cursor.execute</w:t>
-      </w:r>
-      <w:proofErr w:type="spellEnd"/>
-      <w:proofErr w:type="gramEnd"/>
-      <w:r>
-        <w:t>("SELECT COALESCE(SUM(</w:t>
-      </w:r>
-      <w:proofErr w:type="spellStart"/>
-      <w:r>
-        <w:t>AmountPaid</w:t>
-      </w:r>
-      <w:proofErr w:type="spellEnd"/>
-      <w:r>
-        <w:t xml:space="preserve">), 0) AS </w:t>
-      </w:r>
-      <w:proofErr w:type="spellStart"/>
-      <w:r>
-        <w:t>total_repaid</w:t>
-      </w:r>
-      <w:proofErr w:type="spellEnd"/>
-      <w:r>
-        <w:t xml:space="preserve"> FROM repayments WHERE </w:t>
-      </w:r>
-      <w:proofErr w:type="spellStart"/>
-      <w:r>
-        <w:t>LoanID</w:t>
-      </w:r>
-      <w:proofErr w:type="spellEnd"/>
-      <w:r>
-        <w:t xml:space="preserve"> = %s", (</w:t>
-      </w:r>
-      <w:proofErr w:type="spellStart"/>
-      <w:r>
-        <w:t>loan_id</w:t>
-      </w:r>
-      <w:proofErr w:type="spellEnd"/>
-      <w:r>
-        <w:t>,))</w:t>
-      </w:r>
-    </w:p>
-    <w:p>
-      <w:r>
-        <w:lastRenderedPageBreak/>
-        <w:t xml:space="preserve">        </w:t>
-      </w:r>
-      <w:proofErr w:type="spellStart"/>
-      <w:r>
-        <w:t>repayment_data</w:t>
-      </w:r>
-      <w:proofErr w:type="spellEnd"/>
-      <w:r>
-        <w:t xml:space="preserve"> = </w:t>
-      </w:r>
-      <w:proofErr w:type="spellStart"/>
-      <w:proofErr w:type="gramStart"/>
-      <w:r>
-        <w:t>cursor.fetchone</w:t>
-      </w:r>
-      <w:proofErr w:type="spellEnd"/>
-      <w:proofErr w:type="gramEnd"/>
-      <w:r>
-        <w:t>()</w:t>
-      </w:r>
-    </w:p>
-    <w:p/>
-    <w:p>
-      <w:r>
-        <w:t xml:space="preserve">        # 3. Dynamic Status Closure</w:t>
-      </w:r>
-    </w:p>
-    <w:p>
-      <w:r>
-        <w:t xml:space="preserve">        if loan and </w:t>
-      </w:r>
-      <w:proofErr w:type="spellStart"/>
-      <w:r>
-        <w:t>repayment_data</w:t>
-      </w:r>
-      <w:proofErr w:type="spellEnd"/>
-      <w:r>
-        <w:t>['</w:t>
-      </w:r>
-      <w:proofErr w:type="spellStart"/>
-      <w:r>
-        <w:t>total_repaid</w:t>
-      </w:r>
-      <w:proofErr w:type="spellEnd"/>
-      <w:r>
-        <w:t>'] &gt;= loan['</w:t>
-      </w:r>
-      <w:proofErr w:type="spellStart"/>
-      <w:r>
-        <w:t>ApprovedAmount</w:t>
-      </w:r>
-      <w:proofErr w:type="spellEnd"/>
-      <w:r>
-        <w:t>']:</w:t>
-      </w:r>
-    </w:p>
-    <w:p>
-      <w:r>
-        <w:t xml:space="preserve">            </w:t>
-      </w:r>
-      <w:proofErr w:type="spellStart"/>
-      <w:proofErr w:type="gramStart"/>
-      <w:r>
-        <w:t>cursor.execute</w:t>
-      </w:r>
-      <w:proofErr w:type="spellEnd"/>
-      <w:proofErr w:type="gramEnd"/>
-      <w:r>
-        <w:t xml:space="preserve">("UPDATE loans SET Status = 'Closed' WHERE </w:t>
-      </w:r>
-      <w:proofErr w:type="spellStart"/>
-      <w:r>
-        <w:t>LoanID</w:t>
-      </w:r>
-      <w:proofErr w:type="spellEnd"/>
-      <w:r>
-        <w:t xml:space="preserve"> = %s", (</w:t>
-      </w:r>
-      <w:proofErr w:type="spellStart"/>
-      <w:r>
-        <w:t>loan_id</w:t>
-      </w:r>
-      <w:proofErr w:type="spellEnd"/>
-      <w:r>
-        <w:t>,))</w:t>
-      </w:r>
-    </w:p>
-    <w:p/>
-    <w:p>
-      <w:r>
-        <w:t xml:space="preserve">        </w:t>
-      </w:r>
-      <w:proofErr w:type="spellStart"/>
-      <w:proofErr w:type="gramStart"/>
-      <w:r>
-        <w:t>conn.commit</w:t>
-      </w:r>
-      <w:proofErr w:type="spellEnd"/>
-      <w:proofErr w:type="gramEnd"/>
-      <w:r>
-        <w:t>()</w:t>
-      </w:r>
-    </w:p>
-    <w:p>
-      <w:r>
-        <w:t xml:space="preserve">        </w:t>
-      </w:r>
-      <w:proofErr w:type="gramStart"/>
-      <w:r>
-        <w:t>flash(</w:t>
-      </w:r>
-      <w:proofErr w:type="gramEnd"/>
-      <w:r>
-        <w:t>"Repayment recorded successfully!", "success")</w:t>
-      </w:r>
-    </w:p>
-    <w:p>
-      <w:r>
-        <w:t xml:space="preserve">    except Exception as err:</w:t>
-      </w:r>
-    </w:p>
-    <w:p>
-      <w:r>
-        <w:t xml:space="preserve">        </w:t>
-      </w:r>
-      <w:proofErr w:type="spellStart"/>
-      <w:proofErr w:type="gramStart"/>
-      <w:r>
-        <w:t>conn.rollback</w:t>
-      </w:r>
-      <w:proofErr w:type="spellEnd"/>
-      <w:proofErr w:type="gramEnd"/>
-      <w:r>
-        <w:t>()</w:t>
-      </w:r>
-    </w:p>
-    <w:p>
-      <w:r>
-        <w:t xml:space="preserve">        </w:t>
-      </w:r>
-      <w:proofErr w:type="gramStart"/>
-      <w:r>
-        <w:t>flash(</w:t>
-      </w:r>
-      <w:proofErr w:type="spellStart"/>
-      <w:proofErr w:type="gramEnd"/>
-      <w:r>
-        <w:t>f"Error</w:t>
-      </w:r>
-      <w:proofErr w:type="spellEnd"/>
-      <w:r>
-        <w:t>: {err}", "danger")</w:t>
-      </w:r>
-    </w:p>
-    <w:p>
-      <w:r>
-        <w:t xml:space="preserve">    finally:</w:t>
-      </w:r>
-    </w:p>
-    <w:p>
-      <w:r>
-        <w:t xml:space="preserve">        </w:t>
-      </w:r>
-      <w:proofErr w:type="spellStart"/>
-      <w:proofErr w:type="gramStart"/>
-      <w:r>
-        <w:t>cursor.close</w:t>
-      </w:r>
-      <w:proofErr w:type="spellEnd"/>
-      <w:proofErr w:type="gramEnd"/>
-      <w:r>
-        <w:t>()</w:t>
-      </w:r>
-    </w:p>
-    <w:p>
-      <w:r>
-        <w:t xml:space="preserve">        </w:t>
-      </w:r>
-      <w:proofErr w:type="spellStart"/>
-      <w:proofErr w:type="gramStart"/>
-      <w:r>
-        <w:t>conn.close</w:t>
-      </w:r>
-      <w:proofErr w:type="spellEnd"/>
-      <w:proofErr w:type="gramEnd"/>
-      <w:r>
-        <w:t>()</w:t>
-      </w:r>
-    </w:p>
-    <w:p/>
-    <w:p>
-      <w:r>
-        <w:t xml:space="preserve">    return redirect(</w:t>
-      </w:r>
-      <w:proofErr w:type="spellStart"/>
-      <w:r>
-        <w:t>url_for</w:t>
-      </w:r>
-      <w:proofErr w:type="spellEnd"/>
-      <w:r>
-        <w:t>("index"))</w:t>
-      </w:r>
-    </w:p>
-    <w:p/>
-    <w:p>
-      <w:r>
-        <w:t>if __name__ == "__main__":</w:t>
-      </w:r>
-    </w:p>
-    <w:p>
-      <w:r>
-        <w:t xml:space="preserve">    </w:t>
-      </w:r>
-      <w:proofErr w:type="spellStart"/>
-      <w:proofErr w:type="gramStart"/>
-      <w:r>
-        <w:t>app.run</w:t>
-      </w:r>
-      <w:proofErr w:type="spellEnd"/>
-      <w:r>
-        <w:t>(</w:t>
-      </w:r>
-      <w:proofErr w:type="gramEnd"/>
-      <w:r>
-        <w:t>host="127.0.0.1", port=5000, debug=True)</w:t>
-      </w:r>
-    </w:p>
-    <w:p>
-      <w:pPr>
-        <w:rPr>
-          <w:b/>
-          <w:bCs/>
-        </w:rPr>
-      </w:pPr>
-      <w:r>
-        <w:rPr>
-          <w:b/>
-          <w:bCs/>
-        </w:rPr>
-        <w:t>7. DASHBOARD USER INTERFACE IMPLEMENTATION</w:t>
-      </w:r>
-    </w:p>
-    <w:p>
-      <w:pPr>
-        <w:rPr>
-          <w:b/>
-          <w:bCs/>
-        </w:rPr>
-      </w:pPr>
-      <w:r>
-        <w:rPr>
-          <w:b/>
-          <w:bCs/>
-        </w:rPr>
-        <w:t>7.1 Template Source Code (templates/index.html)</w:t>
-      </w:r>
-    </w:p>
-    <w:p>
-      <w:r>
-        <w:t>HTML</w:t>
-      </w:r>
-    </w:p>
-    <w:p>
-      <w:r>
-        <w:t>&lt;!DOCTYPE html&gt;</w:t>
-      </w:r>
-    </w:p>
-    <w:p>
-      <w:r>
-        <w:t>&lt;html lang="</w:t>
-      </w:r>
-      <w:proofErr w:type="spellStart"/>
-      <w:r>
-        <w:t>en</w:t>
-      </w:r>
-      <w:proofErr w:type="spellEnd"/>
-      <w:r>
-        <w:t>"&gt;</w:t>
-      </w:r>
-    </w:p>
-    <w:p>
-      <w:r>
-        <w:t>&lt;head&gt;</w:t>
-      </w:r>
-    </w:p>
-    <w:p>
-      <w:r>
-        <w:t xml:space="preserve">    &lt;meta charset="UTF-8"&gt;</w:t>
-      </w:r>
-    </w:p>
-    <w:p>
-      <w:r>
-        <w:t xml:space="preserve">    &lt;title&gt;Microfinance Management System&lt;/title&gt;</w:t>
-      </w:r>
-    </w:p>
-    <w:p>
-      <w:r>
-        <w:lastRenderedPageBreak/>
-        <w:t xml:space="preserve">    &lt;link href="https://cdn.jsdelivr.net/npm/bootstrap@5.3.0/dist/css/bootstrap.min.css" </w:t>
-      </w:r>
-      <w:proofErr w:type="spellStart"/>
-      <w:r>
-        <w:t>rel</w:t>
-      </w:r>
-      <w:proofErr w:type="spellEnd"/>
-      <w:r>
-        <w:t>="stylesheet"&gt;</w:t>
-      </w:r>
-    </w:p>
-    <w:p>
-      <w:r>
-        <w:t>&lt;/head&gt;</w:t>
-      </w:r>
-    </w:p>
-    <w:p>
-      <w:r>
-        <w:t>&lt;body class="</w:t>
-      </w:r>
-      <w:proofErr w:type="spellStart"/>
-      <w:r>
-        <w:t>bg</w:t>
-      </w:r>
-      <w:proofErr w:type="spellEnd"/>
-      <w:r>
-        <w:t>-light"&gt;</w:t>
-      </w:r>
-    </w:p>
-    <w:p>
-      <w:r>
-        <w:t>&lt;div class="container py-4"&gt;</w:t>
-      </w:r>
-    </w:p>
-    <w:p>
-      <w:r>
-        <w:t xml:space="preserve">    &lt;h2 class="mb-4"&gt;Microfinance Loan &amp; Repayment Operations&lt;/h2&gt;</w:t>
-      </w:r>
-    </w:p>
-    <w:p/>
-    <w:p>
-      <w:r>
-        <w:t xml:space="preserve">    </w:t>
-      </w:r>
-      <w:proofErr w:type="gramStart"/>
-      <w:r>
-        <w:t>&lt;!--</w:t>
-      </w:r>
-      <w:proofErr w:type="gramEnd"/>
-      <w:r>
-        <w:t xml:space="preserve"> KPI Summary Cards --&gt;</w:t>
-      </w:r>
-    </w:p>
-    <w:p>
-      <w:r>
-        <w:t xml:space="preserve">    &lt;div class="row mb-4"&gt;</w:t>
-      </w:r>
-    </w:p>
-    <w:p>
-      <w:r>
-        <w:t xml:space="preserve">        &lt;div class="col-md-3"&gt;</w:t>
-      </w:r>
-    </w:p>
-    <w:p>
-      <w:r>
-        <w:t xml:space="preserve">            &lt;div class="card text-</w:t>
-      </w:r>
-      <w:proofErr w:type="spellStart"/>
-      <w:r>
-        <w:t>center</w:t>
-      </w:r>
-      <w:proofErr w:type="spellEnd"/>
-      <w:r>
-        <w:t xml:space="preserve"> p-3"&gt;</w:t>
-      </w:r>
-    </w:p>
-    <w:p>
-      <w:r>
-        <w:t xml:space="preserve">                &lt;h6&gt;TOTAL CLIENTS&lt;/h6&gt;</w:t>
-      </w:r>
-    </w:p>
-    <w:p>
-      <w:r>
-        <w:t xml:space="preserve">                &lt;h3</w:t>
-      </w:r>
-      <w:proofErr w:type="gramStart"/>
-      <w:r>
-        <w:t xml:space="preserve">&gt;{{ </w:t>
-      </w:r>
-      <w:proofErr w:type="spellStart"/>
-      <w:r>
-        <w:t>total</w:t>
-      </w:r>
-      <w:proofErr w:type="gramEnd"/>
-      <w:r>
-        <w:t>_</w:t>
-      </w:r>
-      <w:proofErr w:type="gramStart"/>
-      <w:r>
-        <w:t>clients</w:t>
-      </w:r>
-      <w:proofErr w:type="spellEnd"/>
-      <w:r>
-        <w:t xml:space="preserve"> }}&lt;</w:t>
-      </w:r>
-      <w:proofErr w:type="gramEnd"/>
-      <w:r>
-        <w:t>/h3&gt;</w:t>
-      </w:r>
-    </w:p>
-    <w:p>
-      <w:r>
-        <w:t xml:space="preserve">            &lt;/div&gt;</w:t>
-      </w:r>
-    </w:p>
-    <w:p>
-      <w:r>
-        <w:t xml:space="preserve">        &lt;/div&gt;</w:t>
-      </w:r>
-    </w:p>
-    <w:p>
-      <w:r>
-        <w:t xml:space="preserve">        &lt;div class="col-md-3"&gt;</w:t>
-      </w:r>
-    </w:p>
-    <w:p>
-      <w:r>
-        <w:t xml:space="preserve">            &lt;div class="card text-</w:t>
-      </w:r>
-      <w:proofErr w:type="spellStart"/>
-      <w:r>
-        <w:t>center</w:t>
-      </w:r>
-      <w:proofErr w:type="spellEnd"/>
-      <w:r>
-        <w:t xml:space="preserve"> p-3"&gt;</w:t>
-      </w:r>
-    </w:p>
-    <w:p>
-      <w:r>
-        <w:t xml:space="preserve">                &lt;h6&gt;ACTIVE LOANS&lt;/h6&gt;</w:t>
-      </w:r>
-    </w:p>
-    <w:p>
-      <w:r>
-        <w:t xml:space="preserve">                &lt;h3</w:t>
-      </w:r>
-      <w:proofErr w:type="gramStart"/>
-      <w:r>
-        <w:t xml:space="preserve">&gt;{{ </w:t>
-      </w:r>
-      <w:proofErr w:type="spellStart"/>
-      <w:r>
-        <w:t>active</w:t>
-      </w:r>
-      <w:proofErr w:type="gramEnd"/>
-      <w:r>
-        <w:t>_</w:t>
-      </w:r>
-      <w:proofErr w:type="gramStart"/>
-      <w:r>
-        <w:t>loans</w:t>
-      </w:r>
-      <w:proofErr w:type="spellEnd"/>
-      <w:r>
-        <w:t xml:space="preserve"> }}&lt;</w:t>
-      </w:r>
-      <w:proofErr w:type="gramEnd"/>
-      <w:r>
-        <w:t>/h3&gt;</w:t>
-      </w:r>
-    </w:p>
-    <w:p>
-      <w:r>
-        <w:t xml:space="preserve">            &lt;/div&gt;</w:t>
-      </w:r>
-    </w:p>
-    <w:p>
-      <w:r>
-        <w:t xml:space="preserve">        &lt;/div&gt;</w:t>
-      </w:r>
-    </w:p>
-    <w:p>
-      <w:r>
-        <w:t xml:space="preserve">        &lt;div class="col-md-3"&gt;</w:t>
-      </w:r>
-    </w:p>
-    <w:p>
-      <w:r>
-        <w:t xml:space="preserve">            &lt;div class="card text-</w:t>
-      </w:r>
-      <w:proofErr w:type="spellStart"/>
-      <w:r>
-        <w:t>center</w:t>
-      </w:r>
-      <w:proofErr w:type="spellEnd"/>
-      <w:r>
-        <w:t xml:space="preserve"> p-3"&gt;</w:t>
-      </w:r>
-    </w:p>
-    <w:p>
-      <w:r>
-        <w:t xml:space="preserve">                &lt;h6&gt;TOTAL DISBURSED&lt;/h6&gt;</w:t>
-      </w:r>
-    </w:p>
-    <w:p>
-      <w:r>
-        <w:t xml:space="preserve">                &lt;h3&gt;</w:t>
-      </w:r>
-      <w:proofErr w:type="gramStart"/>
-      <w:r>
-        <w:t>₹{{ "</w:t>
-      </w:r>
-      <w:proofErr w:type="gramEnd"/>
-      <w:r>
-        <w:t>%.2f"|format(</w:t>
-      </w:r>
-      <w:proofErr w:type="spellStart"/>
-      <w:r>
-        <w:t>total_disbursed</w:t>
-      </w:r>
-      <w:proofErr w:type="spellEnd"/>
-      <w:proofErr w:type="gramStart"/>
-      <w:r>
-        <w:t>) }}&lt;</w:t>
-      </w:r>
-      <w:proofErr w:type="gramEnd"/>
-      <w:r>
-        <w:t>/h3&gt;</w:t>
-      </w:r>
-    </w:p>
-    <w:p>
-      <w:r>
-        <w:t xml:space="preserve">            &lt;/div&gt;</w:t>
-      </w:r>
-    </w:p>
-    <w:p>
-      <w:r>
-        <w:t xml:space="preserve">        &lt;/div&gt;</w:t>
-      </w:r>
-    </w:p>
-    <w:p>
-      <w:r>
-        <w:t xml:space="preserve">        &lt;div class="col-md-3"&gt;</w:t>
-      </w:r>
-    </w:p>
-    <w:p>
-      <w:r>
-        <w:lastRenderedPageBreak/>
-        <w:t xml:space="preserve">            &lt;div class="card text-</w:t>
-      </w:r>
-      <w:proofErr w:type="spellStart"/>
-      <w:r>
-        <w:t>center</w:t>
-      </w:r>
-      <w:proofErr w:type="spellEnd"/>
-      <w:r>
-        <w:t xml:space="preserve"> p-3"&gt;</w:t>
-      </w:r>
-    </w:p>
-    <w:p>
-      <w:r>
-        <w:t xml:space="preserve">                &lt;h6&gt;TOTAL REPAID&lt;/h6&gt;</w:t>
-      </w:r>
-    </w:p>
-    <w:p>
-      <w:r>
-        <w:t xml:space="preserve">                &lt;h3&gt;</w:t>
-      </w:r>
-      <w:proofErr w:type="gramStart"/>
-      <w:r>
-        <w:t>₹{{ "</w:t>
-      </w:r>
-      <w:proofErr w:type="gramEnd"/>
-      <w:r>
-        <w:t>%.2f"|format(</w:t>
-      </w:r>
-      <w:proofErr w:type="spellStart"/>
-      <w:r>
-        <w:t>total_repaid</w:t>
-      </w:r>
-      <w:proofErr w:type="spellEnd"/>
-      <w:proofErr w:type="gramStart"/>
-      <w:r>
-        <w:t>) }}&lt;</w:t>
-      </w:r>
-      <w:proofErr w:type="gramEnd"/>
-      <w:r>
-        <w:t>/h3&gt;</w:t>
-      </w:r>
-    </w:p>
-    <w:p>
-      <w:r>
-        <w:t xml:space="preserve">            &lt;/div&gt;</w:t>
-      </w:r>
-    </w:p>
-    <w:p>
-      <w:r>
-        <w:t xml:space="preserve">        &lt;/div&gt;</w:t>
-      </w:r>
-    </w:p>
-    <w:p>
-      <w:r>
-        <w:t xml:space="preserve">    &lt;/div&gt;</w:t>
-      </w:r>
-    </w:p>
-    <w:p/>
-    <w:p>
-      <w:r>
-        <w:t xml:space="preserve">    </w:t>
-      </w:r>
-      <w:proofErr w:type="gramStart"/>
-      <w:r>
-        <w:t>&lt;!--</w:t>
-      </w:r>
-      <w:proofErr w:type="gramEnd"/>
-      <w:r>
-        <w:t xml:space="preserve"> Forms Row --&gt;</w:t>
-      </w:r>
-    </w:p>
-    <w:p>
-      <w:r>
-        <w:t xml:space="preserve">    &lt;div class="row"&gt;</w:t>
-      </w:r>
-    </w:p>
-    <w:p>
-      <w:r>
-        <w:t xml:space="preserve">        </w:t>
-      </w:r>
-      <w:proofErr w:type="gramStart"/>
-      <w:r>
-        <w:t>&lt;!--</w:t>
-      </w:r>
-      <w:proofErr w:type="gramEnd"/>
-      <w:r>
-        <w:t xml:space="preserve"> New Loan Form --&gt;</w:t>
-      </w:r>
-    </w:p>
-    <w:p>
-      <w:r>
-        <w:t xml:space="preserve">        &lt;div class="col-md-6 mb-4"&gt;</w:t>
-      </w:r>
-    </w:p>
-    <w:p>
-      <w:r>
-        <w:t xml:space="preserve">            &lt;div class="card p-3"&gt;</w:t>
-      </w:r>
-    </w:p>
-    <w:p>
-      <w:r>
-        <w:t xml:space="preserve">                &lt;h5&gt;1. New Loan Application&lt;/h5&gt;</w:t>
-      </w:r>
-    </w:p>
-    <w:p>
-      <w:r>
-        <w:t xml:space="preserve">                &lt;form action="/</w:t>
-      </w:r>
-      <w:proofErr w:type="spellStart"/>
-      <w:r>
-        <w:t>apply_loan</w:t>
-      </w:r>
-      <w:proofErr w:type="spellEnd"/>
-      <w:r>
-        <w:t>" method="POST"&gt;</w:t>
-      </w:r>
-    </w:p>
-    <w:p>
-      <w:r>
-        <w:t xml:space="preserve">                    &lt;div class="mb-3"&gt;</w:t>
-      </w:r>
-    </w:p>
-    <w:p>
-      <w:r>
-        <w:t xml:space="preserve">                        &lt;label&gt;Select Client:&lt;/label&gt;</w:t>
-      </w:r>
-    </w:p>
-    <w:p>
-      <w:r>
-        <w:t xml:space="preserve">                        &lt;select name="</w:t>
-      </w:r>
-      <w:proofErr w:type="spellStart"/>
-      <w:r>
-        <w:t>client_id</w:t>
-      </w:r>
-      <w:proofErr w:type="spellEnd"/>
-      <w:r>
-        <w:t>" class="form-select" required&gt;</w:t>
-      </w:r>
-    </w:p>
-    <w:p>
-      <w:r>
-        <w:t xml:space="preserve">                            {% for c in clients %}</w:t>
-      </w:r>
-    </w:p>
-    <w:p>
-      <w:r>
-        <w:t xml:space="preserve">                            &lt;option value="</w:t>
-      </w:r>
-      <w:proofErr w:type="gramStart"/>
-      <w:r>
-        <w:t xml:space="preserve">{{ </w:t>
-      </w:r>
-      <w:proofErr w:type="spellStart"/>
-      <w:r>
-        <w:t>c</w:t>
-      </w:r>
-      <w:proofErr w:type="gramEnd"/>
-      <w:r>
-        <w:t>.</w:t>
-      </w:r>
-      <w:proofErr w:type="gramStart"/>
-      <w:r>
-        <w:t>ClientID</w:t>
-      </w:r>
-      <w:proofErr w:type="spellEnd"/>
-      <w:r>
-        <w:t xml:space="preserve"> }}"&gt;{{ </w:t>
-      </w:r>
-      <w:proofErr w:type="spellStart"/>
-      <w:r>
-        <w:t>c</w:t>
-      </w:r>
-      <w:proofErr w:type="gramEnd"/>
-      <w:r>
-        <w:t>.</w:t>
-      </w:r>
-      <w:proofErr w:type="gramStart"/>
-      <w:r>
-        <w:t>FullName</w:t>
-      </w:r>
-      <w:proofErr w:type="spellEnd"/>
-      <w:r>
-        <w:t xml:space="preserve"> }</w:t>
-      </w:r>
-      <w:proofErr w:type="gramEnd"/>
-      <w:r>
-        <w:t xml:space="preserve">} (ID: </w:t>
-      </w:r>
-      <w:proofErr w:type="gramStart"/>
-      <w:r>
-        <w:t xml:space="preserve">{{ </w:t>
-      </w:r>
-      <w:proofErr w:type="spellStart"/>
-      <w:r>
-        <w:t>c</w:t>
-      </w:r>
-      <w:proofErr w:type="gramEnd"/>
-      <w:r>
-        <w:t>.</w:t>
-      </w:r>
-      <w:proofErr w:type="gramStart"/>
-      <w:r>
-        <w:t>ClientID</w:t>
-      </w:r>
-      <w:proofErr w:type="spellEnd"/>
-      <w:r>
-        <w:t xml:space="preserve"> }})&lt;</w:t>
-      </w:r>
-      <w:proofErr w:type="gramEnd"/>
-      <w:r>
-        <w:t>/option&gt;</w:t>
-      </w:r>
-    </w:p>
-    <w:p>
-      <w:r>
-        <w:t xml:space="preserve">                            {% </w:t>
-      </w:r>
-      <w:proofErr w:type="spellStart"/>
-      <w:r>
-        <w:t>endfor</w:t>
-      </w:r>
-      <w:proofErr w:type="spellEnd"/>
-      <w:r>
-        <w:t xml:space="preserve"> %}</w:t>
-      </w:r>
-    </w:p>
-    <w:p>
-      <w:r>
-        <w:t xml:space="preserve">                        &lt;/select&gt;</w:t>
-      </w:r>
-    </w:p>
-    <w:p>
-      <w:r>
-        <w:t xml:space="preserve">                    &lt;/div&gt;</w:t>
-      </w:r>
-    </w:p>
-    <w:p>
-      <w:r>
-        <w:t xml:space="preserve">                    &lt;div class="mb-3"&gt;</w:t>
-      </w:r>
-    </w:p>
-    <w:p>
-      <w:r>
-        <w:t xml:space="preserve">                        &lt;label&gt;Select Loan Product:&lt;/label&gt;</w:t>
-      </w:r>
-    </w:p>
-    <w:p>
-      <w:r>
-        <w:t xml:space="preserve">                        &lt;select name="</w:t>
-      </w:r>
-      <w:proofErr w:type="spellStart"/>
-      <w:r>
-        <w:t>product_id</w:t>
-      </w:r>
-      <w:proofErr w:type="spellEnd"/>
-      <w:r>
-        <w:t>" class="form-select" required&gt;</w:t>
-      </w:r>
-    </w:p>
-    <w:p>
-      <w:r>
-        <w:t xml:space="preserve">                            {% for p in products %}</w:t>
-      </w:r>
-    </w:p>
-    <w:p>
-      <w:r>
-        <w:t xml:space="preserve">                            &lt;option value="</w:t>
-      </w:r>
-      <w:proofErr w:type="gramStart"/>
-      <w:r>
-        <w:t xml:space="preserve">{{ </w:t>
-      </w:r>
-      <w:proofErr w:type="spellStart"/>
-      <w:r>
-        <w:t>p</w:t>
-      </w:r>
-      <w:proofErr w:type="gramEnd"/>
-      <w:r>
-        <w:t>.</w:t>
-      </w:r>
-      <w:proofErr w:type="gramStart"/>
-      <w:r>
-        <w:t>ProductID</w:t>
-      </w:r>
-      <w:proofErr w:type="spellEnd"/>
-      <w:r>
-        <w:t xml:space="preserve"> }}"&gt;{{ </w:t>
-      </w:r>
-      <w:proofErr w:type="spellStart"/>
-      <w:r>
-        <w:t>p</w:t>
-      </w:r>
-      <w:proofErr w:type="gramEnd"/>
-      <w:r>
-        <w:t>.</w:t>
-      </w:r>
-      <w:proofErr w:type="gramStart"/>
-      <w:r>
-        <w:t>ProductName</w:t>
-      </w:r>
-      <w:proofErr w:type="spellEnd"/>
-      <w:r>
-        <w:t xml:space="preserve"> }}&lt;</w:t>
-      </w:r>
-      <w:proofErr w:type="gramEnd"/>
-      <w:r>
-        <w:t>/option&gt;</w:t>
-      </w:r>
-    </w:p>
-    <w:p>
-      <w:r>
-        <w:lastRenderedPageBreak/>
-        <w:t xml:space="preserve">                            {% </w:t>
-      </w:r>
-      <w:proofErr w:type="spellStart"/>
-      <w:r>
-        <w:t>endfor</w:t>
-      </w:r>
-      <w:proofErr w:type="spellEnd"/>
-      <w:r>
-        <w:t xml:space="preserve"> %}</w:t>
-      </w:r>
-    </w:p>
-    <w:p>
-      <w:r>
-        <w:t xml:space="preserve">                        &lt;/select&gt;</w:t>
-      </w:r>
-    </w:p>
-    <w:p>
-      <w:r>
-        <w:t xml:space="preserve">                    &lt;/div&gt;</w:t>
-      </w:r>
-    </w:p>
-    <w:p>
-      <w:r>
-        <w:t xml:space="preserve">                    &lt;div class="mb-3"&gt;</w:t>
-      </w:r>
-    </w:p>
-    <w:p>
-      <w:r>
-        <w:t xml:space="preserve">                        &lt;label&gt;Requested Amount (</w:t>
-      </w:r>
-      <w:proofErr w:type="gramStart"/>
-      <w:r>
-        <w:t>₹):&lt;</w:t>
-      </w:r>
-      <w:proofErr w:type="gramEnd"/>
-      <w:r>
-        <w:t>/label&gt;</w:t>
-      </w:r>
-    </w:p>
-    <w:p>
-      <w:r>
-        <w:t xml:space="preserve">                        &lt;input type="number" step="0.01" name="</w:t>
-      </w:r>
-      <w:proofErr w:type="spellStart"/>
-      <w:r>
-        <w:t>requested_amount</w:t>
-      </w:r>
-      <w:proofErr w:type="spellEnd"/>
-      <w:r>
-        <w:t>" class="form-control" required&gt;</w:t>
-      </w:r>
-    </w:p>
-    <w:p>
-      <w:r>
-        <w:t xml:space="preserve">                    &lt;/div&gt;</w:t>
-      </w:r>
-    </w:p>
-    <w:p>
-      <w:r>
-        <w:t xml:space="preserve">                    &lt;button type="submit" class="</w:t>
-      </w:r>
-      <w:proofErr w:type="spellStart"/>
-      <w:r>
-        <w:t>btn</w:t>
-      </w:r>
-      <w:proofErr w:type="spellEnd"/>
-      <w:r>
-        <w:t xml:space="preserve"> </w:t>
-      </w:r>
-      <w:proofErr w:type="spellStart"/>
-      <w:r>
-        <w:t>btn</w:t>
-      </w:r>
-      <w:proofErr w:type="spellEnd"/>
-      <w:r>
-        <w:t>-primary w-100"&gt;Submit Loan Application&lt;/button&gt;</w:t>
-      </w:r>
-    </w:p>
-    <w:p>
-      <w:r>
-        <w:t xml:space="preserve">                &lt;/form&gt;</w:t>
-      </w:r>
-    </w:p>
-    <w:p>
-      <w:r>
-        <w:t xml:space="preserve">            &lt;/div&gt;</w:t>
-      </w:r>
-    </w:p>
-    <w:p>
-      <w:r>
-        <w:t xml:space="preserve">        &lt;/div&gt;</w:t>
-      </w:r>
-    </w:p>
-    <w:p/>
-    <w:p>
-      <w:r>
-        <w:t xml:space="preserve">        </w:t>
-      </w:r>
-      <w:proofErr w:type="gramStart"/>
-      <w:r>
-        <w:t>&lt;!--</w:t>
-      </w:r>
-      <w:proofErr w:type="gramEnd"/>
-      <w:r>
-        <w:t xml:space="preserve"> Repayment Form --&gt;</w:t>
-      </w:r>
-    </w:p>
-    <w:p>
-      <w:r>
-        <w:t xml:space="preserve">        &lt;div class="col-md-6 mb-4"&gt;</w:t>
-      </w:r>
-    </w:p>
-    <w:p>
-      <w:r>
-        <w:t xml:space="preserve">            &lt;div class="card p-3"&gt;</w:t>
-      </w:r>
-    </w:p>
-    <w:p>
-      <w:r>
-        <w:t xml:space="preserve">                &lt;h5&gt;2. Record Repayment&lt;/h5&gt;</w:t>
-      </w:r>
-    </w:p>
-    <w:p>
-      <w:r>
-        <w:t xml:space="preserve">                &lt;form action="/</w:t>
-      </w:r>
-      <w:proofErr w:type="spellStart"/>
-      <w:r>
-        <w:t>record_repayment</w:t>
-      </w:r>
-      <w:proofErr w:type="spellEnd"/>
-      <w:r>
-        <w:t>" method="POST"&gt;</w:t>
-      </w:r>
-    </w:p>
-    <w:p>
-      <w:r>
-        <w:t xml:space="preserve">                    &lt;div class="mb-3"&gt;</w:t>
-      </w:r>
-    </w:p>
-    <w:p>
-      <w:r>
-        <w:t xml:space="preserve">                        &lt;label&gt;Select Active Loan:&lt;/label&gt;</w:t>
-      </w:r>
-    </w:p>
-    <w:p>
-      <w:r>
-        <w:t xml:space="preserve">                        &lt;select name="</w:t>
-      </w:r>
-      <w:proofErr w:type="spellStart"/>
-      <w:r>
-        <w:t>loan_id</w:t>
-      </w:r>
-      <w:proofErr w:type="spellEnd"/>
-      <w:r>
-        <w:t>" class="form-select" required&gt;</w:t>
-      </w:r>
-    </w:p>
-    <w:p>
-      <w:r>
-        <w:t xml:space="preserve">                            {% for l in loans if </w:t>
-      </w:r>
-      <w:proofErr w:type="spellStart"/>
-      <w:proofErr w:type="gramStart"/>
-      <w:r>
-        <w:t>l.Status</w:t>
-      </w:r>
-      <w:proofErr w:type="spellEnd"/>
-      <w:proofErr w:type="gramEnd"/>
-      <w:r>
-        <w:t xml:space="preserve"> in ['Disbursed', 'Approved'] %}</w:t>
-      </w:r>
-    </w:p>
-    <w:p>
-      <w:r>
-        <w:t xml:space="preserve">                            &lt;option value="</w:t>
-      </w:r>
-      <w:proofErr w:type="gramStart"/>
-      <w:r>
-        <w:t xml:space="preserve">{{ </w:t>
-      </w:r>
-      <w:proofErr w:type="spellStart"/>
-      <w:r>
-        <w:t>l</w:t>
-      </w:r>
-      <w:proofErr w:type="gramEnd"/>
-      <w:r>
-        <w:t>.</w:t>
-      </w:r>
-      <w:proofErr w:type="gramStart"/>
-      <w:r>
-        <w:t>LoanID</w:t>
-      </w:r>
-      <w:proofErr w:type="spellEnd"/>
-      <w:r>
-        <w:t xml:space="preserve"> }}"</w:t>
-      </w:r>
-      <w:proofErr w:type="gramEnd"/>
-      <w:r>
-        <w:t xml:space="preserve">&gt;Loan </w:t>
-      </w:r>
-      <w:proofErr w:type="gramStart"/>
-      <w:r>
-        <w:t xml:space="preserve">#{{ </w:t>
-      </w:r>
-      <w:proofErr w:type="spellStart"/>
-      <w:r>
-        <w:t>l</w:t>
-      </w:r>
-      <w:proofErr w:type="gramEnd"/>
-      <w:r>
-        <w:t>.</w:t>
-      </w:r>
-      <w:proofErr w:type="gramStart"/>
-      <w:r>
-        <w:t>LoanID</w:t>
-      </w:r>
-      <w:proofErr w:type="spellEnd"/>
-      <w:r>
-        <w:t xml:space="preserve"> }</w:t>
-      </w:r>
-      <w:proofErr w:type="gramEnd"/>
-      <w:r>
-        <w:t xml:space="preserve">} - Client </w:t>
-      </w:r>
-      <w:proofErr w:type="gramStart"/>
-      <w:r>
-        <w:t xml:space="preserve">#{{ </w:t>
-      </w:r>
-      <w:proofErr w:type="spellStart"/>
-      <w:r>
-        <w:t>l</w:t>
-      </w:r>
-      <w:proofErr w:type="gramEnd"/>
-      <w:r>
-        <w:t>.</w:t>
-      </w:r>
-      <w:proofErr w:type="gramStart"/>
-      <w:r>
-        <w:t>ClientID</w:t>
-      </w:r>
-      <w:proofErr w:type="spellEnd"/>
-      <w:r>
-        <w:t xml:space="preserve"> }</w:t>
-      </w:r>
-      <w:proofErr w:type="gramEnd"/>
-      <w:r>
-        <w:t xml:space="preserve">} (Status: </w:t>
-      </w:r>
-      <w:proofErr w:type="gramStart"/>
-      <w:r>
-        <w:t xml:space="preserve">{{ </w:t>
-      </w:r>
-      <w:proofErr w:type="spellStart"/>
-      <w:r>
-        <w:t>l</w:t>
-      </w:r>
-      <w:proofErr w:type="gramEnd"/>
-      <w:r>
-        <w:t>.</w:t>
-      </w:r>
-      <w:proofErr w:type="gramStart"/>
-      <w:r>
-        <w:t>Status</w:t>
-      </w:r>
-      <w:proofErr w:type="spellEnd"/>
-      <w:r>
-        <w:t xml:space="preserve"> }})&lt;</w:t>
-      </w:r>
-      <w:proofErr w:type="gramEnd"/>
-      <w:r>
-        <w:t>/option&gt;</w:t>
-      </w:r>
-    </w:p>
-    <w:p>
-      <w:r>
-        <w:t xml:space="preserve">                            {% </w:t>
-      </w:r>
-      <w:proofErr w:type="spellStart"/>
-      <w:r>
-        <w:t>endfor</w:t>
-      </w:r>
-      <w:proofErr w:type="spellEnd"/>
-      <w:r>
-        <w:t xml:space="preserve"> %}</w:t>
-      </w:r>
-    </w:p>
-    <w:p>
-      <w:r>
-        <w:t xml:space="preserve">                        &lt;/select&gt;</w:t>
-      </w:r>
-    </w:p>
-    <w:p>
-      <w:r>
-        <w:t xml:space="preserve">                    &lt;/div&gt;</w:t>
-      </w:r>
-    </w:p>
-    <w:p>
-      <w:r>
-        <w:t xml:space="preserve">                    &lt;div class="mb-3"&gt;</w:t>
-      </w:r>
-    </w:p>
-    <w:p>
-      <w:r>
-        <w:lastRenderedPageBreak/>
-        <w:t xml:space="preserve">                        &lt;label&gt;Amount Paid (</w:t>
-      </w:r>
-      <w:proofErr w:type="gramStart"/>
-      <w:r>
-        <w:t>₹):&lt;</w:t>
-      </w:r>
-      <w:proofErr w:type="gramEnd"/>
-      <w:r>
-        <w:t>/label&gt;</w:t>
-      </w:r>
-    </w:p>
-    <w:p>
-      <w:r>
-        <w:t xml:space="preserve">                        &lt;input type="number" step="0.01" name="</w:t>
-      </w:r>
-      <w:proofErr w:type="spellStart"/>
-      <w:r>
-        <w:t>amount_paid</w:t>
-      </w:r>
-      <w:proofErr w:type="spellEnd"/>
-      <w:r>
-        <w:t>" class="form-control" required&gt;</w:t>
-      </w:r>
-    </w:p>
-    <w:p>
-      <w:r>
-        <w:t xml:space="preserve">                    &lt;/div&gt;</w:t>
-      </w:r>
-    </w:p>
-    <w:p>
-      <w:r>
-        <w:t xml:space="preserve">                    &lt;div class="mb-3"&gt;</w:t>
-      </w:r>
-    </w:p>
-    <w:p>
-      <w:r>
-        <w:t xml:space="preserve">                        &lt;label&gt;Payment Method:&lt;/label&gt;</w:t>
-      </w:r>
-    </w:p>
-    <w:p>
-      <w:r>
-        <w:t xml:space="preserve">                        &lt;select name="</w:t>
-      </w:r>
-      <w:proofErr w:type="spellStart"/>
-      <w:r>
-        <w:t>payment_type</w:t>
-      </w:r>
-      <w:proofErr w:type="spellEnd"/>
-      <w:r>
-        <w:t>" class="form-select"&gt;</w:t>
-      </w:r>
-    </w:p>
-    <w:p>
-      <w:r>
-        <w:t xml:space="preserve">                            &lt;option value="Cash"&gt;Cash&lt;/option&gt;</w:t>
-      </w:r>
-    </w:p>
-    <w:p>
-      <w:r>
-        <w:t xml:space="preserve">                            &lt;option value="Bank Transfer"&gt;Bank Transfer&lt;/option&gt;</w:t>
-      </w:r>
-    </w:p>
-    <w:p>
-      <w:r>
-        <w:t xml:space="preserve">                            &lt;option value="Mobile Money"&gt;Mobile Money&lt;/option&gt;</w:t>
-      </w:r>
-    </w:p>
-    <w:p>
-      <w:r>
-        <w:t xml:space="preserve">                        &lt;/select&gt;</w:t>
-      </w:r>
-    </w:p>
-    <w:p>
-      <w:r>
-        <w:t xml:space="preserve">                    &lt;/div&gt;</w:t>
-      </w:r>
-    </w:p>
-    <w:p>
-      <w:r>
-        <w:t xml:space="preserve">                    &lt;button type="submit" class="</w:t>
-      </w:r>
-      <w:proofErr w:type="spellStart"/>
-      <w:r>
-        <w:t>btn</w:t>
-      </w:r>
-      <w:proofErr w:type="spellEnd"/>
-      <w:r>
-        <w:t xml:space="preserve"> </w:t>
-      </w:r>
-      <w:proofErr w:type="spellStart"/>
-      <w:r>
-        <w:t>btn</w:t>
-      </w:r>
-      <w:proofErr w:type="spellEnd"/>
-      <w:r>
-        <w:t>-primary w-100"&gt;Post Repayment Transaction&lt;/button&gt;</w:t>
-      </w:r>
-    </w:p>
-    <w:p>
-      <w:r>
-        <w:t xml:space="preserve">                &lt;/form&gt;</w:t>
-      </w:r>
-    </w:p>
-    <w:p>
-      <w:r>
-        <w:t xml:space="preserve">            &lt;/div&gt;</w:t>
-      </w:r>
-    </w:p>
-    <w:p>
-      <w:r>
-        <w:t xml:space="preserve">        &lt;/div&gt;</w:t>
-      </w:r>
-    </w:p>
-    <w:p>
-      <w:r>
-        <w:t xml:space="preserve">    &lt;/div&gt;</w:t>
-      </w:r>
-    </w:p>
-    <w:p>
-      <w:r>
-        <w:t>&lt;/div&gt;</w:t>
-      </w:r>
-    </w:p>
-    <w:p>
-      <w:r>
-        <w:t>&lt;/body&gt;</w:t>
-      </w:r>
-    </w:p>
-    <w:p>
-      <w:r>
-        <w:t>&lt;/html&gt;</w:t>
-      </w:r>
-    </w:p>
-    <w:p>
-      <w:pPr>
+        <w:t>6.1</w:t>
+      </w:r>
+      <w:r>
         <w:rPr>
           <w:b/>
           <w:bCs/>
           <w:sz w:val="28"/>
           <w:szCs w:val="28"/>
         </w:rPr>
-      </w:pPr>
-      <w:r>
+        <w:t xml:space="preserve"> Template Source Code (templates/index.html)</w:t>
+      </w:r>
+    </w:p>
+    <w:p>
+      <w:r>
+        <w:t>HTML</w:t>
+      </w:r>
+    </w:p>
+    <w:p>
+      <w:r>
+        <w:t>&lt;!DOCTYPE html&gt;</w:t>
+      </w:r>
+    </w:p>
+    <w:p>
+      <w:r>
+        <w:t>&lt;html lang="en"&gt;</w:t>
+      </w:r>
+    </w:p>
+    <w:p>
+      <w:r>
+        <w:t>&lt;head&gt;</w:t>
+      </w:r>
+    </w:p>
+    <w:p>
+      <w:r>
+        <w:t xml:space="preserve">    &lt;meta charset="UTF-8"&gt;</w:t>
+      </w:r>
+    </w:p>
+    <w:p>
+      <w:r>
+        <w:t xml:space="preserve">    &lt;title&gt;Microfinance Management System&lt;/title&gt;</w:t>
+      </w:r>
+    </w:p>
+    <w:p>
+      <w:r>
+        <w:t xml:space="preserve">    &lt;link href="https://cdn.jsdelivr.net/npm/bootstrap@5.3.0/dist/css/bootstrap.min.css" rel="stylesheet"&gt;</w:t>
+      </w:r>
+    </w:p>
+    <w:p>
+      <w:r>
+        <w:t>&lt;/head&gt;</w:t>
+      </w:r>
+    </w:p>
+    <w:p>
+      <w:r>
+        <w:t>&lt;body class="bg-light"&gt;</w:t>
+      </w:r>
+    </w:p>
+    <w:p>
+      <w:r>
+        <w:t>&lt;div class="container py-4"&gt;</w:t>
+      </w:r>
+    </w:p>
+    <w:p>
+      <w:r>
+        <w:t xml:space="preserve">    &lt;h2 class="mb-4"&gt;Microfinance Loan &amp; Repayment Operations&lt;/h2&gt;</w:t>
+      </w:r>
+    </w:p>
+    <w:p/>
+    <w:p>
+      <w:r>
+        <w:t xml:space="preserve">    &lt;!-- KPI Summary Cards --&gt;</w:t>
+      </w:r>
+    </w:p>
+    <w:p>
+      <w:r>
+        <w:t xml:space="preserve">    &lt;div class="row mb-4"&gt;</w:t>
+      </w:r>
+    </w:p>
+    <w:p>
+      <w:r>
+        <w:t xml:space="preserve">        &lt;div class="col-md-3"&gt;</w:t>
+      </w:r>
+    </w:p>
+    <w:p>
+      <w:r>
+        <w:lastRenderedPageBreak/>
+        <w:t xml:space="preserve">            &lt;div class="card text-center p-3"&gt;</w:t>
+      </w:r>
+    </w:p>
+    <w:p>
+      <w:r>
+        <w:t xml:space="preserve">                &lt;h6&gt;TOTAL CLIENTS&lt;/h6&gt;</w:t>
+      </w:r>
+    </w:p>
+    <w:p>
+      <w:r>
+        <w:t xml:space="preserve">                &lt;h3&gt;{{ total_clients }}&lt;/h3&gt;</w:t>
+      </w:r>
+    </w:p>
+    <w:p>
+      <w:r>
+        <w:t xml:space="preserve">            &lt;/div&gt;</w:t>
+      </w:r>
+    </w:p>
+    <w:p>
+      <w:r>
+        <w:t xml:space="preserve">        &lt;/div&gt;</w:t>
+      </w:r>
+    </w:p>
+    <w:p>
+      <w:r>
+        <w:t xml:space="preserve">        &lt;div class="col-md-3"&gt;</w:t>
+      </w:r>
+    </w:p>
+    <w:p>
+      <w:r>
+        <w:t xml:space="preserve">            &lt;div class="card text-center p-3"&gt;</w:t>
+      </w:r>
+    </w:p>
+    <w:p>
+      <w:r>
+        <w:t xml:space="preserve">                &lt;h6&gt;ACTIVE LOANS&lt;/h6&gt;</w:t>
+      </w:r>
+    </w:p>
+    <w:p>
+      <w:r>
+        <w:t xml:space="preserve">                &lt;h3&gt;{{ active_loans }}&lt;/h3&gt;</w:t>
+      </w:r>
+    </w:p>
+    <w:p>
+      <w:r>
+        <w:t xml:space="preserve">            &lt;/div&gt;</w:t>
+      </w:r>
+    </w:p>
+    <w:p>
+      <w:r>
+        <w:t xml:space="preserve">        &lt;/div&gt;</w:t>
+      </w:r>
+    </w:p>
+    <w:p>
+      <w:r>
+        <w:t xml:space="preserve">        &lt;div class="col-md-3"&gt;</w:t>
+      </w:r>
+    </w:p>
+    <w:p>
+      <w:r>
+        <w:t xml:space="preserve">            &lt;div class="card text-center p-3"&gt;</w:t>
+      </w:r>
+    </w:p>
+    <w:p>
+      <w:r>
+        <w:t xml:space="preserve">                &lt;h6&gt;TOTAL DISBURSED&lt;/h6&gt;</w:t>
+      </w:r>
+    </w:p>
+    <w:p>
+      <w:r>
+        <w:t xml:space="preserve">                &lt;h3&gt;₹{{ "%.2f"|format(total_disbursed) }}&lt;/h3&gt;</w:t>
+      </w:r>
+    </w:p>
+    <w:p>
+      <w:r>
+        <w:t xml:space="preserve">            &lt;/div&gt;</w:t>
+      </w:r>
+    </w:p>
+    <w:p>
+      <w:r>
+        <w:t xml:space="preserve">        &lt;/div&gt;</w:t>
+      </w:r>
+    </w:p>
+    <w:p>
+      <w:r>
+        <w:t xml:space="preserve">        &lt;div class="col-md-3"&gt;</w:t>
+      </w:r>
+    </w:p>
+    <w:p>
+      <w:r>
+        <w:t xml:space="preserve">            &lt;div class="card text-center p-3"&gt;</w:t>
+      </w:r>
+    </w:p>
+    <w:p>
+      <w:r>
+        <w:t xml:space="preserve">                &lt;h6&gt;TOTAL REPAID&lt;/h6&gt;</w:t>
+      </w:r>
+    </w:p>
+    <w:p>
+      <w:r>
+        <w:t xml:space="preserve">                &lt;h3&gt;₹{{ "%.2f"|format(total_repaid) }}&lt;/h3&gt;</w:t>
+      </w:r>
+    </w:p>
+    <w:p>
+      <w:r>
+        <w:t xml:space="preserve">            &lt;/div&gt;</w:t>
+      </w:r>
+    </w:p>
+    <w:p>
+      <w:r>
+        <w:t xml:space="preserve">        &lt;/div&gt;</w:t>
+      </w:r>
+    </w:p>
+    <w:p>
+      <w:r>
+        <w:t xml:space="preserve">    &lt;/div&gt;</w:t>
+      </w:r>
+    </w:p>
+    <w:p/>
+    <w:p>
+      <w:r>
+        <w:t xml:space="preserve">    &lt;!-- Forms Row --&gt;</w:t>
+      </w:r>
+    </w:p>
+    <w:p>
+      <w:r>
+        <w:t xml:space="preserve">    &lt;div class="row"&gt;</w:t>
+      </w:r>
+    </w:p>
+    <w:p>
+      <w:r>
+        <w:t xml:space="preserve">        &lt;!-- New Loan Form --&gt;</w:t>
+      </w:r>
+    </w:p>
+    <w:p>
+      <w:r>
+        <w:lastRenderedPageBreak/>
+        <w:t xml:space="preserve">        &lt;div class="col-md-6 mb-4"&gt;</w:t>
+      </w:r>
+    </w:p>
+    <w:p>
+      <w:r>
+        <w:t xml:space="preserve">            &lt;div class="card p-3"&gt;</w:t>
+      </w:r>
+    </w:p>
+    <w:p>
+      <w:r>
+        <w:t xml:space="preserve">                &lt;h5&gt;1. New Loan Application&lt;/h5&gt;</w:t>
+      </w:r>
+    </w:p>
+    <w:p>
+      <w:r>
+        <w:t xml:space="preserve">                &lt;form action="/apply_loan" method="POST"&gt;</w:t>
+      </w:r>
+    </w:p>
+    <w:p>
+      <w:r>
+        <w:t xml:space="preserve">                    &lt;div class="mb-3"&gt;</w:t>
+      </w:r>
+    </w:p>
+    <w:p>
+      <w:r>
+        <w:t xml:space="preserve">                        &lt;label&gt;Select Client:&lt;/label&gt;</w:t>
+      </w:r>
+    </w:p>
+    <w:p>
+      <w:r>
+        <w:t xml:space="preserve">                        &lt;select name="client_id" class="form-select" required&gt;</w:t>
+      </w:r>
+    </w:p>
+    <w:p>
+      <w:r>
+        <w:t xml:space="preserve">                            {% for c in clients %}</w:t>
+      </w:r>
+    </w:p>
+    <w:p>
+      <w:r>
+        <w:t xml:space="preserve">                            &lt;option value="{{ c.ClientID }}"&gt;{{ c.FullName }} (ID: {{ c.ClientID }})&lt;/option&gt;</w:t>
+      </w:r>
+    </w:p>
+    <w:p>
+      <w:r>
+        <w:t xml:space="preserve">                            {% endfor %}</w:t>
+      </w:r>
+    </w:p>
+    <w:p>
+      <w:r>
+        <w:t xml:space="preserve">                        &lt;/select&gt;</w:t>
+      </w:r>
+    </w:p>
+    <w:p>
+      <w:r>
+        <w:t xml:space="preserve">                    &lt;/div&gt;</w:t>
+      </w:r>
+    </w:p>
+    <w:p>
+      <w:r>
+        <w:t xml:space="preserve">                    &lt;div class="mb-3"&gt;</w:t>
+      </w:r>
+    </w:p>
+    <w:p>
+      <w:r>
+        <w:t xml:space="preserve">                        &lt;label&gt;Select Loan Product:&lt;/label&gt;</w:t>
+      </w:r>
+    </w:p>
+    <w:p>
+      <w:r>
+        <w:t xml:space="preserve">                        &lt;select name="product_id" class="form-select" required&gt;</w:t>
+      </w:r>
+    </w:p>
+    <w:p>
+      <w:r>
+        <w:t xml:space="preserve">                            {% for p in products %}</w:t>
+      </w:r>
+    </w:p>
+    <w:p>
+      <w:r>
+        <w:t xml:space="preserve">                            &lt;option value="{{ p.ProductID }}"&gt;{{ p.ProductName }}&lt;/option&gt;</w:t>
+      </w:r>
+    </w:p>
+    <w:p>
+      <w:r>
+        <w:t xml:space="preserve">                            {% endfor %}</w:t>
+      </w:r>
+    </w:p>
+    <w:p>
+      <w:r>
+        <w:t xml:space="preserve">                        &lt;/select&gt;</w:t>
+      </w:r>
+    </w:p>
+    <w:p>
+      <w:r>
+        <w:t xml:space="preserve">                    &lt;/div&gt;</w:t>
+      </w:r>
+    </w:p>
+    <w:p>
+      <w:r>
+        <w:t xml:space="preserve">                    &lt;div class="mb-3"&gt;</w:t>
+      </w:r>
+    </w:p>
+    <w:p>
+      <w:r>
+        <w:t xml:space="preserve">                        &lt;label&gt;Requested Amount (₹):&lt;/label&gt;</w:t>
+      </w:r>
+    </w:p>
+    <w:p>
+      <w:r>
+        <w:t xml:space="preserve">                        &lt;input type="number" step="0.01" name="requested_amount" class="form-control" required&gt;</w:t>
+      </w:r>
+    </w:p>
+    <w:p>
+      <w:r>
+        <w:t xml:space="preserve">                    &lt;/div&gt;</w:t>
+      </w:r>
+    </w:p>
+    <w:p>
+      <w:r>
+        <w:t xml:space="preserve">                    &lt;button type="submit" class="btn btn-primary w-100"&gt;Submit Loan Application&lt;/button&gt;</w:t>
+      </w:r>
+    </w:p>
+    <w:p>
+      <w:r>
+        <w:t xml:space="preserve">                &lt;/form&gt;</w:t>
+      </w:r>
+    </w:p>
+    <w:p>
+      <w:r>
+        <w:lastRenderedPageBreak/>
+        <w:t xml:space="preserve">            &lt;/div&gt;</w:t>
+      </w:r>
+    </w:p>
+    <w:p>
+      <w:r>
+        <w:t xml:space="preserve">        &lt;/div&gt;</w:t>
+      </w:r>
+    </w:p>
+    <w:p/>
+    <w:p>
+      <w:r>
+        <w:t xml:space="preserve">        &lt;!-- Repayment Form --&gt;</w:t>
+      </w:r>
+    </w:p>
+    <w:p>
+      <w:r>
+        <w:t xml:space="preserve">        &lt;div class="col-md-6 mb-4"&gt;</w:t>
+      </w:r>
+    </w:p>
+    <w:p>
+      <w:r>
+        <w:t xml:space="preserve">            &lt;div class="card p-3"&gt;</w:t>
+      </w:r>
+    </w:p>
+    <w:p>
+      <w:r>
+        <w:t xml:space="preserve">                &lt;h5&gt;2. Record Repayment&lt;/h5&gt;</w:t>
+      </w:r>
+    </w:p>
+    <w:p>
+      <w:r>
+        <w:t xml:space="preserve">                &lt;form action="/record_repayment" method="POST"&gt;</w:t>
+      </w:r>
+    </w:p>
+    <w:p>
+      <w:r>
+        <w:t xml:space="preserve">                    &lt;div class="mb-3"&gt;</w:t>
+      </w:r>
+    </w:p>
+    <w:p>
+      <w:r>
+        <w:t xml:space="preserve">                        &lt;label&gt;Select Active Loan:&lt;/label&gt;</w:t>
+      </w:r>
+    </w:p>
+    <w:p>
+      <w:r>
+        <w:t xml:space="preserve">                        &lt;select name="loan_id" class="form-select" required&gt;</w:t>
+      </w:r>
+    </w:p>
+    <w:p>
+      <w:r>
+        <w:t xml:space="preserve">                            {% for l in loans if l.Status in ['Disbursed', 'Approved'] %}</w:t>
+      </w:r>
+    </w:p>
+    <w:p>
+      <w:r>
+        <w:t xml:space="preserve">                            &lt;option value="{{ l.LoanID }}"&gt;Loan #{{ l.LoanID }} - Client #{{ l.ClientID }} (Status: {{ l.Status }})&lt;/option&gt;</w:t>
+      </w:r>
+    </w:p>
+    <w:p>
+      <w:r>
+        <w:t xml:space="preserve">                            {% endfor %}</w:t>
+      </w:r>
+    </w:p>
+    <w:p>
+      <w:r>
+        <w:t xml:space="preserve">                        &lt;/select&gt;</w:t>
+      </w:r>
+    </w:p>
+    <w:p>
+      <w:r>
+        <w:t xml:space="preserve">                    &lt;/div&gt;</w:t>
+      </w:r>
+    </w:p>
+    <w:p>
+      <w:r>
+        <w:t xml:space="preserve">                    &lt;div class="mb-3"&gt;</w:t>
+      </w:r>
+    </w:p>
+    <w:p>
+      <w:r>
+        <w:t xml:space="preserve">                        &lt;label&gt;Amount Paid (₹):&lt;/label&gt;</w:t>
+      </w:r>
+    </w:p>
+    <w:p>
+      <w:r>
+        <w:t xml:space="preserve">                        &lt;input type="number" step="0.01" name="amount_paid" class="form-control" required&gt;</w:t>
+      </w:r>
+    </w:p>
+    <w:p>
+      <w:r>
+        <w:t xml:space="preserve">                    &lt;/div&gt;</w:t>
+      </w:r>
+    </w:p>
+    <w:p>
+      <w:r>
+        <w:t xml:space="preserve">                    &lt;div class="mb-3"&gt;</w:t>
+      </w:r>
+    </w:p>
+    <w:p>
+      <w:r>
+        <w:t xml:space="preserve">                        &lt;label&gt;Payment Method:&lt;/label&gt;</w:t>
+      </w:r>
+    </w:p>
+    <w:p>
+      <w:r>
+        <w:t xml:space="preserve">                        &lt;select name="payment_type" class="form-select"&gt;</w:t>
+      </w:r>
+    </w:p>
+    <w:p>
+      <w:r>
+        <w:t xml:space="preserve">                            &lt;option value="Cash"&gt;Cash&lt;/option&gt;</w:t>
+      </w:r>
+    </w:p>
+    <w:p>
+      <w:r>
+        <w:t xml:space="preserve">                            &lt;option value="Bank Transfer"&gt;Bank Transfer&lt;/option&gt;</w:t>
+      </w:r>
+    </w:p>
+    <w:p>
+      <w:r>
+        <w:t xml:space="preserve">                            &lt;option value="Mobile Money"&gt;Mobile Money&lt;/option&gt;</w:t>
+      </w:r>
+    </w:p>
+    <w:p>
+      <w:r>
+        <w:t xml:space="preserve">                        &lt;/select&gt;</w:t>
+      </w:r>
+    </w:p>
+    <w:p>
+      <w:r>
+        <w:lastRenderedPageBreak/>
+        <w:t xml:space="preserve">                    &lt;/div&gt;</w:t>
+      </w:r>
+    </w:p>
+    <w:p>
+      <w:r>
+        <w:t xml:space="preserve">                    &lt;button type="submit" class="btn btn-primary w-100"&gt;Post Repayment Transaction&lt;/button&gt;</w:t>
+      </w:r>
+    </w:p>
+    <w:p>
+      <w:r>
+        <w:t xml:space="preserve">                &lt;/form&gt;</w:t>
+      </w:r>
+    </w:p>
+    <w:p>
+      <w:r>
+        <w:t xml:space="preserve">            &lt;/div&gt;</w:t>
+      </w:r>
+    </w:p>
+    <w:p>
+      <w:r>
+        <w:t xml:space="preserve">        &lt;/div&gt;</w:t>
+      </w:r>
+    </w:p>
+    <w:p>
+      <w:r>
+        <w:t xml:space="preserve">    &lt;/div&gt;</w:t>
+      </w:r>
+    </w:p>
+    <w:p>
+      <w:r>
+        <w:t>&lt;/div&gt;</w:t>
+      </w:r>
+    </w:p>
+    <w:p>
+      <w:r>
+        <w:t>&lt;/body&gt;</w:t>
+      </w:r>
+    </w:p>
+    <w:p>
+      <w:r>
+        <w:t>&lt;/html&gt;</w:t>
+      </w:r>
+    </w:p>
+    <w:p>
+      <w:pPr>
         <w:rPr>
           <w:b/>
           <w:bCs/>
           <w:sz w:val="28"/>
           <w:szCs w:val="28"/>
         </w:rPr>
-        <w:t>8. COMPREHENSIVE TEST SUITE &amp; VERIFICATION</w:t>
+      </w:pPr>
+      <w:r>
+        <w:rPr>
+          <w:b/>
+          <w:bCs/>
+          <w:sz w:val="28"/>
+          <w:szCs w:val="28"/>
+        </w:rPr>
+        <w:t>7</w:t>
+      </w:r>
+      <w:r>
+        <w:rPr>
+          <w:b/>
+          <w:bCs/>
+          <w:sz w:val="28"/>
+          <w:szCs w:val="28"/>
+        </w:rPr>
+        <w:t>. COMPREHENSIVE TEST SUITE &amp; VERIFICATION</w:t>
       </w:r>
     </w:p>
     <w:p>
@@ -5699,13 +4846,8 @@
         <w:t>Target Endpoint</w:t>
       </w:r>
       <w:r>
-        <w:t>: /</w:t>
-      </w:r>
-      <w:proofErr w:type="spellStart"/>
-      <w:r>
-        <w:t>apply_loan</w:t>
-      </w:r>
-      <w:proofErr w:type="spellEnd"/>
+        <w:t>: /apply_loan</w:t>
+      </w:r>
     </w:p>
     <w:p>
       <w:pPr>
@@ -5773,7 +4915,6 @@
           <w:b/>
           <w:bCs/>
         </w:rPr>
-        <w:lastRenderedPageBreak/>
         <w:t>Status</w:t>
       </w:r>
       <w:r>
@@ -5835,13 +4976,8 @@
         <w:t>Target Endpoint</w:t>
       </w:r>
       <w:r>
-        <w:t>: /</w:t>
-      </w:r>
-      <w:proofErr w:type="spellStart"/>
-      <w:r>
-        <w:t>record_repayment</w:t>
-      </w:r>
-      <w:proofErr w:type="spellEnd"/>
+        <w:t>: /record_repayment</w:t>
+      </w:r>
     </w:p>
     <w:p>
       <w:pPr>
@@ -5927,6 +5063,7 @@
           <w:b/>
           <w:bCs/>
         </w:rPr>
+        <w:lastRenderedPageBreak/>
         <w:t>Status</w:t>
       </w:r>
       <w:r>
@@ -6006,7 +5143,6 @@
         <w:rPr>
           <w:noProof/>
         </w:rPr>
-        <w:lastRenderedPageBreak/>
         <w:drawing>
           <wp:inline distT="0" distB="0" distL="0" distR="0" wp14:anchorId="3775AD18" wp14:editId="7A5CEE0D">
             <wp:extent cx="4651890" cy="3073550"/>
@@ -6073,7 +5209,16 @@
           <w:sz w:val="28"/>
           <w:szCs w:val="28"/>
         </w:rPr>
-        <w:t>9. OPERATIONAL WORKFLOW &amp; USER MANUAL</w:t>
+        <w:t>8.</w:t>
+      </w:r>
+      <w:r>
+        <w:rPr>
+          <w:b/>
+          <w:bCs/>
+          <w:sz w:val="28"/>
+          <w:szCs w:val="28"/>
+        </w:rPr>
+        <w:t xml:space="preserve"> OPERATIONAL WORKFLOW &amp; USER MANUAL</w:t>
       </w:r>
     </w:p>
     <w:p>
@@ -6100,13 +5245,9 @@
       </w:r>
     </w:p>
     <w:p>
-      <w:proofErr w:type="spellStart"/>
-      <w:r>
-        <w:t>mysql</w:t>
-      </w:r>
-      <w:proofErr w:type="spellEnd"/>
-      <w:r>
-        <w:t xml:space="preserve"> -u root -p</w:t>
+      <w:r>
+        <w:lastRenderedPageBreak/>
+        <w:t>mysql -u root -p</w:t>
       </w:r>
     </w:p>
     <w:p>
@@ -6129,15 +5270,7 @@
         <w:t>Access Dashboard</w:t>
       </w:r>
       <w:r>
-        <w:t>: Open browser and go to [</w:t>
-      </w:r>
-      <w:proofErr w:type="gramStart"/>
-      <w:r>
-        <w:t>http://127.0.0.1:5000](</w:t>
-      </w:r>
-      <w:proofErr w:type="gramEnd"/>
-      <w:r>
-        <w:t>http://127.0.0.1:5000).</w:t>
+        <w:t>: Open browser and go to [http://127.0.0.1:5000](http://127.0.0.1:5000).</w:t>
       </w:r>
     </w:p>
     <w:p>
@@ -6327,17 +5460,8 @@
           <w:sz w:val="28"/>
           <w:szCs w:val="28"/>
         </w:rPr>
-        <w:lastRenderedPageBreak/>
-        <w:t>10. SECURITY, SCALABILITY &amp; ACCESSIBILITY</w:t>
-      </w:r>
-    </w:p>
-    <w:p>
-      <w:pPr>
-        <w:rPr>
-          <w:b/>
-          <w:bCs/>
-        </w:rPr>
-      </w:pPr>
+        <w:t>9.</w:t>
+      </w:r>
       <w:r>
         <w:rPr>
           <w:b/>
@@ -6345,33 +5469,25 @@
           <w:sz w:val="28"/>
           <w:szCs w:val="28"/>
         </w:rPr>
-        <w:t>10.1 SQL Injection Prevention</w:t>
-      </w:r>
-    </w:p>
-    <w:p>
-      <w:r>
-        <w:t xml:space="preserve">All backend SQL operations utilize parameterized query bindings (%s) provided by </w:t>
-      </w:r>
-      <w:proofErr w:type="spellStart"/>
-      <w:proofErr w:type="gramStart"/>
-      <w:r>
-        <w:t>mysql.connector</w:t>
-      </w:r>
-      <w:proofErr w:type="spellEnd"/>
-      <w:proofErr w:type="gramEnd"/>
-      <w:r>
-        <w:t>, preventing malicious input execution.</w:t>
-      </w:r>
-    </w:p>
-    <w:p>
-      <w:pPr>
+        <w:t xml:space="preserve"> SECURITY, SCALABILITY &amp; ACCESSIBILITY</w:t>
+      </w:r>
+    </w:p>
+    <w:p>
+      <w:pPr>
+        <w:rPr>
+          <w:b/>
+          <w:bCs/>
+        </w:rPr>
+      </w:pPr>
+      <w:r>
         <w:rPr>
           <w:b/>
           <w:bCs/>
           <w:sz w:val="28"/>
           <w:szCs w:val="28"/>
         </w:rPr>
-      </w:pPr>
+        <w:t>9</w:t>
+      </w:r>
       <w:r>
         <w:rPr>
           <w:b/>
@@ -6379,40 +5495,12 @@
           <w:sz w:val="28"/>
           <w:szCs w:val="28"/>
         </w:rPr>
-        <w:t>10.2 Transactional Integrity</w:t>
-      </w:r>
-    </w:p>
-    <w:p>
-      <w:r>
-        <w:t xml:space="preserve">Multi-step payment checks run within standard MySQL </w:t>
-      </w:r>
-      <w:proofErr w:type="spellStart"/>
-      <w:r>
-        <w:t>ACiD</w:t>
-      </w:r>
-      <w:proofErr w:type="spellEnd"/>
-      <w:r>
-        <w:t xml:space="preserve"> transactional boundaries (</w:t>
-      </w:r>
-      <w:proofErr w:type="spellStart"/>
-      <w:proofErr w:type="gramStart"/>
-      <w:r>
-        <w:t>conn.commit</w:t>
-      </w:r>
-      <w:proofErr w:type="spellEnd"/>
-      <w:proofErr w:type="gramEnd"/>
-      <w:r>
-        <w:t xml:space="preserve">() and </w:t>
-      </w:r>
-      <w:proofErr w:type="spellStart"/>
-      <w:proofErr w:type="gramStart"/>
-      <w:r>
-        <w:t>conn.rollback</w:t>
-      </w:r>
-      <w:proofErr w:type="spellEnd"/>
-      <w:proofErr w:type="gramEnd"/>
-      <w:r>
-        <w:t>()), guaranteeing data consistency in case of unexpected disconnects.</w:t>
+        <w:t>.1 SQL Injection Prevention</w:t>
+      </w:r>
+    </w:p>
+    <w:p>
+      <w:r>
+        <w:t>All backend SQL operations utilize parameterized query bindings (%s) provided by mysql.connector, preventing malicious input execution.</w:t>
       </w:r>
     </w:p>
     <w:p>
@@ -6431,7 +5519,58 @@
           <w:sz w:val="28"/>
           <w:szCs w:val="28"/>
         </w:rPr>
-        <w:t>11. LIMITATIONS &amp; FUTURE EXTENSIONS</w:t>
+        <w:t>9</w:t>
+      </w:r>
+      <w:r>
+        <w:rPr>
+          <w:b/>
+          <w:bCs/>
+          <w:sz w:val="28"/>
+          <w:szCs w:val="28"/>
+        </w:rPr>
+        <w:t>.2 Transactional Integrity</w:t>
+      </w:r>
+    </w:p>
+    <w:p>
+      <w:r>
+        <w:t>Multi-step payment checks run within standard MySQL ACiD transactional boundaries (conn.commit() and conn.rollback()), guaranteeing data consistency in case of unexpected disconnects.</w:t>
+      </w:r>
+    </w:p>
+    <w:p>
+      <w:pPr>
+        <w:rPr>
+          <w:b/>
+          <w:bCs/>
+          <w:sz w:val="28"/>
+          <w:szCs w:val="28"/>
+        </w:rPr>
+      </w:pPr>
+      <w:r>
+        <w:rPr>
+          <w:b/>
+          <w:bCs/>
+          <w:sz w:val="28"/>
+          <w:szCs w:val="28"/>
+        </w:rPr>
+        <w:t>1</w:t>
+      </w:r>
+      <w:r>
+        <w:rPr>
+          <w:b/>
+          <w:bCs/>
+          <w:sz w:val="28"/>
+          <w:szCs w:val="28"/>
+        </w:rPr>
+        <w:t>0</w:t>
+      </w:r>
+      <w:r>
+        <w:rPr>
+          <w:b/>
+          <w:bCs/>
+          <w:sz w:val="28"/>
+          <w:szCs w:val="28"/>
+        </w:rPr>
+        <w:t>. LIMITATIONS &amp; FUTURE EXTENSIONS</w:t>
       </w:r>
     </w:p>
     <w:p>
@@ -6494,15 +5633,7 @@
         </w:numPr>
       </w:pPr>
       <w:r>
-        <w:t xml:space="preserve">Integration of real-time SMS payment gateways (Twilio / </w:t>
-      </w:r>
-      <w:proofErr w:type="spellStart"/>
-      <w:r>
-        <w:t>Razorpay</w:t>
-      </w:r>
-      <w:proofErr w:type="spellEnd"/>
-      <w:r>
-        <w:t>).</w:t>
+        <w:t>Integration of real-time SMS payment gateways (Twilio / Razorpay).</w:t>
       </w:r>
     </w:p>
     <w:p>
@@ -6513,6 +5644,7 @@
         </w:numPr>
       </w:pPr>
       <w:r>
+        <w:lastRenderedPageBreak/>
         <w:t>Automated interest schedule generation (amortization tables).</w:t>
       </w:r>
     </w:p>
@@ -6543,7 +5675,25 @@
           <w:sz w:val="28"/>
           <w:szCs w:val="28"/>
         </w:rPr>
-        <w:t>12. CONCLUSION</w:t>
+        <w:t>1</w:t>
+      </w:r>
+      <w:r>
+        <w:rPr>
+          <w:b/>
+          <w:bCs/>
+          <w:sz w:val="28"/>
+          <w:szCs w:val="28"/>
+        </w:rPr>
+        <w:t>1</w:t>
+      </w:r>
+      <w:r>
+        <w:rPr>
+          <w:b/>
+          <w:bCs/>
+          <w:sz w:val="28"/>
+          <w:szCs w:val="28"/>
+        </w:rPr>
+        <w:t>. CONCLUSION</w:t>
       </w:r>
     </w:p>
     <w:p>
@@ -8292,6 +7442,7 @@
   <w:style w:type="character" w:default="1" w:styleId="DefaultParagraphFont">
     <w:name w:val="Default Paragraph Font"/>
     <w:uiPriority w:val="1"/>
+    <w:semiHidden/>
     <w:unhideWhenUsed/>
   </w:style>
   <w:style w:type="table" w:default="1" w:styleId="TableNormal">
